--- a/docs/manual-acceptance-samples/LaTeXSnipper-Word-Native-OMML.docx
+++ b/docs/manual-acceptance-samples/LaTeXSnipper-Word-Native-OMML.docx
@@ -22,6 +22,38 @@
           <w:rFonts w:hint="eastAsia"/>
         </w:rPr>
       </w:pPr>
+      <w:r>
+        <w:rPr>
+          <w:rFonts w:hint="eastAsia"/>
+        </w:rPr>
+        <w:t>SCRATCH-1-LEFTSCRATCH-1-RIGHT</w:t>
+      </w:r>
+    </w:p>
+    <w:p>
+      <w:pPr>
+        <w:rPr>
+          <w:rFonts w:hint="eastAsia"/>
+        </w:rPr>
+      </w:pPr>
+      <w:r>
+        <w:rPr>
+          <w:rFonts w:hint="eastAsia"/>
+        </w:rPr>
+        <w:t>SCRATCH-20-LEFTSCRATCH-20-RIGHT</w:t>
+      </w:r>
+    </w:p>
+    <w:p>
+      <w:pPr>
+        <w:rPr>
+          <w:rFonts w:hint="eastAsia"/>
+        </w:rPr>
+      </w:pPr>
+      <w:r>
+        <w:rPr>
+          <w:rFonts w:hint="eastAsia"/>
+        </w:rPr>
+        <w:t>SCRATCH-100-LEFTSCRATCH-100-RIGHT</w:t>
+      </w:r>
     </w:p>
     <w:sdt>
       <w:sdtPr>
@@ -30,19 +62,14 @@
           <w:i/>
         </w:rPr>
         <w:alias w:val="LaTeXSnipper Formula"/>
-        <w:tag w:val="latexsnipper:formula:b909c250b93648539155b1606c454da1"/>
-        <w:id w:val="940805090"/>
+        <w:tag w:val="latexsnipper:formula:5ef0e3f6bb3f450d97325092f196df35"/>
+        <w:id w:val="-2026548906"/>
         <w:placeholder>
           <w:docPart w:val="DefaultPlaceholder_-1854013440"/>
         </w:placeholder>
       </w:sdtPr>
       <w:sdtContent>
         <w:p>
-          <w:pPr>
-            <w:rPr>
-              <w:rFonts w:hint="eastAsia"/>
-            </w:rPr>
-          </w:pPr>
           <m:oMathPara>
             <m:oMath>
               <m:nary>
@@ -85,18 +112,11 @@
         </w:p>
       </w:sdtContent>
     </w:sdt>
-    <w:p>
-      <w:pPr>
-        <w:rPr>
-          <w:rFonts w:hint="eastAsia"/>
-        </w:rPr>
-      </w:pPr>
-    </w:p>
     <w:sdt>
       <w:sdtPr>
         <w:alias w:val="LaTeXSnipper Formula"/>
-        <w:tag w:val="latexsnipper:formula:5ecdc543c7544e1aaa279d974af4189a"/>
-        <w:id w:val="-1082216379"/>
+        <w:tag w:val="latexsnipper:formula:544d3641aa6f4a568137710c37d48ca5"/>
+        <w:id w:val="1028679260"/>
       </w:sdtPr>
       <w:sdtContent>
         <w:p>
@@ -159,7 +179,7 @@
           <w:left w:w="0" w:type="dxa"/>
           <w:right w:w="0" w:type="dxa"/>
         </w:tblCellMar>
-        <w:tblLook w:val="04A0" w:firstRow="1" w:lastRow="0" w:firstColumn="1" w:lastColumn="0" w:noHBand="0" w:noVBand="1"/>
+        <w:tblLook w:val="0000" w:firstRow="0" w:lastRow="0" w:firstColumn="0" w:lastColumn="0" w:noHBand="0" w:noVBand="0"/>
       </w:tblPr>
       <w:tblGrid>
         <w:gridCol w:w="955"/>
@@ -169,8 +189,8 @@
       <w:sdt>
         <w:sdtPr>
           <w:alias w:val="LaTeXSnipper Numbered Formula"/>
-          <w:tag w:val="latexsnipper:formula:93b381b9d1054a05808fd188ad1171c9"/>
-          <w:id w:val="-472756918"/>
+          <w:tag w:val="latexsnipper:formula:d785bb1868e3404b83fa3618a33985c6"/>
+          <w:id w:val="1160037960"/>
         </w:sdtPr>
         <w:sdtContent>
           <w:tr>
@@ -259,7 +279,7 @@
                     <w:rFonts w:hint="eastAsia"/>
                   </w:rPr>
                 </w:pPr>
-                <w:bookmarkStart w:id="0" w:name="LSNEq_93b381b9d1054a05808fd188ad1171c9"/>
+                <w:bookmarkStart w:id="0" w:name="LSNEq_d785bb1868e3404b83fa3618a33985c6"/>
                 <w:r>
                   <w:t>(</w:t>
                 </w:r>
@@ -300,8 +320,8 @@
           <w:i/>
         </w:rPr>
         <w:alias w:val="LaTeXSnipper Formula"/>
-        <w:tag w:val="latexsnipper:formula:2fd0727df29d411db79967ac4346fa45"/>
-        <w:id w:val="190039295"/>
+        <w:tag w:val="latexsnipper:formula:73d1b6f2c322439489d8faed1c72f835"/>
+        <w:id w:val="-1695061877"/>
         <w:placeholder>
           <w:docPart w:val="DefaultPlaceholder_-1854013440"/>
         </w:placeholder>
@@ -356,18 +376,11 @@
         </w:p>
       </w:sdtContent>
     </w:sdt>
-    <w:p>
-      <w:pPr>
-        <w:rPr>
-          <w:rFonts w:hint="eastAsia"/>
-        </w:rPr>
-      </w:pPr>
-    </w:p>
     <w:sdt>
       <w:sdtPr>
         <w:alias w:val="LaTeXSnipper Formula"/>
-        <w:tag w:val="latexsnipper:formula:a26c33046f024694bc3b4f02aca24500"/>
-        <w:id w:val="892084585"/>
+        <w:tag w:val="latexsnipper:formula:ddcb51cb377743cdb2be9a63bae0fa29"/>
+        <w:id w:val="1263340858"/>
       </w:sdtPr>
       <w:sdtContent>
         <w:p>
@@ -436,7 +449,7 @@
           <w:left w:w="0" w:type="dxa"/>
           <w:right w:w="0" w:type="dxa"/>
         </w:tblCellMar>
-        <w:tblLook w:val="0000" w:firstRow="0" w:lastRow="0" w:firstColumn="0" w:lastColumn="0" w:noHBand="0" w:noVBand="0"/>
+        <w:tblLook w:val="04A0" w:firstRow="1" w:lastRow="0" w:firstColumn="1" w:lastColumn="0" w:noHBand="0" w:noVBand="1"/>
       </w:tblPr>
       <w:tblGrid>
         <w:gridCol w:w="955"/>
@@ -446,8 +459,8 @@
       <w:sdt>
         <w:sdtPr>
           <w:alias w:val="LaTeXSnipper Numbered Formula"/>
-          <w:tag w:val="latexsnipper:formula:50c590d4ad3f420ba418cf9666387400"/>
-          <w:id w:val="-1676179272"/>
+          <w:tag w:val="latexsnipper:formula:eb81cb41d7f046389b376d512256182d"/>
+          <w:id w:val="1913113161"/>
         </w:sdtPr>
         <w:sdtContent>
           <w:tr>
@@ -542,7 +555,7 @@
                     <w:rFonts w:hint="eastAsia"/>
                   </w:rPr>
                 </w:pPr>
-                <w:bookmarkStart w:id="1" w:name="LSNEq_50c590d4ad3f420ba418cf9666387400"/>
+                <w:bookmarkStart w:id="1" w:name="LSNEq_eb81cb41d7f046389b376d512256182d"/>
                 <w:r>
                   <w:t>(</w:t>
                 </w:r>
@@ -583,8 +596,8 @@
           <w:i/>
         </w:rPr>
         <w:alias w:val="LaTeXSnipper Formula"/>
-        <w:tag w:val="latexsnipper:formula:95335aefaa5d4de4b785760a1b3e94e8"/>
-        <w:id w:val="-1162995514"/>
+        <w:tag w:val="latexsnipper:formula:56fe055f598f4645ab8ebdb05398bd0d"/>
+        <w:id w:val="-1700084899"/>
         <w:placeholder>
           <w:docPart w:val="DefaultPlaceholder_-1854013440"/>
         </w:placeholder>
@@ -683,18 +696,11 @@
         </w:p>
       </w:sdtContent>
     </w:sdt>
-    <w:p>
-      <w:pPr>
-        <w:rPr>
-          <w:rFonts w:hint="eastAsia"/>
-        </w:rPr>
-      </w:pPr>
-    </w:p>
     <w:sdt>
       <w:sdtPr>
         <w:alias w:val="LaTeXSnipper Formula"/>
-        <w:tag w:val="latexsnipper:formula:bdd9d3c6046c4e428d61139565da9093"/>
-        <w:id w:val="1718170301"/>
+        <w:tag w:val="latexsnipper:formula:c8213e38b03644c48f6dde8199160de6"/>
+        <w:id w:val="1548337039"/>
       </w:sdtPr>
       <w:sdtContent>
         <w:p>
@@ -817,8 +823,8 @@
       <w:sdt>
         <w:sdtPr>
           <w:alias w:val="LaTeXSnipper Numbered Formula"/>
-          <w:tag w:val="latexsnipper:formula:725b6659aabb44bda2df2eb03f7f5154"/>
-          <w:id w:val="-1023938729"/>
+          <w:tag w:val="latexsnipper:formula:df0dd596961b441fb28d372b02853126"/>
+          <w:id w:val="332886031"/>
         </w:sdtPr>
         <w:sdtContent>
           <w:tr>
@@ -957,7 +963,7 @@
                     <w:rFonts w:hint="eastAsia"/>
                   </w:rPr>
                 </w:pPr>
-                <w:bookmarkStart w:id="2" w:name="LSNEq_725b6659aabb44bda2df2eb03f7f5154"/>
+                <w:bookmarkStart w:id="2" w:name="LSNEq_df0dd596961b441fb28d372b02853126"/>
                 <w:r>
                   <w:t>(</w:t>
                 </w:r>
@@ -998,8 +1004,8 @@
           <w:i/>
         </w:rPr>
         <w:alias w:val="LaTeXSnipper Formula"/>
-        <w:tag w:val="latexsnipper:formula:034260d6572041a08f2d5855a92ae558"/>
-        <w:id w:val="-1909446106"/>
+        <w:tag w:val="latexsnipper:formula:e04a5b5730b04b628c25fb85c00700dd"/>
+        <w:id w:val="387076788"/>
         <w:placeholder>
           <w:docPart w:val="DefaultPlaceholder_-1854013440"/>
         </w:placeholder>
@@ -1043,18 +1049,11 @@
         </w:p>
       </w:sdtContent>
     </w:sdt>
-    <w:p>
-      <w:pPr>
-        <w:rPr>
-          <w:rFonts w:hint="eastAsia"/>
-        </w:rPr>
-      </w:pPr>
-    </w:p>
     <w:sdt>
       <w:sdtPr>
         <w:alias w:val="LaTeXSnipper Formula"/>
-        <w:tag w:val="latexsnipper:formula:df0040c98a6942528a0b00f642ec603c"/>
-        <w:id w:val="-911002221"/>
+        <w:tag w:val="latexsnipper:formula:aafec781ec434ed1be71de49952d5e83"/>
+        <w:id w:val="-50082946"/>
       </w:sdtPr>
       <w:sdtContent>
         <w:p>
@@ -1122,8 +1121,8 @@
       <w:sdt>
         <w:sdtPr>
           <w:alias w:val="LaTeXSnipper Numbered Formula"/>
-          <w:tag w:val="latexsnipper:formula:3ca165cfe93448aca6c2fbda870b6502"/>
-          <w:id w:val="-402605076"/>
+          <w:tag w:val="latexsnipper:formula:780d27a1395c4b9286a4e749c5638379"/>
+          <w:id w:val="-1311016135"/>
         </w:sdtPr>
         <w:sdtContent>
           <w:tr>
@@ -1207,7 +1206,7 @@
                     <w:rFonts w:hint="eastAsia"/>
                   </w:rPr>
                 </w:pPr>
-                <w:bookmarkStart w:id="3" w:name="LSNEq_3ca165cfe93448aca6c2fbda870b6502"/>
+                <w:bookmarkStart w:id="3" w:name="LSNEq_780d27a1395c4b9286a4e749c5638379"/>
                 <w:r>
                   <w:t>(</w:t>
                 </w:r>
@@ -1248,8 +1247,8 @@
           <w:i/>
         </w:rPr>
         <w:alias w:val="LaTeXSnipper Formula"/>
-        <w:tag w:val="latexsnipper:formula:99bb8d5bc89d4edd9b9ec41cb1fd19cb"/>
-        <w:id w:val="-1933886739"/>
+        <w:tag w:val="latexsnipper:formula:3132ff4391c0407087e0b956395b879e"/>
+        <w:id w:val="1418213887"/>
         <w:placeholder>
           <w:docPart w:val="DefaultPlaceholder_-1854013440"/>
         </w:placeholder>
@@ -1318,18 +1317,11 @@
         </w:p>
       </w:sdtContent>
     </w:sdt>
-    <w:p>
-      <w:pPr>
-        <w:rPr>
-          <w:rFonts w:hint="eastAsia"/>
-        </w:rPr>
-      </w:pPr>
-    </w:p>
     <w:sdt>
       <w:sdtPr>
         <w:alias w:val="LaTeXSnipper Formula"/>
-        <w:tag w:val="latexsnipper:formula:134cba1fc286432f9a3edd37babacc97"/>
-        <w:id w:val="1211842767"/>
+        <w:tag w:val="latexsnipper:formula:2f9ef7c8abd54b2bb2aeba62479efd3a"/>
+        <w:id w:val="677321511"/>
       </w:sdtPr>
       <w:sdtContent>
         <w:p>
@@ -1422,8 +1414,8 @@
       <w:sdt>
         <w:sdtPr>
           <w:alias w:val="LaTeXSnipper Numbered Formula"/>
-          <w:tag w:val="latexsnipper:formula:f0fd2a6d3a0b4fd18319e3e3902fbf71"/>
-          <w:id w:val="-937906921"/>
+          <w:tag w:val="latexsnipper:formula:4393abdc5b524aeaab762a4e02791620"/>
+          <w:id w:val="1462608893"/>
         </w:sdtPr>
         <w:sdtContent>
           <w:tr>
@@ -1532,7 +1524,7 @@
                     <w:rFonts w:hint="eastAsia"/>
                   </w:rPr>
                 </w:pPr>
-                <w:bookmarkStart w:id="4" w:name="LSNEq_f0fd2a6d3a0b4fd18319e3e3902fbf71"/>
+                <w:bookmarkStart w:id="4" w:name="LSNEq_4393abdc5b524aeaab762a4e02791620"/>
                 <w:r>
                   <w:t>(</w:t>
                 </w:r>
@@ -1573,8 +1565,8 @@
           <w:i/>
         </w:rPr>
         <w:alias w:val="LaTeXSnipper Formula"/>
-        <w:tag w:val="latexsnipper:formula:c16e2d7e012343849131b79840231da8"/>
-        <w:id w:val="-1306308602"/>
+        <w:tag w:val="latexsnipper:formula:45c570b7aa404711881b133372a40f45"/>
+        <w:id w:val="-1941668588"/>
         <w:placeholder>
           <w:docPart w:val="DefaultPlaceholder_-1854013440"/>
         </w:placeholder>
@@ -1624,18 +1616,11 @@
         </w:p>
       </w:sdtContent>
     </w:sdt>
-    <w:p>
-      <w:pPr>
-        <w:rPr>
-          <w:rFonts w:hint="eastAsia"/>
-        </w:rPr>
-      </w:pPr>
-    </w:p>
     <w:sdt>
       <w:sdtPr>
         <w:alias w:val="LaTeXSnipper Formula"/>
-        <w:tag w:val="latexsnipper:formula:d1f804b5fdb54cc4919ebd8e8b6bd39c"/>
-        <w:id w:val="60145980"/>
+        <w:tag w:val="latexsnipper:formula:97d537e0412f40c881accd0b92071306"/>
+        <w:id w:val="-708653057"/>
       </w:sdtPr>
       <w:sdtContent>
         <w:p>
@@ -1709,8 +1694,8 @@
       <w:sdt>
         <w:sdtPr>
           <w:alias w:val="LaTeXSnipper Numbered Formula"/>
-          <w:tag w:val="latexsnipper:formula:d44bb5a6240449f896b02e8ac966d0c6"/>
-          <w:id w:val="1755401185"/>
+          <w:tag w:val="latexsnipper:formula:25f1df93f5d342aa93ede09856d8998d"/>
+          <w:id w:val="1753779216"/>
         </w:sdtPr>
         <w:sdtContent>
           <w:tr>
@@ -1800,7 +1785,7 @@
                     <w:rFonts w:hint="eastAsia"/>
                   </w:rPr>
                 </w:pPr>
-                <w:bookmarkStart w:id="5" w:name="LSNEq_d44bb5a6240449f896b02e8ac966d0c6"/>
+                <w:bookmarkStart w:id="5" w:name="LSNEq_25f1df93f5d342aa93ede09856d8998d"/>
                 <w:r>
                   <w:t>(</w:t>
                 </w:r>
@@ -1841,8 +1826,8 @@
           <w:i/>
         </w:rPr>
         <w:alias w:val="LaTeXSnipper Formula"/>
-        <w:tag w:val="latexsnipper:formula:c098dcb4e9304599a6c06a038f2e339b"/>
-        <w:id w:val="-196319986"/>
+        <w:tag w:val="latexsnipper:formula:a81d04f131b447c5a6445cfa56c4ad7a"/>
+        <w:id w:val="254328214"/>
         <w:placeholder>
           <w:docPart w:val="DefaultPlaceholder_-1854013440"/>
         </w:placeholder>
@@ -1920,18 +1905,11 @@
         </w:p>
       </w:sdtContent>
     </w:sdt>
-    <w:p>
-      <w:pPr>
-        <w:rPr>
-          <w:rFonts w:hint="eastAsia"/>
-        </w:rPr>
-      </w:pPr>
-    </w:p>
     <w:sdt>
       <w:sdtPr>
         <w:alias w:val="LaTeXSnipper Formula"/>
-        <w:tag w:val="latexsnipper:formula:608efa9e7f494deab8272b7ecf1a6f42"/>
-        <w:id w:val="742688999"/>
+        <w:tag w:val="latexsnipper:formula:1086e7a32645433d80645047af78dfe0"/>
+        <w:id w:val="213781787"/>
       </w:sdtPr>
       <w:sdtContent>
         <w:p>
@@ -2033,8 +2011,8 @@
       <w:sdt>
         <w:sdtPr>
           <w:alias w:val="LaTeXSnipper Numbered Formula"/>
-          <w:tag w:val="latexsnipper:formula:f4b68bfb5d69404282cf225ccf9f455f"/>
-          <w:id w:val="1159498569"/>
+          <w:tag w:val="latexsnipper:formula:3e585de4c9ef4e35b2187b224255a82c"/>
+          <w:id w:val="1830096887"/>
         </w:sdtPr>
         <w:sdtContent>
           <w:tr>
@@ -2152,7 +2130,7 @@
                     <w:rFonts w:hint="eastAsia"/>
                   </w:rPr>
                 </w:pPr>
-                <w:bookmarkStart w:id="6" w:name="LSNEq_f4b68bfb5d69404282cf225ccf9f455f"/>
+                <w:bookmarkStart w:id="6" w:name="LSNEq_3e585de4c9ef4e35b2187b224255a82c"/>
                 <w:r>
                   <w:t>(</w:t>
                 </w:r>
@@ -2193,8 +2171,8 @@
           <w:i/>
         </w:rPr>
         <w:alias w:val="LaTeXSnipper Formula"/>
-        <w:tag w:val="latexsnipper:formula:5be1a4cd7b704250bb966968a4ca5113"/>
-        <w:id w:val="1646860315"/>
+        <w:tag w:val="latexsnipper:formula:61a0162d1309435bb24e2b98f5fd90ba"/>
+        <w:id w:val="-1124303984"/>
         <w:placeholder>
           <w:docPart w:val="DefaultPlaceholder_-1854013440"/>
         </w:placeholder>
@@ -2274,18 +2252,11 @@
         </w:p>
       </w:sdtContent>
     </w:sdt>
-    <w:p>
-      <w:pPr>
-        <w:rPr>
-          <w:rFonts w:hint="eastAsia"/>
-        </w:rPr>
-      </w:pPr>
-    </w:p>
     <w:sdt>
       <w:sdtPr>
         <w:alias w:val="LaTeXSnipper Formula"/>
-        <w:tag w:val="latexsnipper:formula:a026a100a3ed41a798ccf1d568b8c1f9"/>
-        <w:id w:val="394093360"/>
+        <w:tag w:val="latexsnipper:formula:ae541703c2454f1f93c51592ce0566b2"/>
+        <w:id w:val="-1717425540"/>
       </w:sdtPr>
       <w:sdtContent>
         <w:p>
@@ -2379,7 +2350,7 @@
           <w:left w:w="0" w:type="dxa"/>
           <w:right w:w="0" w:type="dxa"/>
         </w:tblCellMar>
-        <w:tblLook w:val="04A0" w:firstRow="1" w:lastRow="0" w:firstColumn="1" w:lastColumn="0" w:noHBand="0" w:noVBand="1"/>
+        <w:tblLook w:val="0000" w:firstRow="0" w:lastRow="0" w:firstColumn="0" w:lastColumn="0" w:noHBand="0" w:noVBand="0"/>
       </w:tblPr>
       <w:tblGrid>
         <w:gridCol w:w="955"/>
@@ -2389,8 +2360,8 @@
       <w:sdt>
         <w:sdtPr>
           <w:alias w:val="LaTeXSnipper Numbered Formula"/>
-          <w:tag w:val="latexsnipper:formula:656833f7ce84415f8309b444fb367239"/>
-          <w:id w:val="1530443887"/>
+          <w:tag w:val="latexsnipper:formula:026095ec8c634601b8ca6a1d9f2e6822"/>
+          <w:id w:val="1897462117"/>
         </w:sdtPr>
         <w:sdtContent>
           <w:tr>
@@ -2510,7 +2481,7 @@
                     <w:rFonts w:hint="eastAsia"/>
                   </w:rPr>
                 </w:pPr>
-                <w:bookmarkStart w:id="7" w:name="LSNEq_656833f7ce84415f8309b444fb367239"/>
+                <w:bookmarkStart w:id="7" w:name="LSNEq_026095ec8c634601b8ca6a1d9f2e6822"/>
                 <w:r>
                   <w:t>(</w:t>
                 </w:r>
@@ -2551,8 +2522,8 @@
           <w:i/>
         </w:rPr>
         <w:alias w:val="LaTeXSnipper Formula"/>
-        <w:tag w:val="latexsnipper:formula:62c68d90b4594298a7ce1af2dee61c39"/>
-        <w:id w:val="134384521"/>
+        <w:tag w:val="latexsnipper:formula:71212ab2f8d14088880d31dfcb4aca57"/>
+        <w:id w:val="2030597352"/>
         <w:placeholder>
           <w:docPart w:val="DefaultPlaceholder_-1854013440"/>
         </w:placeholder>
@@ -2607,18 +2578,11 @@
         </w:p>
       </w:sdtContent>
     </w:sdt>
-    <w:p>
-      <w:pPr>
-        <w:rPr>
-          <w:rFonts w:hint="eastAsia"/>
-        </w:rPr>
-      </w:pPr>
-    </w:p>
     <w:sdt>
       <w:sdtPr>
         <w:alias w:val="LaTeXSnipper Formula"/>
-        <w:tag w:val="latexsnipper:formula:a12e760a1bbd43fb905e96dc137eafc7"/>
-        <w:id w:val="1018197638"/>
+        <w:tag w:val="latexsnipper:formula:9b622d8fef05494086ef3d18bf19e855"/>
+        <w:id w:val="-1378772511"/>
       </w:sdtPr>
       <w:sdtContent>
         <w:p>
@@ -2687,7 +2651,7 @@
           <w:left w:w="0" w:type="dxa"/>
           <w:right w:w="0" w:type="dxa"/>
         </w:tblCellMar>
-        <w:tblLook w:val="04A0" w:firstRow="1" w:lastRow="0" w:firstColumn="1" w:lastColumn="0" w:noHBand="0" w:noVBand="1"/>
+        <w:tblLook w:val="0000" w:firstRow="0" w:lastRow="0" w:firstColumn="0" w:lastColumn="0" w:noHBand="0" w:noVBand="0"/>
       </w:tblPr>
       <w:tblGrid>
         <w:gridCol w:w="955"/>
@@ -2697,8 +2661,8 @@
       <w:sdt>
         <w:sdtPr>
           <w:alias w:val="LaTeXSnipper Numbered Formula"/>
-          <w:tag w:val="latexsnipper:formula:c05763c2597449e99c72112155c8c0d7"/>
-          <w:id w:val="586347406"/>
+          <w:tag w:val="latexsnipper:formula:c6a38b3edfe64993b69c9c1b8251d034"/>
+          <w:id w:val="-325667331"/>
         </w:sdtPr>
         <w:sdtContent>
           <w:tr>
@@ -2793,7 +2757,7 @@
                     <w:rFonts w:hint="eastAsia"/>
                   </w:rPr>
                 </w:pPr>
-                <w:bookmarkStart w:id="8" w:name="LSNEq_c05763c2597449e99c72112155c8c0d7"/>
+                <w:bookmarkStart w:id="8" w:name="LSNEq_c6a38b3edfe64993b69c9c1b8251d034"/>
                 <w:r>
                   <w:t>(</w:t>
                 </w:r>
@@ -2834,8 +2798,8 @@
           <w:i/>
         </w:rPr>
         <w:alias w:val="LaTeXSnipper Formula"/>
-        <w:tag w:val="latexsnipper:formula:83ca70302e744f57b79c79dc4c892ee1"/>
-        <w:id w:val="-1309477516"/>
+        <w:tag w:val="latexsnipper:formula:56a616ce27e641bda5997bf066a04965"/>
+        <w:id w:val="-1380162782"/>
         <w:placeholder>
           <w:docPart w:val="DefaultPlaceholder_-1854013440"/>
         </w:placeholder>
@@ -2942,18 +2906,11 @@
         </w:p>
       </w:sdtContent>
     </w:sdt>
-    <w:p>
-      <w:pPr>
-        <w:rPr>
-          <w:rFonts w:hint="eastAsia"/>
-        </w:rPr>
-      </w:pPr>
-    </w:p>
     <w:sdt>
       <w:sdtPr>
         <w:alias w:val="LaTeXSnipper Formula"/>
-        <w:tag w:val="latexsnipper:formula:5c4335c4514f46c8a4d329997f0ad9b1"/>
-        <w:id w:val="-99500362"/>
+        <w:tag w:val="latexsnipper:formula:2196396281d64fc595daba8aac5ff58c"/>
+        <w:id w:val="1267663825"/>
       </w:sdtPr>
       <w:sdtContent>
         <w:p>
@@ -3074,7 +3031,7 @@
           <w:left w:w="0" w:type="dxa"/>
           <w:right w:w="0" w:type="dxa"/>
         </w:tblCellMar>
-        <w:tblLook w:val="0000" w:firstRow="0" w:lastRow="0" w:firstColumn="0" w:lastColumn="0" w:noHBand="0" w:noVBand="0"/>
+        <w:tblLook w:val="04A0" w:firstRow="1" w:lastRow="0" w:firstColumn="1" w:lastColumn="0" w:noHBand="0" w:noVBand="1"/>
       </w:tblPr>
       <w:tblGrid>
         <w:gridCol w:w="955"/>
@@ -3084,8 +3041,8 @@
       <w:sdt>
         <w:sdtPr>
           <w:alias w:val="LaTeXSnipper Numbered Formula"/>
-          <w:tag w:val="latexsnipper:formula:c5fa301d5a7142a39269bebb75b30385"/>
-          <w:id w:val="-417170025"/>
+          <w:tag w:val="latexsnipper:formula:379d9715e5b0431283d504dd6808688c"/>
+          <w:id w:val="1947190855"/>
         </w:sdtPr>
         <w:sdtContent>
           <w:tr>
@@ -3232,7 +3189,7 @@
                     <w:rFonts w:hint="eastAsia"/>
                   </w:rPr>
                 </w:pPr>
-                <w:bookmarkStart w:id="9" w:name="LSNEq_c5fa301d5a7142a39269bebb75b30385"/>
+                <w:bookmarkStart w:id="9" w:name="LSNEq_379d9715e5b0431283d504dd6808688c"/>
                 <w:r>
                   <w:t>(</w:t>
                 </w:r>
@@ -3273,8 +3230,8 @@
           <w:i/>
         </w:rPr>
         <w:alias w:val="LaTeXSnipper Formula"/>
-        <w:tag w:val="latexsnipper:formula:2b61ee52a2524de0bf934a62d78c9381"/>
-        <w:id w:val="1674605669"/>
+        <w:tag w:val="latexsnipper:formula:2ebbbb9bf90e4204bff89627d99ae1eb"/>
+        <w:id w:val="-1860735145"/>
         <w:placeholder>
           <w:docPart w:val="DefaultPlaceholder_-1854013440"/>
         </w:placeholder>
@@ -3347,18 +3304,11 @@
         </w:p>
       </w:sdtContent>
     </w:sdt>
-    <w:p>
-      <w:pPr>
-        <w:rPr>
-          <w:rFonts w:hint="eastAsia"/>
-        </w:rPr>
-      </w:pPr>
-    </w:p>
     <w:sdt>
       <w:sdtPr>
         <w:alias w:val="LaTeXSnipper Formula"/>
-        <w:tag w:val="latexsnipper:formula:42e42fa36c224aa08600d56976968185"/>
-        <w:id w:val="-1732534077"/>
+        <w:tag w:val="latexsnipper:formula:8a09a694b8dd49ec87c57b46afa94ab2"/>
+        <w:id w:val="378678302"/>
       </w:sdtPr>
       <w:sdtContent>
         <w:p>
@@ -3445,7 +3395,7 @@
           <w:left w:w="0" w:type="dxa"/>
           <w:right w:w="0" w:type="dxa"/>
         </w:tblCellMar>
-        <w:tblLook w:val="04A0" w:firstRow="1" w:lastRow="0" w:firstColumn="1" w:lastColumn="0" w:noHBand="0" w:noVBand="1"/>
+        <w:tblLook w:val="0000" w:firstRow="0" w:lastRow="0" w:firstColumn="0" w:lastColumn="0" w:noHBand="0" w:noVBand="0"/>
       </w:tblPr>
       <w:tblGrid>
         <w:gridCol w:w="955"/>
@@ -3455,8 +3405,8 @@
       <w:sdt>
         <w:sdtPr>
           <w:alias w:val="LaTeXSnipper Numbered Formula"/>
-          <w:tag w:val="latexsnipper:formula:682d683c8ccf49c2a125bcefb1bb96ac"/>
-          <w:id w:val="-232856198"/>
+          <w:tag w:val="latexsnipper:formula:f3261ab4e39a446eade8289252e8943c"/>
+          <w:id w:val="1428388156"/>
         </w:sdtPr>
         <w:sdtContent>
           <w:tr>
@@ -3569,7 +3519,7 @@
                     <w:rFonts w:hint="eastAsia"/>
                   </w:rPr>
                 </w:pPr>
-                <w:bookmarkStart w:id="10" w:name="LSNEq_682d683c8ccf49c2a125bcefb1bb96ac"/>
+                <w:bookmarkStart w:id="10" w:name="LSNEq_f3261ab4e39a446eade8289252e8943c"/>
                 <w:r>
                   <w:t>(</w:t>
                 </w:r>
@@ -3610,8 +3560,8 @@
           <w:i/>
         </w:rPr>
         <w:alias w:val="LaTeXSnipper Formula"/>
-        <w:tag w:val="latexsnipper:formula:127e0e8d423d46cfa5b281e84455ca0f"/>
-        <w:id w:val="-1347089183"/>
+        <w:tag w:val="latexsnipper:formula:2f965aa47a214735996ebc8c215e67ce"/>
+        <w:id w:val="447202733"/>
         <w:placeholder>
           <w:docPart w:val="DefaultPlaceholder_-1854013440"/>
         </w:placeholder>
@@ -3662,18 +3612,11 @@
         </w:p>
       </w:sdtContent>
     </w:sdt>
-    <w:p>
-      <w:pPr>
-        <w:rPr>
-          <w:rFonts w:hint="eastAsia"/>
-        </w:rPr>
-      </w:pPr>
-    </w:p>
     <w:sdt>
       <w:sdtPr>
         <w:alias w:val="LaTeXSnipper Formula"/>
-        <w:tag w:val="latexsnipper:formula:b1323009c554460b8b984b67c82fc56c"/>
-        <w:id w:val="1653784935"/>
+        <w:tag w:val="latexsnipper:formula:2b3eb448912d4ad9a455e7b65ebf8281"/>
+        <w:id w:val="-333227131"/>
       </w:sdtPr>
       <w:sdtContent>
         <w:p>
@@ -3748,8 +3691,8 @@
       <w:sdt>
         <w:sdtPr>
           <w:alias w:val="LaTeXSnipper Numbered Formula"/>
-          <w:tag w:val="latexsnipper:formula:dfc08b96b6344f0e80afa5f4886cfcce"/>
-          <w:id w:val="1961841503"/>
+          <w:tag w:val="latexsnipper:formula:a3bb2cf4e66d49d3b0c9f8f64ec6e4ad"/>
+          <w:id w:val="2072002359"/>
         </w:sdtPr>
         <w:sdtContent>
           <w:tr>
@@ -3840,7 +3783,7 @@
                     <w:rFonts w:hint="eastAsia"/>
                   </w:rPr>
                 </w:pPr>
-                <w:bookmarkStart w:id="11" w:name="LSNEq_dfc08b96b6344f0e80afa5f4886cfcce"/>
+                <w:bookmarkStart w:id="11" w:name="LSNEq_a3bb2cf4e66d49d3b0c9f8f64ec6e4ad"/>
                 <w:r>
                   <w:t>(</w:t>
                 </w:r>
@@ -3881,8 +3824,8 @@
           <w:i/>
         </w:rPr>
         <w:alias w:val="LaTeXSnipper Formula"/>
-        <w:tag w:val="latexsnipper:formula:0c603fe69dbc4615b3313339d6eccece"/>
-        <w:id w:val="-1579277900"/>
+        <w:tag w:val="latexsnipper:formula:cfb4d8d240244ebbb3c70d8ee7eca8da"/>
+        <w:id w:val="18592364"/>
         <w:placeholder>
           <w:docPart w:val="DefaultPlaceholder_-1854013440"/>
         </w:placeholder>
@@ -3933,18 +3876,11 @@
         </w:p>
       </w:sdtContent>
     </w:sdt>
-    <w:p>
-      <w:pPr>
-        <w:rPr>
-          <w:rFonts w:hint="eastAsia"/>
-        </w:rPr>
-      </w:pPr>
-    </w:p>
     <w:sdt>
       <w:sdtPr>
         <w:alias w:val="LaTeXSnipper Formula"/>
-        <w:tag w:val="latexsnipper:formula:01da6122ebac43c6825adeab45137a3a"/>
-        <w:id w:val="1219011902"/>
+        <w:tag w:val="latexsnipper:formula:f8412c754eb74036b70dec719e1ce771"/>
+        <w:id w:val="1553580215"/>
       </w:sdtPr>
       <w:sdtContent>
         <w:p>
@@ -4009,7 +3945,7 @@
           <w:left w:w="0" w:type="dxa"/>
           <w:right w:w="0" w:type="dxa"/>
         </w:tblCellMar>
-        <w:tblLook w:val="0000" w:firstRow="0" w:lastRow="0" w:firstColumn="0" w:lastColumn="0" w:noHBand="0" w:noVBand="0"/>
+        <w:tblLook w:val="04A0" w:firstRow="1" w:lastRow="0" w:firstColumn="1" w:lastColumn="0" w:noHBand="0" w:noVBand="1"/>
       </w:tblPr>
       <w:tblGrid>
         <w:gridCol w:w="955"/>
@@ -4019,8 +3955,8 @@
       <w:sdt>
         <w:sdtPr>
           <w:alias w:val="LaTeXSnipper Numbered Formula"/>
-          <w:tag w:val="latexsnipper:formula:e03100b6f8a74c5bbb9d23dcf59e7f58"/>
-          <w:id w:val="-1295595103"/>
+          <w:tag w:val="latexsnipper:formula:f0a195460c3342a49808fb59f6aea0d2"/>
+          <w:id w:val="-908451491"/>
         </w:sdtPr>
         <w:sdtContent>
           <w:tr>
@@ -4111,7 +4047,7 @@
                     <w:rFonts w:hint="eastAsia"/>
                   </w:rPr>
                 </w:pPr>
-                <w:bookmarkStart w:id="12" w:name="LSNEq_e03100b6f8a74c5bbb9d23dcf59e7f58"/>
+                <w:bookmarkStart w:id="12" w:name="LSNEq_f0a195460c3342a49808fb59f6aea0d2"/>
                 <w:r>
                   <w:t>(</w:t>
                 </w:r>
@@ -4152,8 +4088,8 @@
           <w:i/>
         </w:rPr>
         <w:alias w:val="LaTeXSnipper Formula"/>
-        <w:tag w:val="latexsnipper:formula:0c0aa53467354c1cb1d1f4be5eafc265"/>
-        <w:id w:val="1106541073"/>
+        <w:tag w:val="latexsnipper:formula:7a69a8c8562144db85d3e07711428b5f"/>
+        <w:id w:val="-1992006423"/>
         <w:placeholder>
           <w:docPart w:val="DefaultPlaceholder_-1854013440"/>
         </w:placeholder>
@@ -4204,18 +4140,11 @@
         </w:p>
       </w:sdtContent>
     </w:sdt>
-    <w:p>
-      <w:pPr>
-        <w:rPr>
-          <w:rFonts w:hint="eastAsia"/>
-        </w:rPr>
-      </w:pPr>
-    </w:p>
     <w:sdt>
       <w:sdtPr>
         <w:alias w:val="LaTeXSnipper Formula"/>
-        <w:tag w:val="latexsnipper:formula:d4b53a39ab454d9081f0a7e51267885d"/>
-        <w:id w:val="-631326199"/>
+        <w:tag w:val="latexsnipper:formula:5fba328ac346417994d1ec3037f22ac9"/>
+        <w:id w:val="1591507019"/>
       </w:sdtPr>
       <w:sdtContent>
         <w:p>
@@ -4290,8 +4219,8 @@
       <w:sdt>
         <w:sdtPr>
           <w:alias w:val="LaTeXSnipper Numbered Formula"/>
-          <w:tag w:val="latexsnipper:formula:1bb221ada39a42c7a5ee7ed6e6f81eaa"/>
-          <w:id w:val="-119303503"/>
+          <w:tag w:val="latexsnipper:formula:94e527047a83460f9da5a96b11ef8b31"/>
+          <w:id w:val="-1859958625"/>
         </w:sdtPr>
         <w:sdtContent>
           <w:tr>
@@ -4382,7 +4311,7 @@
                     <w:rFonts w:hint="eastAsia"/>
                   </w:rPr>
                 </w:pPr>
-                <w:bookmarkStart w:id="13" w:name="LSNEq_1bb221ada39a42c7a5ee7ed6e6f81eaa"/>
+                <w:bookmarkStart w:id="13" w:name="LSNEq_94e527047a83460f9da5a96b11ef8b31"/>
                 <w:r>
                   <w:t>(</w:t>
                 </w:r>
@@ -4423,8 +4352,8 @@
           <w:i/>
         </w:rPr>
         <w:alias w:val="LaTeXSnipper Formula"/>
-        <w:tag w:val="latexsnipper:formula:4e491623c56344ff8b4af989ad3790bb"/>
-        <w:id w:val="1722247244"/>
+        <w:tag w:val="latexsnipper:formula:a92ee91bccea49b88411bb2b4faeed4d"/>
+        <w:id w:val="-1904053058"/>
         <w:placeholder>
           <w:docPart w:val="DefaultPlaceholder_-1854013440"/>
         </w:placeholder>
@@ -4520,18 +4449,11 @@
         </w:p>
       </w:sdtContent>
     </w:sdt>
-    <w:p>
-      <w:pPr>
-        <w:rPr>
-          <w:rFonts w:hint="eastAsia"/>
-        </w:rPr>
-      </w:pPr>
-    </w:p>
     <w:sdt>
       <w:sdtPr>
         <w:alias w:val="LaTeXSnipper Formula"/>
-        <w:tag w:val="latexsnipper:formula:7a182963d36d41a795e78050ef5d2085"/>
-        <w:id w:val="483671125"/>
+        <w:tag w:val="latexsnipper:formula:3a73157dd6ee4fc2a267da0bef0d104f"/>
+        <w:id w:val="-1464497154"/>
       </w:sdtPr>
       <w:sdtContent>
         <w:p>
@@ -4651,8 +4573,8 @@
       <w:sdt>
         <w:sdtPr>
           <w:alias w:val="LaTeXSnipper Numbered Formula"/>
-          <w:tag w:val="latexsnipper:formula:0032e4b3a4a04f3c809c4eabb3905751"/>
-          <w:id w:val="2008468603"/>
+          <w:tag w:val="latexsnipper:formula:f0732b91ec7c45b9a97e86898975df52"/>
+          <w:id w:val="-1738928921"/>
         </w:sdtPr>
         <w:sdtContent>
           <w:tr>
@@ -4788,7 +4710,7 @@
                     <w:rFonts w:hint="eastAsia"/>
                   </w:rPr>
                 </w:pPr>
-                <w:bookmarkStart w:id="14" w:name="LSNEq_0032e4b3a4a04f3c809c4eabb3905751"/>
+                <w:bookmarkStart w:id="14" w:name="LSNEq_f0732b91ec7c45b9a97e86898975df52"/>
                 <w:r>
                   <w:t>(</w:t>
                 </w:r>
@@ -4829,8 +4751,8 @@
           <w:i/>
         </w:rPr>
         <w:alias w:val="LaTeXSnipper Formula"/>
-        <w:tag w:val="latexsnipper:formula:1d9ab1b321fd4b9a9f79bf7556cc8c5e"/>
-        <w:id w:val="242379342"/>
+        <w:tag w:val="latexsnipper:formula:a809e4e1e9d94efe996a599426ee3d12"/>
+        <w:id w:val="-1105257997"/>
         <w:placeholder>
           <w:docPart w:val="DefaultPlaceholder_-1854013440"/>
         </w:placeholder>
@@ -4927,18 +4849,11 @@
         </w:p>
       </w:sdtContent>
     </w:sdt>
-    <w:p>
-      <w:pPr>
-        <w:rPr>
-          <w:rFonts w:hint="eastAsia"/>
-        </w:rPr>
-      </w:pPr>
-    </w:p>
     <w:sdt>
       <w:sdtPr>
         <w:alias w:val="LaTeXSnipper Formula"/>
-        <w:tag w:val="latexsnipper:formula:2532c42f18ce4fff94163d0a5cb9dd74"/>
-        <w:id w:val="1216313340"/>
+        <w:tag w:val="latexsnipper:formula:54e1e10fed7043bb8fc3013a6342b55a"/>
+        <w:id w:val="963770160"/>
       </w:sdtPr>
       <w:sdtContent>
         <w:p>
@@ -5049,7 +4964,7 @@
           <w:left w:w="0" w:type="dxa"/>
           <w:right w:w="0" w:type="dxa"/>
         </w:tblCellMar>
-        <w:tblLook w:val="04A0" w:firstRow="1" w:lastRow="0" w:firstColumn="1" w:lastColumn="0" w:noHBand="0" w:noVBand="1"/>
+        <w:tblLook w:val="0000" w:firstRow="0" w:lastRow="0" w:firstColumn="0" w:lastColumn="0" w:noHBand="0" w:noVBand="0"/>
       </w:tblPr>
       <w:tblGrid>
         <w:gridCol w:w="955"/>
@@ -5059,8 +4974,8 @@
       <w:sdt>
         <w:sdtPr>
           <w:alias w:val="LaTeXSnipper Numbered Formula"/>
-          <w:tag w:val="latexsnipper:formula:211726883cb44ea1b1ae1478793d959b"/>
-          <w:id w:val="1508089421"/>
+          <w:tag w:val="latexsnipper:formula:559a53ff2776443c9f6fcb1f7665e817"/>
+          <w:id w:val="-668871569"/>
         </w:sdtPr>
         <w:sdtContent>
           <w:tr>
@@ -5197,7 +5112,7 @@
                     <w:rFonts w:hint="eastAsia"/>
                   </w:rPr>
                 </w:pPr>
-                <w:bookmarkStart w:id="15" w:name="LSNEq_211726883cb44ea1b1ae1478793d959b"/>
+                <w:bookmarkStart w:id="15" w:name="LSNEq_559a53ff2776443c9f6fcb1f7665e817"/>
                 <w:r>
                   <w:t>(</w:t>
                 </w:r>
@@ -5238,8 +5153,8 @@
           <w:i/>
         </w:rPr>
         <w:alias w:val="LaTeXSnipper Formula"/>
-        <w:tag w:val="latexsnipper:formula:6fca6e8b73394b5b8b734e75ceb2d364"/>
-        <w:id w:val="1179844492"/>
+        <w:tag w:val="latexsnipper:formula:da09d50f9cb7437298b6e881bbd92ad9"/>
+        <w:id w:val="1439557464"/>
         <w:placeholder>
           <w:docPart w:val="DefaultPlaceholder_-1854013440"/>
         </w:placeholder>
@@ -5344,18 +5259,11 @@
         </w:p>
       </w:sdtContent>
     </w:sdt>
-    <w:p>
-      <w:pPr>
-        <w:rPr>
-          <w:rFonts w:hint="eastAsia"/>
-        </w:rPr>
-      </w:pPr>
-    </w:p>
     <w:sdt>
       <w:sdtPr>
         <w:alias w:val="LaTeXSnipper Formula"/>
-        <w:tag w:val="latexsnipper:formula:a5ffd59c07474dd2b4899135b548650f"/>
-        <w:id w:val="384379770"/>
+        <w:tag w:val="latexsnipper:formula:35c3d935b0c242b5b9d925477f20bdb3"/>
+        <w:id w:val="1666284779"/>
       </w:sdtPr>
       <w:sdtContent>
         <w:p>
@@ -5484,8 +5392,8 @@
       <w:sdt>
         <w:sdtPr>
           <w:alias w:val="LaTeXSnipper Numbered Formula"/>
-          <w:tag w:val="latexsnipper:formula:3e36d184dfa54bada415c94bd5f5c21b"/>
-          <w:id w:val="1432391321"/>
+          <w:tag w:val="latexsnipper:formula:2dfe77a30c0040ebb37f2d6a44387258"/>
+          <w:id w:val="-551695202"/>
         </w:sdtPr>
         <w:sdtContent>
           <w:tr>
@@ -5630,7 +5538,7 @@
                     <w:rFonts w:hint="eastAsia"/>
                   </w:rPr>
                 </w:pPr>
-                <w:bookmarkStart w:id="16" w:name="LSNEq_3e36d184dfa54bada415c94bd5f5c21b"/>
+                <w:bookmarkStart w:id="16" w:name="LSNEq_2dfe77a30c0040ebb37f2d6a44387258"/>
                 <w:r>
                   <w:t>(</w:t>
                 </w:r>
@@ -5671,8 +5579,8 @@
           <w:i/>
         </w:rPr>
         <w:alias w:val="LaTeXSnipper Formula"/>
-        <w:tag w:val="latexsnipper:formula:721dbde727b14ce2825090c5f0431801"/>
-        <w:id w:val="1379287989"/>
+        <w:tag w:val="latexsnipper:formula:f769f78a1cb1424ba6bd07d9e8f4c7e7"/>
+        <w:id w:val="-859583504"/>
         <w:placeholder>
           <w:docPart w:val="DefaultPlaceholder_-1854013440"/>
         </w:placeholder>
@@ -5772,18 +5680,11 @@
         </w:p>
       </w:sdtContent>
     </w:sdt>
-    <w:p>
-      <w:pPr>
-        <w:rPr>
-          <w:rFonts w:hint="eastAsia"/>
-        </w:rPr>
-      </w:pPr>
-    </w:p>
     <w:sdt>
       <w:sdtPr>
         <w:alias w:val="LaTeXSnipper Formula"/>
-        <w:tag w:val="latexsnipper:formula:9cfd606068ce416bba50091b301c5df4"/>
-        <w:id w:val="577170834"/>
+        <w:tag w:val="latexsnipper:formula:aa76f13c50964b4687bd594d851437e2"/>
+        <w:id w:val="-873691736"/>
       </w:sdtPr>
       <w:sdtContent>
         <w:p>
@@ -5907,8 +5808,8 @@
       <w:sdt>
         <w:sdtPr>
           <w:alias w:val="LaTeXSnipper Numbered Formula"/>
-          <w:tag w:val="latexsnipper:formula:7756cdfee8f64c999b645ab3ca52c9be"/>
-          <w:id w:val="1360089312"/>
+          <w:tag w:val="latexsnipper:formula:566967f357e3413f88aee2b5131dc9da"/>
+          <w:id w:val="401179094"/>
         </w:sdtPr>
         <w:sdtContent>
           <w:tr>
@@ -6048,7 +5949,7 @@
                     <w:rFonts w:hint="eastAsia"/>
                   </w:rPr>
                 </w:pPr>
-                <w:bookmarkStart w:id="17" w:name="LSNEq_7756cdfee8f64c999b645ab3ca52c9be"/>
+                <w:bookmarkStart w:id="17" w:name="LSNEq_566967f357e3413f88aee2b5131dc9da"/>
                 <w:r>
                   <w:t>(</w:t>
                 </w:r>
@@ -6089,8 +5990,8 @@
           <w:i/>
         </w:rPr>
         <w:alias w:val="LaTeXSnipper Formula"/>
-        <w:tag w:val="latexsnipper:formula:b8de86fe62c24e9d84c791a304bf5d25"/>
-        <w:id w:val="691649895"/>
+        <w:tag w:val="latexsnipper:formula:2de855f3fb1341e0ac49a0ed36cb9f9b"/>
+        <w:id w:val="541792651"/>
         <w:placeholder>
           <w:docPart w:val="DefaultPlaceholder_-1854013440"/>
         </w:placeholder>
@@ -6241,18 +6142,11 @@
         </w:p>
       </w:sdtContent>
     </w:sdt>
-    <w:p>
-      <w:pPr>
-        <w:rPr>
-          <w:rFonts w:hint="eastAsia"/>
-        </w:rPr>
-      </w:pPr>
-    </w:p>
     <w:sdt>
       <w:sdtPr>
         <w:alias w:val="LaTeXSnipper Formula"/>
-        <w:tag w:val="latexsnipper:formula:93144e251e504472beca149bb178b91b"/>
-        <w:id w:val="-537360902"/>
+        <w:tag w:val="latexsnipper:formula:2835a4496d7541fb8dd6c9b750a08b3e"/>
+        <w:id w:val="-1529785666"/>
       </w:sdtPr>
       <w:sdtContent>
         <w:p>
@@ -6417,7 +6311,7 @@
           <w:left w:w="0" w:type="dxa"/>
           <w:right w:w="0" w:type="dxa"/>
         </w:tblCellMar>
-        <w:tblLook w:val="0000" w:firstRow="0" w:lastRow="0" w:firstColumn="0" w:lastColumn="0" w:noHBand="0" w:noVBand="0"/>
+        <w:tblLook w:val="04A0" w:firstRow="1" w:lastRow="0" w:firstColumn="1" w:lastColumn="0" w:noHBand="0" w:noVBand="1"/>
       </w:tblPr>
       <w:tblGrid>
         <w:gridCol w:w="955"/>
@@ -6427,8 +6321,8 @@
       <w:sdt>
         <w:sdtPr>
           <w:alias w:val="LaTeXSnipper Numbered Formula"/>
-          <w:tag w:val="latexsnipper:formula:3ef2e24302cf42d7a1082369b44013f8"/>
-          <w:id w:val="452219160"/>
+          <w:tag w:val="latexsnipper:formula:bf658ea15674423fb2cd597f85a316be"/>
+          <w:id w:val="1685400055"/>
         </w:sdtPr>
         <w:sdtContent>
           <w:tr>
@@ -6619,7 +6513,7 @@
                     <w:rFonts w:hint="eastAsia"/>
                   </w:rPr>
                 </w:pPr>
-                <w:bookmarkStart w:id="18" w:name="LSNEq_3ef2e24302cf42d7a1082369b44013f8"/>
+                <w:bookmarkStart w:id="18" w:name="LSNEq_bf658ea15674423fb2cd597f85a316be"/>
                 <w:r>
                   <w:t>(</w:t>
                 </w:r>
@@ -6660,8 +6554,8 @@
           <w:i/>
         </w:rPr>
         <w:alias w:val="LaTeXSnipper Formula"/>
-        <w:tag w:val="latexsnipper:formula:82afe464e17b452fa950d85afadfb637"/>
-        <w:id w:val="-1469819711"/>
+        <w:tag w:val="latexsnipper:formula:a5774884233b43f5a558d55eac9c0a0e"/>
+        <w:id w:val="-287514797"/>
         <w:placeholder>
           <w:docPart w:val="DefaultPlaceholder_-1854013440"/>
         </w:placeholder>
@@ -6823,18 +6717,11 @@
         </w:p>
       </w:sdtContent>
     </w:sdt>
-    <w:p>
-      <w:pPr>
-        <w:rPr>
-          <w:rFonts w:hint="eastAsia"/>
-        </w:rPr>
-      </w:pPr>
-    </w:p>
     <w:sdt>
       <w:sdtPr>
         <w:alias w:val="LaTeXSnipper Formula"/>
-        <w:tag w:val="latexsnipper:formula:00b0253aa3af4512943a56d3f0270d88"/>
-        <w:id w:val="-35119612"/>
+        <w:tag w:val="latexsnipper:formula:4218eb3cff584359bc41d7201bccd3f6"/>
+        <w:id w:val="-204023461"/>
       </w:sdtPr>
       <w:sdtContent>
         <w:p>
@@ -7010,7 +6897,7 @@
           <w:left w:w="0" w:type="dxa"/>
           <w:right w:w="0" w:type="dxa"/>
         </w:tblCellMar>
-        <w:tblLook w:val="04A0" w:firstRow="1" w:lastRow="0" w:firstColumn="1" w:lastColumn="0" w:noHBand="0" w:noVBand="1"/>
+        <w:tblLook w:val="0000" w:firstRow="0" w:lastRow="0" w:firstColumn="0" w:lastColumn="0" w:noHBand="0" w:noVBand="0"/>
       </w:tblPr>
       <w:tblGrid>
         <w:gridCol w:w="955"/>
@@ -7020,8 +6907,8 @@
       <w:sdt>
         <w:sdtPr>
           <w:alias w:val="LaTeXSnipper Numbered Formula"/>
-          <w:tag w:val="latexsnipper:formula:0ece449cade64acbb933db19e2cc4493"/>
-          <w:id w:val="481663421"/>
+          <w:tag w:val="latexsnipper:formula:4320f67eaa6740b3ade7104130dcbdb8"/>
+          <w:id w:val="494068805"/>
         </w:sdtPr>
         <w:sdtContent>
           <w:tr>
@@ -7223,7 +7110,7 @@
                     <w:rFonts w:hint="eastAsia"/>
                   </w:rPr>
                 </w:pPr>
-                <w:bookmarkStart w:id="19" w:name="LSNEq_0ece449cade64acbb933db19e2cc4493"/>
+                <w:bookmarkStart w:id="19" w:name="LSNEq_4320f67eaa6740b3ade7104130dcbdb8"/>
                 <w:r>
                   <w:t>(</w:t>
                 </w:r>
@@ -7264,8 +7151,8 @@
           <w:i/>
         </w:rPr>
         <w:alias w:val="LaTeXSnipper Formula"/>
-        <w:tag w:val="latexsnipper:formula:edf03bf986f54a1d8b6191ea2661ad88"/>
-        <w:id w:val="-1151442481"/>
+        <w:tag w:val="latexsnipper:formula:5bbf91c4a9754bba884d4bb70fd5c564"/>
+        <w:id w:val="1732567443"/>
         <w:placeholder>
           <w:docPart w:val="DefaultPlaceholder_-1854013440"/>
         </w:placeholder>
@@ -7283,12 +7170,14 @@
                   </m:ctrlPr>
                 </m:limLowPr>
                 <m:e>
+                  <w:proofErr w:type="spellStart"/>
                   <m:r>
                     <m:rPr>
                       <m:nor/>
                     </m:rPr>
                     <m:t>lim</m:t>
                   </m:r>
+                  <w:proofErr w:type="spellEnd"/>
                 </m:e>
                 <m:lim>
                   <m:r>
@@ -7354,18 +7243,11 @@
         </w:p>
       </w:sdtContent>
     </w:sdt>
-    <w:p>
-      <w:pPr>
-        <w:rPr>
-          <w:rFonts w:hint="eastAsia"/>
-        </w:rPr>
-      </w:pPr>
-    </w:p>
     <w:sdt>
       <w:sdtPr>
         <w:alias w:val="LaTeXSnipper Formula"/>
-        <w:tag w:val="latexsnipper:formula:8cb4b4dc842d457b89d2b01a9dd950e0"/>
-        <w:id w:val="390162540"/>
+        <w:tag w:val="latexsnipper:formula:1c5cc7d2d2c342f7b0f636b2e05f9188"/>
+        <w:id w:val="-1546603905"/>
       </w:sdtPr>
       <w:sdtContent>
         <w:p>
@@ -7382,12 +7264,14 @@
                 </m:ctrlPr>
               </m:limLowPr>
               <m:e>
+                <w:proofErr w:type="spellStart"/>
                 <m:r>
                   <m:rPr>
                     <m:nor/>
                   </m:rPr>
                   <m:t>lim</m:t>
                 </m:r>
+                <w:proofErr w:type="spellEnd"/>
               </m:e>
               <m:lim>
                 <m:r>
@@ -7468,7 +7352,7 @@
           <w:left w:w="0" w:type="dxa"/>
           <w:right w:w="0" w:type="dxa"/>
         </w:tblCellMar>
-        <w:tblLook w:val="04A0" w:firstRow="1" w:lastRow="0" w:firstColumn="1" w:lastColumn="0" w:noHBand="0" w:noVBand="1"/>
+        <w:tblLook w:val="0000" w:firstRow="0" w:lastRow="0" w:firstColumn="0" w:lastColumn="0" w:noHBand="0" w:noVBand="0"/>
       </w:tblPr>
       <w:tblGrid>
         <w:gridCol w:w="955"/>
@@ -7478,8 +7362,8 @@
       <w:sdt>
         <w:sdtPr>
           <w:alias w:val="LaTeXSnipper Numbered Formula"/>
-          <w:tag w:val="latexsnipper:formula:8df8ef61b8714591a68198cc1089be7e"/>
-          <w:id w:val="1685242561"/>
+          <w:tag w:val="latexsnipper:formula:bbe5070f90544fa384bb10595839afee"/>
+          <w:id w:val="-1840920768"/>
         </w:sdtPr>
         <w:sdtContent>
           <w:tr>
@@ -7524,12 +7408,14 @@
                         </m:ctrlPr>
                       </m:limLowPr>
                       <m:e>
+                        <w:proofErr w:type="spellStart"/>
                         <m:r>
                           <m:rPr>
                             <m:nor/>
                           </m:rPr>
                           <m:t>lim</m:t>
                         </m:r>
+                        <w:proofErr w:type="spellEnd"/>
                       </m:e>
                       <m:lim>
                         <m:r>
@@ -7608,7 +7494,7 @@
                     <w:rFonts w:hint="eastAsia"/>
                   </w:rPr>
                 </w:pPr>
-                <w:bookmarkStart w:id="20" w:name="LSNEq_8df8ef61b8714591a68198cc1089be7e"/>
+                <w:bookmarkStart w:id="20" w:name="LSNEq_bbe5070f90544fa384bb10595839afee"/>
                 <w:r>
                   <w:t>(</w:t>
                 </w:r>
@@ -7649,8 +7535,8 @@
           <w:i/>
         </w:rPr>
         <w:alias w:val="LaTeXSnipper Formula"/>
-        <w:tag w:val="latexsnipper:formula:16231c92417c46a6bc1fb0dc6a58568f"/>
-        <w:id w:val="496390349"/>
+        <w:tag w:val="latexsnipper:formula:b5d04f00200d4e24a46de861f043499e"/>
+        <w:id w:val="-627239608"/>
         <w:placeholder>
           <w:docPart w:val="DefaultPlaceholder_-1854013440"/>
         </w:placeholder>
@@ -7668,12 +7554,14 @@
                   </m:ctrlPr>
                 </m:limLowPr>
                 <m:e>
+                  <w:proofErr w:type="spellStart"/>
                   <m:r>
                     <m:rPr>
                       <m:nor/>
                     </m:rPr>
                     <m:t>lim</m:t>
                   </m:r>
+                  <w:proofErr w:type="spellEnd"/>
                 </m:e>
                 <m:lim>
                   <m:r>
@@ -7695,18 +7583,11 @@
         </w:p>
       </w:sdtContent>
     </w:sdt>
-    <w:p>
-      <w:pPr>
-        <w:rPr>
-          <w:rFonts w:hint="eastAsia"/>
-        </w:rPr>
-      </w:pPr>
-    </w:p>
     <w:sdt>
       <w:sdtPr>
         <w:alias w:val="LaTeXSnipper Formula"/>
-        <w:tag w:val="latexsnipper:formula:a151a524d582475193812d9a6f59f611"/>
-        <w:id w:val="-701249735"/>
+        <w:tag w:val="latexsnipper:formula:f604637bbe144ea58075a81fcaaf265b"/>
+        <w:id w:val="-1705010572"/>
       </w:sdtPr>
       <w:sdtContent>
         <w:p>
@@ -7723,12 +7604,14 @@
                 </m:ctrlPr>
               </m:limLowPr>
               <m:e>
+                <w:proofErr w:type="spellStart"/>
                 <m:r>
                   <m:rPr>
                     <m:nor/>
                   </m:rPr>
                   <m:t>lim</m:t>
                 </m:r>
+                <w:proofErr w:type="spellEnd"/>
               </m:e>
               <m:lim>
                 <m:r>
@@ -7765,7 +7648,7 @@
           <w:left w:w="0" w:type="dxa"/>
           <w:right w:w="0" w:type="dxa"/>
         </w:tblCellMar>
-        <w:tblLook w:val="0000" w:firstRow="0" w:lastRow="0" w:firstColumn="0" w:lastColumn="0" w:noHBand="0" w:noVBand="0"/>
+        <w:tblLook w:val="04A0" w:firstRow="1" w:lastRow="0" w:firstColumn="1" w:lastColumn="0" w:noHBand="0" w:noVBand="1"/>
       </w:tblPr>
       <w:tblGrid>
         <w:gridCol w:w="955"/>
@@ -7775,8 +7658,8 @@
       <w:sdt>
         <w:sdtPr>
           <w:alias w:val="LaTeXSnipper Numbered Formula"/>
-          <w:tag w:val="latexsnipper:formula:5d329c62090c4dfe896649ea6a034d99"/>
-          <w:id w:val="-186677957"/>
+          <w:tag w:val="latexsnipper:formula:d3a834592a4c4515a32adae89e50e529"/>
+          <w:id w:val="-999430219"/>
         </w:sdtPr>
         <w:sdtContent>
           <w:tr>
@@ -7821,12 +7704,14 @@
                         </m:ctrlPr>
                       </m:limLowPr>
                       <m:e>
+                        <w:proofErr w:type="spellStart"/>
                         <m:r>
                           <m:rPr>
                             <m:nor/>
                           </m:rPr>
                           <m:t>lim</m:t>
                         </m:r>
+                        <w:proofErr w:type="spellEnd"/>
                       </m:e>
                       <m:lim>
                         <m:r>
@@ -7861,7 +7746,7 @@
                     <w:rFonts w:hint="eastAsia"/>
                   </w:rPr>
                 </w:pPr>
-                <w:bookmarkStart w:id="21" w:name="LSNEq_5d329c62090c4dfe896649ea6a034d99"/>
+                <w:bookmarkStart w:id="21" w:name="LSNEq_d3a834592a4c4515a32adae89e50e529"/>
                 <w:r>
                   <w:t>(</w:t>
                 </w:r>
@@ -7902,8 +7787,8 @@
           <w:i/>
         </w:rPr>
         <w:alias w:val="LaTeXSnipper Formula"/>
-        <w:tag w:val="latexsnipper:formula:657d16cae4f94520a431a87b929f8f6d"/>
-        <w:id w:val="638303279"/>
+        <w:tag w:val="latexsnipper:formula:a114c0dff49c4973a33b82d01bb57e53"/>
+        <w:id w:val="-54858412"/>
         <w:placeholder>
           <w:docPart w:val="DefaultPlaceholder_-1854013440"/>
         </w:placeholder>
@@ -8039,18 +7924,11 @@
         </w:p>
       </w:sdtContent>
     </w:sdt>
-    <w:p>
-      <w:pPr>
-        <w:rPr>
-          <w:rFonts w:hint="eastAsia"/>
-        </w:rPr>
-      </w:pPr>
-    </w:p>
     <w:sdt>
       <w:sdtPr>
         <w:alias w:val="LaTeXSnipper Formula"/>
-        <w:tag w:val="latexsnipper:formula:4601bbefec5c4d7c8b6dfb2ca3a503cc"/>
-        <w:id w:val="-97105650"/>
+        <w:tag w:val="latexsnipper:formula:2fd724ea4c7d4eeda8e285c9aae92bf1"/>
+        <w:id w:val="-1473362680"/>
       </w:sdtPr>
       <w:sdtContent>
         <w:p>
@@ -8200,7 +8078,7 @@
           <w:left w:w="0" w:type="dxa"/>
           <w:right w:w="0" w:type="dxa"/>
         </w:tblCellMar>
-        <w:tblLook w:val="04A0" w:firstRow="1" w:lastRow="0" w:firstColumn="1" w:lastColumn="0" w:noHBand="0" w:noVBand="1"/>
+        <w:tblLook w:val="0000" w:firstRow="0" w:lastRow="0" w:firstColumn="0" w:lastColumn="0" w:noHBand="0" w:noVBand="0"/>
       </w:tblPr>
       <w:tblGrid>
         <w:gridCol w:w="955"/>
@@ -8210,8 +8088,8 @@
       <w:sdt>
         <w:sdtPr>
           <w:alias w:val="LaTeXSnipper Numbered Formula"/>
-          <w:tag w:val="latexsnipper:formula:efd45f80d8ed426fbf64c4e82f554d90"/>
-          <w:id w:val="-1325265640"/>
+          <w:tag w:val="latexsnipper:formula:35e7e6dfbedf4ad9b61d7c6d66951743"/>
+          <w:id w:val="-730154701"/>
         </w:sdtPr>
         <w:sdtContent>
           <w:tr>
@@ -8387,7 +8265,7 @@
                     <w:rFonts w:hint="eastAsia"/>
                   </w:rPr>
                 </w:pPr>
-                <w:bookmarkStart w:id="22" w:name="LSNEq_efd45f80d8ed426fbf64c4e82f554d90"/>
+                <w:bookmarkStart w:id="22" w:name="LSNEq_35e7e6dfbedf4ad9b61d7c6d66951743"/>
                 <w:r>
                   <w:t>(</w:t>
                 </w:r>
@@ -8428,8 +8306,8 @@
           <w:i/>
         </w:rPr>
         <w:alias w:val="LaTeXSnipper Formula"/>
-        <w:tag w:val="latexsnipper:formula:ff944d87ebab45be9f6c3f74149b63f6"/>
-        <w:id w:val="645395138"/>
+        <w:tag w:val="latexsnipper:formula:5c3e81cff45f45408732313996fa1f7d"/>
+        <w:id w:val="-1380156856"/>
         <w:placeholder>
           <w:docPart w:val="DefaultPlaceholder_-1854013440"/>
         </w:placeholder>
@@ -8681,18 +8559,11 @@
         </w:p>
       </w:sdtContent>
     </w:sdt>
-    <w:p>
-      <w:pPr>
-        <w:rPr>
-          <w:rFonts w:hint="eastAsia"/>
-        </w:rPr>
-      </w:pPr>
-    </w:p>
     <w:sdt>
       <w:sdtPr>
         <w:alias w:val="LaTeXSnipper Formula"/>
-        <w:tag w:val="latexsnipper:formula:d9292727ddea4fcbb69f2d2669c5a975"/>
-        <w:id w:val="102926397"/>
+        <w:tag w:val="latexsnipper:formula:85a08ec07eb041bca48dc90c45cd6e74"/>
+        <w:id w:val="308906020"/>
       </w:sdtPr>
       <w:sdtContent>
         <w:p>
@@ -8968,8 +8839,8 @@
       <w:sdt>
         <w:sdtPr>
           <w:alias w:val="LaTeXSnipper Numbered Formula"/>
-          <w:tag w:val="latexsnipper:formula:9eea283a9f5a46a89ee21d8cdf613e99"/>
-          <w:id w:val="338591916"/>
+          <w:tag w:val="latexsnipper:formula:74faf529ff9a474fa1eb22a8972feeb7"/>
+          <w:id w:val="-1557697852"/>
         </w:sdtPr>
         <w:sdtContent>
           <w:tr>
@@ -9261,7 +9132,7 @@
                     <w:rFonts w:hint="eastAsia"/>
                   </w:rPr>
                 </w:pPr>
-                <w:bookmarkStart w:id="23" w:name="LSNEq_9eea283a9f5a46a89ee21d8cdf613e99"/>
+                <w:bookmarkStart w:id="23" w:name="LSNEq_74faf529ff9a474fa1eb22a8972feeb7"/>
                 <w:r>
                   <w:t>(</w:t>
                 </w:r>
@@ -9302,8 +9173,8 @@
           <w:i/>
         </w:rPr>
         <w:alias w:val="LaTeXSnipper Formula"/>
-        <w:tag w:val="latexsnipper:formula:9f4e6ddfa3244bf0941eba363ea37509"/>
-        <w:id w:val="-1695455655"/>
+        <w:tag w:val="latexsnipper:formula:b4a25844e2674c9db220d99d00157437"/>
+        <w:id w:val="-467439968"/>
         <w:placeholder>
           <w:docPart w:val="DefaultPlaceholder_-1854013440"/>
         </w:placeholder>
@@ -9787,18 +9658,11 @@
         </w:p>
       </w:sdtContent>
     </w:sdt>
-    <w:p>
-      <w:pPr>
-        <w:rPr>
-          <w:rFonts w:hint="eastAsia"/>
-        </w:rPr>
-      </w:pPr>
-    </w:p>
     <w:sdt>
       <w:sdtPr>
         <w:alias w:val="LaTeXSnipper Formula"/>
-        <w:tag w:val="latexsnipper:formula:339469f8257f48ad95a622440d8c70ea"/>
-        <w:id w:val="-1428573332"/>
+        <w:tag w:val="latexsnipper:formula:1e51c1d8301b43d2a88ba6203be87afc"/>
+        <w:id w:val="1821313500"/>
       </w:sdtPr>
       <w:sdtContent>
         <w:p>
@@ -10306,8 +10170,8 @@
       <w:sdt>
         <w:sdtPr>
           <w:alias w:val="LaTeXSnipper Numbered Formula"/>
-          <w:tag w:val="latexsnipper:formula:8662c9ce1ebd4fbb9a386e91a0928fe0"/>
-          <w:id w:val="-1786799784"/>
+          <w:tag w:val="latexsnipper:formula:559a10b6275e4bf3a590bd1ac57a9751"/>
+          <w:id w:val="1581328400"/>
         </w:sdtPr>
         <w:sdtContent>
           <w:tr>
@@ -10831,7 +10695,7 @@
                     <w:rFonts w:hint="eastAsia"/>
                   </w:rPr>
                 </w:pPr>
-                <w:bookmarkStart w:id="24" w:name="LSNEq_8662c9ce1ebd4fbb9a386e91a0928fe0"/>
+                <w:bookmarkStart w:id="24" w:name="LSNEq_559a10b6275e4bf3a590bd1ac57a9751"/>
                 <w:r>
                   <w:t>(</w:t>
                 </w:r>
@@ -10872,8 +10736,8 @@
           <w:i/>
         </w:rPr>
         <w:alias w:val="LaTeXSnipper Formula"/>
-        <w:tag w:val="latexsnipper:formula:7ffe257aada941f384bc76bacace1cdf"/>
-        <w:id w:val="497386756"/>
+        <w:tag w:val="latexsnipper:formula:809d0890fbac4729bf4a43091d92c969"/>
+        <w:id w:val="-1697230316"/>
         <w:placeholder>
           <w:docPart w:val="DefaultPlaceholder_-1854013440"/>
         </w:placeholder>
@@ -11821,18 +11685,11 @@
         </w:p>
       </w:sdtContent>
     </w:sdt>
-    <w:p>
-      <w:pPr>
-        <w:rPr>
-          <w:rFonts w:hint="eastAsia"/>
-        </w:rPr>
-      </w:pPr>
-    </w:p>
     <w:sdt>
       <w:sdtPr>
         <w:alias w:val="LaTeXSnipper Formula"/>
-        <w:tag w:val="latexsnipper:formula:dd60f7ac135e4e80aae942c9744a825c"/>
-        <w:id w:val="-1769531429"/>
+        <w:tag w:val="latexsnipper:formula:da3d790f2026461fbe2ace63a3447741"/>
+        <w:id w:val="-763755314"/>
       </w:sdtPr>
       <w:sdtContent>
         <w:p>
@@ -12794,7 +12651,7 @@
           <w:left w:w="0" w:type="dxa"/>
           <w:right w:w="0" w:type="dxa"/>
         </w:tblCellMar>
-        <w:tblLook w:val="04A0" w:firstRow="1" w:lastRow="0" w:firstColumn="1" w:lastColumn="0" w:noHBand="0" w:noVBand="1"/>
+        <w:tblLook w:val="0000" w:firstRow="0" w:lastRow="0" w:firstColumn="0" w:lastColumn="0" w:noHBand="0" w:noVBand="0"/>
       </w:tblPr>
       <w:tblGrid>
         <w:gridCol w:w="955"/>
@@ -12804,8 +12661,8 @@
       <w:sdt>
         <w:sdtPr>
           <w:alias w:val="LaTeXSnipper Numbered Formula"/>
-          <w:tag w:val="latexsnipper:formula:e71f5edf13794e6191bb1bcfd62f139a"/>
-          <w:id w:val="1708063197"/>
+          <w:tag w:val="latexsnipper:formula:948ee5e859124b448e5257e1a866ff61"/>
+          <w:id w:val="1894300650"/>
         </w:sdtPr>
         <w:sdtContent>
           <w:tr>
@@ -13793,7 +13650,7 @@
                     <w:rFonts w:hint="eastAsia"/>
                   </w:rPr>
                 </w:pPr>
-                <w:bookmarkStart w:id="25" w:name="LSNEq_e71f5edf13794e6191bb1bcfd62f139a"/>
+                <w:bookmarkStart w:id="25" w:name="LSNEq_948ee5e859124b448e5257e1a866ff61"/>
                 <w:r>
                   <w:t>(</w:t>
                 </w:r>
@@ -14248,7 +14105,7 @@
     <w:link w:val="10"/>
     <w:uiPriority w:val="9"/>
     <w:qFormat/>
-    <w:rsid w:val="008A0C61"/>
+    <w:rsid w:val="00F3373F"/>
     <w:pPr>
       <w:keepNext/>
       <w:keepLines/>
@@ -14271,7 +14128,7 @@
     <w:semiHidden/>
     <w:unhideWhenUsed/>
     <w:qFormat/>
-    <w:rsid w:val="008A0C61"/>
+    <w:rsid w:val="00F3373F"/>
     <w:pPr>
       <w:keepNext/>
       <w:keepLines/>
@@ -14294,7 +14151,7 @@
     <w:semiHidden/>
     <w:unhideWhenUsed/>
     <w:qFormat/>
-    <w:rsid w:val="008A0C61"/>
+    <w:rsid w:val="00F3373F"/>
     <w:pPr>
       <w:keepNext/>
       <w:keepLines/>
@@ -14317,7 +14174,7 @@
     <w:semiHidden/>
     <w:unhideWhenUsed/>
     <w:qFormat/>
-    <w:rsid w:val="008A0C61"/>
+    <w:rsid w:val="00F3373F"/>
     <w:pPr>
       <w:keepNext/>
       <w:keepLines/>
@@ -14340,7 +14197,7 @@
     <w:semiHidden/>
     <w:unhideWhenUsed/>
     <w:qFormat/>
-    <w:rsid w:val="008A0C61"/>
+    <w:rsid w:val="00F3373F"/>
     <w:pPr>
       <w:keepNext/>
       <w:keepLines/>
@@ -14362,7 +14219,7 @@
     <w:semiHidden/>
     <w:unhideWhenUsed/>
     <w:qFormat/>
-    <w:rsid w:val="008A0C61"/>
+    <w:rsid w:val="00F3373F"/>
     <w:pPr>
       <w:keepNext/>
       <w:keepLines/>
@@ -14385,7 +14242,7 @@
     <w:semiHidden/>
     <w:unhideWhenUsed/>
     <w:qFormat/>
-    <w:rsid w:val="008A0C61"/>
+    <w:rsid w:val="00F3373F"/>
     <w:pPr>
       <w:keepNext/>
       <w:keepLines/>
@@ -14408,7 +14265,7 @@
     <w:semiHidden/>
     <w:unhideWhenUsed/>
     <w:qFormat/>
-    <w:rsid w:val="008A0C61"/>
+    <w:rsid w:val="00F3373F"/>
     <w:pPr>
       <w:keepNext/>
       <w:keepLines/>
@@ -14429,7 +14286,7 @@
     <w:semiHidden/>
     <w:unhideWhenUsed/>
     <w:qFormat/>
-    <w:rsid w:val="008A0C61"/>
+    <w:rsid w:val="00F3373F"/>
     <w:pPr>
       <w:keepNext/>
       <w:keepLines/>
@@ -14473,7 +14330,7 @@
     <w:basedOn w:val="a0"/>
     <w:link w:val="1"/>
     <w:uiPriority w:val="9"/>
-    <w:rsid w:val="008A0C61"/>
+    <w:rsid w:val="00F3373F"/>
     <w:rPr>
       <w:rFonts w:asciiTheme="majorHAnsi" w:eastAsiaTheme="majorEastAsia" w:hAnsiTheme="majorHAnsi" w:cstheme="majorBidi"/>
       <w:color w:val="0F4761" w:themeColor="accent1" w:themeShade="BF"/>
@@ -14487,7 +14344,7 @@
     <w:link w:val="2"/>
     <w:uiPriority w:val="9"/>
     <w:semiHidden/>
-    <w:rsid w:val="008A0C61"/>
+    <w:rsid w:val="00F3373F"/>
     <w:rPr>
       <w:rFonts w:asciiTheme="majorHAnsi" w:eastAsiaTheme="majorEastAsia" w:hAnsiTheme="majorHAnsi" w:cstheme="majorBidi"/>
       <w:color w:val="0F4761" w:themeColor="accent1" w:themeShade="BF"/>
@@ -14501,7 +14358,7 @@
     <w:link w:val="3"/>
     <w:uiPriority w:val="9"/>
     <w:semiHidden/>
-    <w:rsid w:val="008A0C61"/>
+    <w:rsid w:val="00F3373F"/>
     <w:rPr>
       <w:rFonts w:asciiTheme="majorHAnsi" w:eastAsiaTheme="majorEastAsia" w:hAnsiTheme="majorHAnsi" w:cstheme="majorBidi"/>
       <w:color w:val="0F4761" w:themeColor="accent1" w:themeShade="BF"/>
@@ -14515,7 +14372,7 @@
     <w:link w:val="4"/>
     <w:uiPriority w:val="9"/>
     <w:semiHidden/>
-    <w:rsid w:val="008A0C61"/>
+    <w:rsid w:val="00F3373F"/>
     <w:rPr>
       <w:rFonts w:cstheme="majorBidi"/>
       <w:color w:val="0F4761" w:themeColor="accent1" w:themeShade="BF"/>
@@ -14529,7 +14386,7 @@
     <w:link w:val="5"/>
     <w:uiPriority w:val="9"/>
     <w:semiHidden/>
-    <w:rsid w:val="008A0C61"/>
+    <w:rsid w:val="00F3373F"/>
     <w:rPr>
       <w:rFonts w:cstheme="majorBidi"/>
       <w:color w:val="0F4761" w:themeColor="accent1" w:themeShade="BF"/>
@@ -14542,7 +14399,7 @@
     <w:link w:val="6"/>
     <w:uiPriority w:val="9"/>
     <w:semiHidden/>
-    <w:rsid w:val="008A0C61"/>
+    <w:rsid w:val="00F3373F"/>
     <w:rPr>
       <w:rFonts w:cstheme="majorBidi"/>
       <w:b/>
@@ -14556,7 +14413,7 @@
     <w:link w:val="7"/>
     <w:uiPriority w:val="9"/>
     <w:semiHidden/>
-    <w:rsid w:val="008A0C61"/>
+    <w:rsid w:val="00F3373F"/>
     <w:rPr>
       <w:rFonts w:cstheme="majorBidi"/>
       <w:b/>
@@ -14570,7 +14427,7 @@
     <w:link w:val="8"/>
     <w:uiPriority w:val="9"/>
     <w:semiHidden/>
-    <w:rsid w:val="008A0C61"/>
+    <w:rsid w:val="00F3373F"/>
     <w:rPr>
       <w:rFonts w:cstheme="majorBidi"/>
       <w:color w:val="595959" w:themeColor="text1" w:themeTint="A6"/>
@@ -14582,7 +14439,7 @@
     <w:link w:val="9"/>
     <w:uiPriority w:val="9"/>
     <w:semiHidden/>
-    <w:rsid w:val="008A0C61"/>
+    <w:rsid w:val="00F3373F"/>
     <w:rPr>
       <w:rFonts w:eastAsiaTheme="majorEastAsia" w:cstheme="majorBidi"/>
       <w:color w:val="595959" w:themeColor="text1" w:themeTint="A6"/>
@@ -14595,7 +14452,7 @@
     <w:link w:val="a4"/>
     <w:uiPriority w:val="10"/>
     <w:qFormat/>
-    <w:rsid w:val="008A0C61"/>
+    <w:rsid w:val="00F3373F"/>
     <w:pPr>
       <w:spacing w:after="80" w:line="240" w:lineRule="auto"/>
       <w:contextualSpacing/>
@@ -14614,7 +14471,7 @@
     <w:basedOn w:val="a0"/>
     <w:link w:val="a3"/>
     <w:uiPriority w:val="10"/>
-    <w:rsid w:val="008A0C61"/>
+    <w:rsid w:val="00F3373F"/>
     <w:rPr>
       <w:rFonts w:asciiTheme="majorHAnsi" w:eastAsiaTheme="majorEastAsia" w:hAnsiTheme="majorHAnsi" w:cstheme="majorBidi"/>
       <w:spacing w:val="-10"/>
@@ -14630,7 +14487,7 @@
     <w:link w:val="a6"/>
     <w:uiPriority w:val="11"/>
     <w:qFormat/>
-    <w:rsid w:val="008A0C61"/>
+    <w:rsid w:val="00F3373F"/>
     <w:pPr>
       <w:numPr>
         <w:ilvl w:val="1"/>
@@ -14650,7 +14507,7 @@
     <w:basedOn w:val="a0"/>
     <w:link w:val="a5"/>
     <w:uiPriority w:val="11"/>
-    <w:rsid w:val="008A0C61"/>
+    <w:rsid w:val="00F3373F"/>
     <w:rPr>
       <w:rFonts w:asciiTheme="majorHAnsi" w:eastAsiaTheme="majorEastAsia" w:hAnsiTheme="majorHAnsi" w:cstheme="majorBidi"/>
       <w:color w:val="595959" w:themeColor="text1" w:themeTint="A6"/>
@@ -14666,7 +14523,7 @@
     <w:link w:val="a8"/>
     <w:uiPriority w:val="29"/>
     <w:qFormat/>
-    <w:rsid w:val="008A0C61"/>
+    <w:rsid w:val="00F3373F"/>
     <w:pPr>
       <w:spacing w:before="160"/>
       <w:jc w:val="center"/>
@@ -14682,7 +14539,7 @@
     <w:basedOn w:val="a0"/>
     <w:link w:val="a7"/>
     <w:uiPriority w:val="29"/>
-    <w:rsid w:val="008A0C61"/>
+    <w:rsid w:val="00F3373F"/>
     <w:rPr>
       <w:i/>
       <w:iCs/>
@@ -14694,7 +14551,7 @@
     <w:basedOn w:val="a"/>
     <w:uiPriority w:val="34"/>
     <w:qFormat/>
-    <w:rsid w:val="008A0C61"/>
+    <w:rsid w:val="00F3373F"/>
     <w:pPr>
       <w:ind w:left="720"/>
       <w:contextualSpacing/>
@@ -14705,7 +14562,7 @@
     <w:basedOn w:val="a0"/>
     <w:uiPriority w:val="21"/>
     <w:qFormat/>
-    <w:rsid w:val="008A0C61"/>
+    <w:rsid w:val="00F3373F"/>
     <w:rPr>
       <w:i/>
       <w:iCs/>
@@ -14719,7 +14576,7 @@
     <w:link w:val="ac"/>
     <w:uiPriority w:val="30"/>
     <w:qFormat/>
-    <w:rsid w:val="008A0C61"/>
+    <w:rsid w:val="00F3373F"/>
     <w:pPr>
       <w:pBdr>
         <w:top w:val="single" w:sz="4" w:space="10" w:color="0F4761" w:themeColor="accent1" w:themeShade="BF"/>
@@ -14740,7 +14597,7 @@
     <w:basedOn w:val="a0"/>
     <w:link w:val="ab"/>
     <w:uiPriority w:val="30"/>
-    <w:rsid w:val="008A0C61"/>
+    <w:rsid w:val="00F3373F"/>
     <w:rPr>
       <w:i/>
       <w:iCs/>
@@ -14752,7 +14609,7 @@
     <w:basedOn w:val="a0"/>
     <w:uiPriority w:val="32"/>
     <w:qFormat/>
-    <w:rsid w:val="008A0C61"/>
+    <w:rsid w:val="00F3373F"/>
     <w:rPr>
       <w:b/>
       <w:bCs/>
@@ -14766,7 +14623,7 @@
     <w:basedOn w:val="a0"/>
     <w:uiPriority w:val="99"/>
     <w:semiHidden/>
-    <w:rsid w:val="008A0C61"/>
+    <w:rsid w:val="00F3373F"/>
     <w:rPr>
       <w:color w:val="666666"/>
     </w:rPr>
@@ -14790,7 +14647,7 @@
         <w:behaviors>
           <w:behavior w:val="content"/>
         </w:behaviors>
-        <w:guid w:val="{24B07108-63FC-4E03-85DC-84ED3CE72D1A}"/>
+        <w:guid w:val="{F20565CB-DF02-41F1-8823-CA042754F8AC}"/>
       </w:docPartPr>
       <w:docPartBody>
         <w:p>
@@ -14868,9 +14725,9 @@
     <w:compatSetting w:name="useWord2013TrackBottomHyphenation" w:uri="http://schemas.microsoft.com/office/word" w:val="0"/>
   </w:compat>
   <w:rsids>
-    <w:rsidRoot w:val="00B81B4D"/>
-    <w:rsid w:val="009247EA"/>
-    <w:rsid w:val="00B81B4D"/>
+    <w:rsidRoot w:val="006E35CA"/>
+    <w:rsid w:val="006E35CA"/>
+    <w:rsid w:val="00EC3F26"/>
   </w:rsids>
   <m:mathPr>
     <m:mathFont m:val="Cambria Math"/>
@@ -15329,7 +15186,7 @@
     <w:basedOn w:val="a0"/>
     <w:uiPriority w:val="99"/>
     <w:semiHidden/>
-    <w:rsid w:val="00B81B4D"/>
+    <w:rsid w:val="006E35CA"/>
     <w:rPr>
       <w:color w:val="666666"/>
     </w:rPr>
@@ -15661,564 +15518,1411 @@
 
 <file path=customXml/item1.xml><?xml version="1.0" encoding="utf-8"?>
 <lsno:manifest xmlns:lsno="urn:latexsnipper:office:objects:v3">
-  <formula id="aa07bc3903ad4da898d99acd6fc6a37b" revision="0" storageMode="native-omml" schemaVersion="3">
+  <formula id="5e3bed86a56a4cbc9482d4b05c43359a" revision="0" storageMode="native-omml" schemaVersion="3">
     <latex>\int_0^1 x\,dx</latex>
     <display>inline</display>
-    <payload>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</payload>
-    <locator host="word" objectName="LSNO_aa07bc3903ad4da898d99acd6fc6a37b" kind="native-omml"/>
-    <omml sha256="494917e1721677e3b4db0a167ad919f8e005e3d0f748c82c86f66f38151e83fb">PG06b01hdGggeG1sbnM6bT0iaHR0cDovL3NjaGVtYXMub3BlbnhtbGZvcm1hdHMub3JnL29mZmljZURvY3VtZW50LzIwMDYvbWF0aCI+PG06bmFyeT48bTpuYXJ5UHI+PG06Y2hyIG06dmFsPSLiiKsiLz48bTpsaW1Mb2MgbTp2YWw9InN1YlN1cCIvPjxtOmdyb3cgbTp2YWw9IjEiLz48L206bmFyeVByPjxtOnN1Yj48bTpyPjxtOnQ+MDwvbTp0PjwvbTpyPjwvbTpzdWI+PG06c3VwPjxtOnI+PG06dD4xPC9tOnQ+PC9tOnI+PC9tOnN1cD48bTplPjxtOnI+PG06dD4geDwvbTp0PjwvbTpyPjxtOnNwYWNpbmcgbTp2YWw9IjMiLz48bTpyPjxtOnQ+ZHg8L206dD48L206cj48L206ZT48L206bmFyeT48L206b01hdGg+</omml>
-  </formula>
-  <formula id="b909c250b93648539155b1606c454da1" revision="0" storageMode="native-omml" schemaVersion="3">
+    <payload>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</payload>
+    <locator host="word" objectName="LSNO_5e3bed86a56a4cbc9482d4b05c43359a" kind="native-omml"/>
+    <omml sha256="d31eee80a4ec2946352fe1d335ec14cf531838577e1b5ca99d002493f42e949b">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</omml>
+  </formula>
+  <formula id="f71020dabe2c4ef0b7877c4111f6b252" revision="0" storageMode="native-omml" schemaVersion="3">
     <latex>\int_0^1 x\,dx</latex>
     <display>inline</display>
-    <payload>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</payload>
-    <locator host="word" objectName="LSNO_b909c250b93648539155b1606c454da1" kind="native-omml"/>
-    <omml sha256="494917e1721677e3b4db0a167ad919f8e005e3d0f748c82c86f66f38151e83fb">PG06b01hdGggeG1sbnM6bT0iaHR0cDovL3NjaGVtYXMub3BlbnhtbGZvcm1hdHMub3JnL29mZmljZURvY3VtZW50LzIwMDYvbWF0aCI+PG06bmFyeT48bTpuYXJ5UHI+PG06Y2hyIG06dmFsPSLiiKsiLz48bTpsaW1Mb2MgbTp2YWw9InN1YlN1cCIvPjxtOmdyb3cgbTp2YWw9IjEiLz48L206bmFyeVByPjxtOnN1Yj48bTpyPjxtOnQ+MDwvbTp0PjwvbTpyPjwvbTpzdWI+PG06c3VwPjxtOnI+PG06dD4xPC9tOnQ+PC9tOnI+PC9tOnN1cD48bTplPjxtOnI+PG06dD4geDwvbTp0PjwvbTpyPjxtOnNwYWNpbmcgbTp2YWw9IjMiLz48bTpyPjxtOnQ+ZHg8L206dD48L206cj48L206ZT48L206bmFyeT48L206b01hdGg+</omml>
-  </formula>
-  <formula id="5ecdc543c7544e1aaa279d974af4189a" revision="0" storageMode="native-omml" schemaVersion="3">
+    <payload>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</payload>
+    <locator host="word" objectName="LSNO_f71020dabe2c4ef0b7877c4111f6b252" kind="native-omml"/>
+    <omml sha256="d31eee80a4ec2946352fe1d335ec14cf531838577e1b5ca99d002493f42e949b">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</omml>
+  </formula>
+  <formula id="4759b578f9e54f478e2be62a2712f341" revision="0" storageMode="native-omml" schemaVersion="3">
+    <latex>\int_0^1 x\,dx</latex>
+    <display>inline</display>
+    <payload>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</payload>
+    <locator host="word" objectName="LSNO_4759b578f9e54f478e2be62a2712f341" kind="native-omml"/>
+    <omml sha256="d31eee80a4ec2946352fe1d335ec14cf531838577e1b5ca99d002493f42e949b">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</omml>
+  </formula>
+  <formula id="2a2d612f3a3a458e9f577298e1f942a5" revision="0" storageMode="native-omml" schemaVersion="3">
+    <latex>\int_0^1 x\,dx</latex>
+    <display>inline</display>
+    <payload>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</payload>
+    <locator host="word" objectName="LSNO_2a2d612f3a3a458e9f577298e1f942a5" kind="native-omml"/>
+    <omml sha256="d31eee80a4ec2946352fe1d335ec14cf531838577e1b5ca99d002493f42e949b">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</omml>
+  </formula>
+  <formula id="fc04c634bbe94c309e017d457999fa70" revision="0" storageMode="native-omml" schemaVersion="3">
+    <latex>\int_0^1 x\,dx</latex>
+    <display>inline</display>
+    <payload>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</payload>
+    <locator host="word" objectName="LSNO_fc04c634bbe94c309e017d457999fa70" kind="native-omml"/>
+    <omml sha256="d31eee80a4ec2946352fe1d335ec14cf531838577e1b5ca99d002493f42e949b">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</omml>
+  </formula>
+  <formula id="9fbfdd81ebe14f95b21d39bda3f969dc" revision="0" storageMode="native-omml" schemaVersion="3">
+    <latex>\int_0^1 x\,dx</latex>
+    <display>inline</display>
+    <payload>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</payload>
+    <locator host="word" objectName="LSNO_9fbfdd81ebe14f95b21d39bda3f969dc" kind="native-omml"/>
+    <omml sha256="d31eee80a4ec2946352fe1d335ec14cf531838577e1b5ca99d002493f42e949b">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</omml>
+  </formula>
+  <formula id="2e9da2143e054514bf70f390f9056229" revision="0" storageMode="native-omml" schemaVersion="3">
+    <latex>\int_0^1 x\,dx</latex>
+    <display>inline</display>
+    <payload>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</payload>
+    <locator host="word" objectName="LSNO_2e9da2143e054514bf70f390f9056229" kind="native-omml"/>
+    <omml sha256="d31eee80a4ec2946352fe1d335ec14cf531838577e1b5ca99d002493f42e949b">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</omml>
+  </formula>
+  <formula id="551b9975031b4dc3bb0e08ada0262d59" revision="0" storageMode="native-omml" schemaVersion="3">
+    <latex>\int_0^1 x\,dx</latex>
+    <display>inline</display>
+    <payload>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</payload>
+    <locator host="word" objectName="LSNO_551b9975031b4dc3bb0e08ada0262d59" kind="native-omml"/>
+    <omml sha256="d31eee80a4ec2946352fe1d335ec14cf531838577e1b5ca99d002493f42e949b">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</omml>
+  </formula>
+  <formula id="c96366451ebb428289c096e04798b85d" revision="0" storageMode="native-omml" schemaVersion="3">
+    <latex>\int_0^1 x\,dx</latex>
+    <display>inline</display>
+    <payload>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</payload>
+    <locator host="word" objectName="LSNO_c96366451ebb428289c096e04798b85d" kind="native-omml"/>
+    <omml sha256="d31eee80a4ec2946352fe1d335ec14cf531838577e1b5ca99d002493f42e949b">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</omml>
+  </formula>
+  <formula id="87ed6a135dd34c31807df9f624187f00" revision="0" storageMode="native-omml" schemaVersion="3">
+    <latex>\int_0^1 x\,dx</latex>
+    <display>inline</display>
+    <payload>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</payload>
+    <locator host="word" objectName="LSNO_87ed6a135dd34c31807df9f624187f00" kind="native-omml"/>
+    <omml sha256="d31eee80a4ec2946352fe1d335ec14cf531838577e1b5ca99d002493f42e949b">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</omml>
+  </formula>
+  <formula id="3f8b3d67901c4862ad63a08cb3951b9f" revision="0" storageMode="native-omml" schemaVersion="3">
+    <latex>\int_0^1 x\,dx</latex>
+    <display>inline</display>
+    <payload>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</payload>
+    <locator host="word" objectName="LSNO_3f8b3d67901c4862ad63a08cb3951b9f" kind="native-omml"/>
+    <omml sha256="d31eee80a4ec2946352fe1d335ec14cf531838577e1b5ca99d002493f42e949b">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</omml>
+  </formula>
+  <formula id="6b2d1eedc3004a8cb9c3f4b8d89c83bc" revision="0" storageMode="native-omml" schemaVersion="3">
+    <latex>\int_0^1 x\,dx</latex>
+    <display>inline</display>
+    <payload>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</payload>
+    <locator host="word" objectName="LSNO_6b2d1eedc3004a8cb9c3f4b8d89c83bc" kind="native-omml"/>
+    <omml sha256="d31eee80a4ec2946352fe1d335ec14cf531838577e1b5ca99d002493f42e949b">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</omml>
+  </formula>
+  <formula id="bce5a8daaa5b4fca8338cbf297fa0b41" revision="0" storageMode="native-omml" schemaVersion="3">
+    <latex>\int_0^1 x\,dx</latex>
+    <display>inline</display>
+    <payload>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</payload>
+    <locator host="word" objectName="LSNO_bce5a8daaa5b4fca8338cbf297fa0b41" kind="native-omml"/>
+    <omml sha256="d31eee80a4ec2946352fe1d335ec14cf531838577e1b5ca99d002493f42e949b">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</omml>
+  </formula>
+  <formula id="9d0f9dca82884094a46883bc93290849" revision="0" storageMode="native-omml" schemaVersion="3">
+    <latex>\int_0^1 x\,dx</latex>
+    <display>inline</display>
+    <payload>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</payload>
+    <locator host="word" objectName="LSNO_9d0f9dca82884094a46883bc93290849" kind="native-omml"/>
+    <omml sha256="d31eee80a4ec2946352fe1d335ec14cf531838577e1b5ca99d002493f42e949b">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</omml>
+  </formula>
+  <formula id="a483e1bd8557442592c5c5de616de5c6" revision="0" storageMode="native-omml" schemaVersion="3">
+    <latex>\int_0^1 x\,dx</latex>
+    <display>inline</display>
+    <payload>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</payload>
+    <locator host="word" objectName="LSNO_a483e1bd8557442592c5c5de616de5c6" kind="native-omml"/>
+    <omml sha256="d31eee80a4ec2946352fe1d335ec14cf531838577e1b5ca99d002493f42e949b">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</omml>
+  </formula>
+  <formula id="001a16208bf4434583486004520fa63c" revision="0" storageMode="native-omml" schemaVersion="3">
+    <latex>\int_0^1 x\,dx</latex>
+    <display>inline</display>
+    <payload>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</payload>
+    <locator host="word" objectName="LSNO_001a16208bf4434583486004520fa63c" kind="native-omml"/>
+    <omml sha256="d31eee80a4ec2946352fe1d335ec14cf531838577e1b5ca99d002493f42e949b">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</omml>
+  </formula>
+  <formula id="49b4cf6fd1b044dda6b6071b793ba49c" revision="0" storageMode="native-omml" schemaVersion="3">
+    <latex>\int_0^1 x\,dx</latex>
+    <display>inline</display>
+    <payload>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</payload>
+    <locator host="word" objectName="LSNO_49b4cf6fd1b044dda6b6071b793ba49c" kind="native-omml"/>
+    <omml sha256="d31eee80a4ec2946352fe1d335ec14cf531838577e1b5ca99d002493f42e949b">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</omml>
+  </formula>
+  <formula id="cd52cc0da8824b798ac2862e40dd26a6" revision="0" storageMode="native-omml" schemaVersion="3">
+    <latex>\int_0^1 x\,dx</latex>
+    <display>inline</display>
+    <payload>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</payload>
+    <locator host="word" objectName="LSNO_cd52cc0da8824b798ac2862e40dd26a6" kind="native-omml"/>
+    <omml sha256="d31eee80a4ec2946352fe1d335ec14cf531838577e1b5ca99d002493f42e949b">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</omml>
+  </formula>
+  <formula id="2724b45df4414aa2b09d582c7492b15c" revision="0" storageMode="native-omml" schemaVersion="3">
+    <latex>\int_0^1 x\,dx</latex>
+    <display>inline</display>
+    <payload>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</payload>
+    <locator host="word" objectName="LSNO_2724b45df4414aa2b09d582c7492b15c" kind="native-omml"/>
+    <omml sha256="d31eee80a4ec2946352fe1d335ec14cf531838577e1b5ca99d002493f42e949b">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</omml>
+  </formula>
+  <formula id="e629e973e5e84848bd224d63b212ba30" revision="0" storageMode="native-omml" schemaVersion="3">
+    <latex>\int_0^1 x\,dx</latex>
+    <display>inline</display>
+    <payload>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</payload>
+    <locator host="word" objectName="LSNO_e629e973e5e84848bd224d63b212ba30" kind="native-omml"/>
+    <omml sha256="d31eee80a4ec2946352fe1d335ec14cf531838577e1b5ca99d002493f42e949b">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</omml>
+  </formula>
+  <formula id="9f9f608056b44c4996a055c801bbc7b0" revision="0" storageMode="native-omml" schemaVersion="3">
+    <latex>\int_0^1 x\,dx</latex>
+    <display>inline</display>
+    <payload>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</payload>
+    <locator host="word" objectName="LSNO_9f9f608056b44c4996a055c801bbc7b0" kind="native-omml"/>
+    <omml sha256="d31eee80a4ec2946352fe1d335ec14cf531838577e1b5ca99d002493f42e949b">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</omml>
+  </formula>
+  <formula id="c3d2f192c1494ae88b81744182888ed4" revision="0" storageMode="native-omml" schemaVersion="3">
+    <latex>\int_0^1 x\,dx</latex>
+    <display>inline</display>
+    <payload>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</payload>
+    <locator host="word" objectName="LSNO_c3d2f192c1494ae88b81744182888ed4" kind="native-omml"/>
+    <omml sha256="d31eee80a4ec2946352fe1d335ec14cf531838577e1b5ca99d002493f42e949b">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</omml>
+  </formula>
+  <formula id="42a351074cdc497285276b72500dd010" revision="0" storageMode="native-omml" schemaVersion="3">
+    <latex>\int_0^1 x\,dx</latex>
+    <display>inline</display>
+    <payload>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</payload>
+    <locator host="word" objectName="LSNO_42a351074cdc497285276b72500dd010" kind="native-omml"/>
+    <omml sha256="d31eee80a4ec2946352fe1d335ec14cf531838577e1b5ca99d002493f42e949b">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</omml>
+  </formula>
+  <formula id="2729d3b3ba114820a4a73b8b6b8cbf34" revision="0" storageMode="native-omml" schemaVersion="3">
+    <latex>\int_0^1 x\,dx</latex>
+    <display>inline</display>
+    <payload>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</payload>
+    <locator host="word" objectName="LSNO_2729d3b3ba114820a4a73b8b6b8cbf34" kind="native-omml"/>
+    <omml sha256="d31eee80a4ec2946352fe1d335ec14cf531838577e1b5ca99d002493f42e949b">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</omml>
+  </formula>
+  <formula id="09764d2f4ee740949d955038e1da8bde" revision="0" storageMode="native-omml" schemaVersion="3">
+    <latex>\int_0^1 x\,dx</latex>
+    <display>inline</display>
+    <payload>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</payload>
+    <locator host="word" objectName="LSNO_09764d2f4ee740949d955038e1da8bde" kind="native-omml"/>
+    <omml sha256="d31eee80a4ec2946352fe1d335ec14cf531838577e1b5ca99d002493f42e949b">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</omml>
+  </formula>
+  <formula id="62df140f41544479bef1b499a0a8f088" revision="0" storageMode="native-omml" schemaVersion="3">
+    <latex>\int_0^1 x\,dx</latex>
+    <display>inline</display>
+    <payload>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</payload>
+    <locator host="word" objectName="LSNO_62df140f41544479bef1b499a0a8f088" kind="native-omml"/>
+    <omml sha256="d31eee80a4ec2946352fe1d335ec14cf531838577e1b5ca99d002493f42e949b">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</omml>
+  </formula>
+  <formula id="ff0ab5bf56fe4eb488cafb0cb2e83512" revision="0" storageMode="native-omml" schemaVersion="3">
+    <latex>\int_0^1 x\,dx</latex>
+    <display>inline</display>
+    <payload>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</payload>
+    <locator host="word" objectName="LSNO_ff0ab5bf56fe4eb488cafb0cb2e83512" kind="native-omml"/>
+    <omml sha256="d31eee80a4ec2946352fe1d335ec14cf531838577e1b5ca99d002493f42e949b">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</omml>
+  </formula>
+  <formula id="4560d9f8fdb1470c83d7a6707174c65b" revision="0" storageMode="native-omml" schemaVersion="3">
+    <latex>\int_0^1 x\,dx</latex>
+    <display>inline</display>
+    <payload>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</payload>
+    <locator host="word" objectName="LSNO_4560d9f8fdb1470c83d7a6707174c65b" kind="native-omml"/>
+    <omml sha256="d31eee80a4ec2946352fe1d335ec14cf531838577e1b5ca99d002493f42e949b">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</omml>
+  </formula>
+  <formula id="39acf916368c4adb94acb2f2989edcdf" revision="0" storageMode="native-omml" schemaVersion="3">
+    <latex>\int_0^1 x\,dx</latex>
+    <display>inline</display>
+    <payload>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</payload>
+    <locator host="word" objectName="LSNO_39acf916368c4adb94acb2f2989edcdf" kind="native-omml"/>
+    <omml sha256="d31eee80a4ec2946352fe1d335ec14cf531838577e1b5ca99d002493f42e949b">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</omml>
+  </formula>
+  <formula id="87c91d7a68124845b33346fafc8dc0ca" revision="0" storageMode="native-omml" schemaVersion="3">
+    <latex>\int_0^1 x\,dx</latex>
+    <display>inline</display>
+    <payload>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</payload>
+    <locator host="word" objectName="LSNO_87c91d7a68124845b33346fafc8dc0ca" kind="native-omml"/>
+    <omml sha256="d31eee80a4ec2946352fe1d335ec14cf531838577e1b5ca99d002493f42e949b">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</omml>
+  </formula>
+  <formula id="73d87e44ca0b48fbb95b255e2281cd20" revision="0" storageMode="native-omml" schemaVersion="3">
+    <latex>\int_0^1 x\,dx</latex>
+    <display>inline</display>
+    <payload>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</payload>
+    <locator host="word" objectName="LSNO_73d87e44ca0b48fbb95b255e2281cd20" kind="native-omml"/>
+    <omml sha256="d31eee80a4ec2946352fe1d335ec14cf531838577e1b5ca99d002493f42e949b">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</omml>
+  </formula>
+  <formula id="37ea9cac73ce4d9eb9e2a1eb3916b6e2" revision="0" storageMode="native-omml" schemaVersion="3">
+    <latex>\int_0^1 x\,dx</latex>
+    <display>inline</display>
+    <payload>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</payload>
+    <locator host="word" objectName="LSNO_37ea9cac73ce4d9eb9e2a1eb3916b6e2" kind="native-omml"/>
+    <omml sha256="d31eee80a4ec2946352fe1d335ec14cf531838577e1b5ca99d002493f42e949b">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</omml>
+  </formula>
+  <formula id="35c0f312123640dcb8cf99042a942f16" revision="0" storageMode="native-omml" schemaVersion="3">
+    <latex>\int_0^1 x\,dx</latex>
+    <display>inline</display>
+    <payload>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</payload>
+    <locator host="word" objectName="LSNO_35c0f312123640dcb8cf99042a942f16" kind="native-omml"/>
+    <omml sha256="d31eee80a4ec2946352fe1d335ec14cf531838577e1b5ca99d002493f42e949b">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</omml>
+  </formula>
+  <formula id="2718efecf229472a8d157df137e14838" revision="0" storageMode="native-omml" schemaVersion="3">
+    <latex>\int_0^1 x\,dx</latex>
+    <display>inline</display>
+    <payload>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</payload>
+    <locator host="word" objectName="LSNO_2718efecf229472a8d157df137e14838" kind="native-omml"/>
+    <omml sha256="d31eee80a4ec2946352fe1d335ec14cf531838577e1b5ca99d002493f42e949b">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</omml>
+  </formula>
+  <formula id="61809d22934744d3b1cd991edfd9973a" revision="0" storageMode="native-omml" schemaVersion="3">
+    <latex>\int_0^1 x\,dx</latex>
+    <display>inline</display>
+    <payload>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</payload>
+    <locator host="word" objectName="LSNO_61809d22934744d3b1cd991edfd9973a" kind="native-omml"/>
+    <omml sha256="d31eee80a4ec2946352fe1d335ec14cf531838577e1b5ca99d002493f42e949b">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</omml>
+  </formula>
+  <formula id="d4b09176bf994c0da77148a421e0c174" revision="0" storageMode="native-omml" schemaVersion="3">
+    <latex>\int_0^1 x\,dx</latex>
+    <display>inline</display>
+    <payload>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</payload>
+    <locator host="word" objectName="LSNO_d4b09176bf994c0da77148a421e0c174" kind="native-omml"/>
+    <omml sha256="d31eee80a4ec2946352fe1d335ec14cf531838577e1b5ca99d002493f42e949b">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</omml>
+  </formula>
+  <formula id="493b057df51445bd877c839469456e30" revision="0" storageMode="native-omml" schemaVersion="3">
+    <latex>\int_0^1 x\,dx</latex>
+    <display>inline</display>
+    <payload>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</payload>
+    <locator host="word" objectName="LSNO_493b057df51445bd877c839469456e30" kind="native-omml"/>
+    <omml sha256="d31eee80a4ec2946352fe1d335ec14cf531838577e1b5ca99d002493f42e949b">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</omml>
+  </formula>
+  <formula id="e13e8806b80947d2bcbadcb952c4e6e7" revision="0" storageMode="native-omml" schemaVersion="3">
+    <latex>\int_0^1 x\,dx</latex>
+    <display>inline</display>
+    <payload>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</payload>
+    <locator host="word" objectName="LSNO_e13e8806b80947d2bcbadcb952c4e6e7" kind="native-omml"/>
+    <omml sha256="d31eee80a4ec2946352fe1d335ec14cf531838577e1b5ca99d002493f42e949b">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</omml>
+  </formula>
+  <formula id="806f732116784addb03b99d937b4f3fe" revision="0" storageMode="native-omml" schemaVersion="3">
+    <latex>\int_0^1 x\,dx</latex>
+    <display>inline</display>
+    <payload>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</payload>
+    <locator host="word" objectName="LSNO_806f732116784addb03b99d937b4f3fe" kind="native-omml"/>
+    <omml sha256="d31eee80a4ec2946352fe1d335ec14cf531838577e1b5ca99d002493f42e949b">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</omml>
+  </formula>
+  <formula id="146c3e7becba4696b62902010e6d263b" revision="0" storageMode="native-omml" schemaVersion="3">
+    <latex>\int_0^1 x\,dx</latex>
+    <display>inline</display>
+    <payload>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</payload>
+    <locator host="word" objectName="LSNO_146c3e7becba4696b62902010e6d263b" kind="native-omml"/>
+    <omml sha256="d31eee80a4ec2946352fe1d335ec14cf531838577e1b5ca99d002493f42e949b">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</omml>
+  </formula>
+  <formula id="905088c42f6a4ff1b2e6af68459d7526" revision="0" storageMode="native-omml" schemaVersion="3">
+    <latex>\int_0^1 x\,dx</latex>
+    <display>inline</display>
+    <payload>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</payload>
+    <locator host="word" objectName="LSNO_905088c42f6a4ff1b2e6af68459d7526" kind="native-omml"/>
+    <omml sha256="d31eee80a4ec2946352fe1d335ec14cf531838577e1b5ca99d002493f42e949b">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</omml>
+  </formula>
+  <formula id="5b5cada9e81545e8a5f85744660e316f" revision="0" storageMode="native-omml" schemaVersion="3">
+    <latex>\int_0^1 x\,dx</latex>
+    <display>inline</display>
+    <payload>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</payload>
+    <locator host="word" objectName="LSNO_5b5cada9e81545e8a5f85744660e316f" kind="native-omml"/>
+    <omml sha256="d31eee80a4ec2946352fe1d335ec14cf531838577e1b5ca99d002493f42e949b">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</omml>
+  </formula>
+  <formula id="d35a65b272f541a99efa7a7899556679" revision="0" storageMode="native-omml" schemaVersion="3">
+    <latex>\int_0^1 x\,dx</latex>
+    <display>inline</display>
+    <payload>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</payload>
+    <locator host="word" objectName="LSNO_d35a65b272f541a99efa7a7899556679" kind="native-omml"/>
+    <omml sha256="d31eee80a4ec2946352fe1d335ec14cf531838577e1b5ca99d002493f42e949b">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</omml>
+  </formula>
+  <formula id="5b997b2283f14586a8630180aa230868" revision="0" storageMode="native-omml" schemaVersion="3">
+    <latex>\int_0^1 x\,dx</latex>
+    <display>inline</display>
+    <payload>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</payload>
+    <locator host="word" objectName="LSNO_5b997b2283f14586a8630180aa230868" kind="native-omml"/>
+    <omml sha256="d31eee80a4ec2946352fe1d335ec14cf531838577e1b5ca99d002493f42e949b">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</omml>
+  </formula>
+  <formula id="0d10f13d0e1440a4851196309b000def" revision="0" storageMode="native-omml" schemaVersion="3">
+    <latex>\int_0^1 x\,dx</latex>
+    <display>inline</display>
+    <payload>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</payload>
+    <locator host="word" objectName="LSNO_0d10f13d0e1440a4851196309b000def" kind="native-omml"/>
+    <omml sha256="d31eee80a4ec2946352fe1d335ec14cf531838577e1b5ca99d002493f42e949b">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</omml>
+  </formula>
+  <formula id="c902a88bfb284defa85f9c1e05d48224" revision="0" storageMode="native-omml" schemaVersion="3">
+    <latex>\int_0^1 x\,dx</latex>
+    <display>inline</display>
+    <payload>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</payload>
+    <locator host="word" objectName="LSNO_c902a88bfb284defa85f9c1e05d48224" kind="native-omml"/>
+    <omml sha256="d31eee80a4ec2946352fe1d335ec14cf531838577e1b5ca99d002493f42e949b">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</omml>
+  </formula>
+  <formula id="d23d09d72aeb4def8136da289d20f870" revision="0" storageMode="native-omml" schemaVersion="3">
+    <latex>\int_0^1 x\,dx</latex>
+    <display>inline</display>
+    <payload>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</payload>
+    <locator host="word" objectName="LSNO_d23d09d72aeb4def8136da289d20f870" kind="native-omml"/>
+    <omml sha256="d31eee80a4ec2946352fe1d335ec14cf531838577e1b5ca99d002493f42e949b">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</omml>
+  </formula>
+  <formula id="57d61a404f99480c82aa1b5a348d0c3c" revision="0" storageMode="native-omml" schemaVersion="3">
+    <latex>\int_0^1 x\,dx</latex>
+    <display>inline</display>
+    <payload>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</payload>
+    <locator host="word" objectName="LSNO_57d61a404f99480c82aa1b5a348d0c3c" kind="native-omml"/>
+    <omml sha256="d31eee80a4ec2946352fe1d335ec14cf531838577e1b5ca99d002493f42e949b">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</omml>
+  </formula>
+  <formula id="3efac12eab1441e3869e883f0197d569" revision="0" storageMode="native-omml" schemaVersion="3">
+    <latex>\int_0^1 x\,dx</latex>
+    <display>inline</display>
+    <payload>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</payload>
+    <locator host="word" objectName="LSNO_3efac12eab1441e3869e883f0197d569" kind="native-omml"/>
+    <omml sha256="d31eee80a4ec2946352fe1d335ec14cf531838577e1b5ca99d002493f42e949b">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</omml>
+  </formula>
+  <formula id="3965bad4c20340e28570d9f10e07090e" revision="0" storageMode="native-omml" schemaVersion="3">
+    <latex>\int_0^1 x\,dx</latex>
+    <display>inline</display>
+    <payload>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</payload>
+    <locator host="word" objectName="LSNO_3965bad4c20340e28570d9f10e07090e" kind="native-omml"/>
+    <omml sha256="d31eee80a4ec2946352fe1d335ec14cf531838577e1b5ca99d002493f42e949b">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</omml>
+  </formula>
+  <formula id="7079b040eac84107bc596ad2af65558d" revision="0" storageMode="native-omml" schemaVersion="3">
+    <latex>\int_0^1 x\,dx</latex>
+    <display>inline</display>
+    <payload>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</payload>
+    <locator host="word" objectName="LSNO_7079b040eac84107bc596ad2af65558d" kind="native-omml"/>
+    <omml sha256="d31eee80a4ec2946352fe1d335ec14cf531838577e1b5ca99d002493f42e949b">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</omml>
+  </formula>
+  <formula id="cd4a32f6d3244dc69b230b44f26c5cb3" revision="0" storageMode="native-omml" schemaVersion="3">
+    <latex>\int_0^1 x\,dx</latex>
+    <display>inline</display>
+    <payload>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</payload>
+    <locator host="word" objectName="LSNO_cd4a32f6d3244dc69b230b44f26c5cb3" kind="native-omml"/>
+    <omml sha256="d31eee80a4ec2946352fe1d335ec14cf531838577e1b5ca99d002493f42e949b">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</omml>
+  </formula>
+  <formula id="2e9918371f5a4fdb993c140cc7b6e1ce" revision="0" storageMode="native-omml" schemaVersion="3">
+    <latex>\int_0^1 x\,dx</latex>
+    <display>inline</display>
+    <payload>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</payload>
+    <locator host="word" objectName="LSNO_2e9918371f5a4fdb993c140cc7b6e1ce" kind="native-omml"/>
+    <omml sha256="d31eee80a4ec2946352fe1d335ec14cf531838577e1b5ca99d002493f42e949b">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</omml>
+  </formula>
+  <formula id="b75cd2daac724f90a780691e6cab0bac" revision="0" storageMode="native-omml" schemaVersion="3">
+    <latex>\int_0^1 x\,dx</latex>
+    <display>inline</display>
+    <payload>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</payload>
+    <locator host="word" objectName="LSNO_b75cd2daac724f90a780691e6cab0bac" kind="native-omml"/>
+    <omml sha256="d31eee80a4ec2946352fe1d335ec14cf531838577e1b5ca99d002493f42e949b">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</omml>
+  </formula>
+  <formula id="e5574aee65044210a88249b6eb66fd15" revision="0" storageMode="native-omml" schemaVersion="3">
+    <latex>\int_0^1 x\,dx</latex>
+    <display>inline</display>
+    <payload>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</payload>
+    <locator host="word" objectName="LSNO_e5574aee65044210a88249b6eb66fd15" kind="native-omml"/>
+    <omml sha256="d31eee80a4ec2946352fe1d335ec14cf531838577e1b5ca99d002493f42e949b">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</omml>
+  </formula>
+  <formula id="eb557f180cb44e878bcab3efd53ad5f0" revision="0" storageMode="native-omml" schemaVersion="3">
+    <latex>\int_0^1 x\,dx</latex>
+    <display>inline</display>
+    <payload>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</payload>
+    <locator host="word" objectName="LSNO_eb557f180cb44e878bcab3efd53ad5f0" kind="native-omml"/>
+    <omml sha256="d31eee80a4ec2946352fe1d335ec14cf531838577e1b5ca99d002493f42e949b">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</omml>
+  </formula>
+  <formula id="ffb37c18ebd4467a9aac2b492e163c51" revision="0" storageMode="native-omml" schemaVersion="3">
+    <latex>\int_0^1 x\,dx</latex>
+    <display>inline</display>
+    <payload>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</payload>
+    <locator host="word" objectName="LSNO_ffb37c18ebd4467a9aac2b492e163c51" kind="native-omml"/>
+    <omml sha256="d31eee80a4ec2946352fe1d335ec14cf531838577e1b5ca99d002493f42e949b">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</omml>
+  </formula>
+  <formula id="0415c01f9d8340408873cbcced2383c9" revision="0" storageMode="native-omml" schemaVersion="3">
+    <latex>\int_0^1 x\,dx</latex>
+    <display>inline</display>
+    <payload>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</payload>
+    <locator host="word" objectName="LSNO_0415c01f9d8340408873cbcced2383c9" kind="native-omml"/>
+    <omml sha256="d31eee80a4ec2946352fe1d335ec14cf531838577e1b5ca99d002493f42e949b">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</omml>
+  </formula>
+  <formula id="777dadd9b22f4dcbb891d17d99c7475b" revision="0" storageMode="native-omml" schemaVersion="3">
+    <latex>\int_0^1 x\,dx</latex>
+    <display>inline</display>
+    <payload>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</payload>
+    <locator host="word" objectName="LSNO_777dadd9b22f4dcbb891d17d99c7475b" kind="native-omml"/>
+    <omml sha256="d31eee80a4ec2946352fe1d335ec14cf531838577e1b5ca99d002493f42e949b">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</omml>
+  </formula>
+  <formula id="ba0a939769d04314bc73ac62d196c1fd" revision="0" storageMode="native-omml" schemaVersion="3">
+    <latex>\int_0^1 x\,dx</latex>
+    <display>inline</display>
+    <payload>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</payload>
+    <locator host="word" objectName="LSNO_ba0a939769d04314bc73ac62d196c1fd" kind="native-omml"/>
+    <omml sha256="d31eee80a4ec2946352fe1d335ec14cf531838577e1b5ca99d002493f42e949b">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</omml>
+  </formula>
+  <formula id="da8bbf3d627e4fbc94298c200cc96d0c" revision="0" storageMode="native-omml" schemaVersion="3">
+    <latex>\int_0^1 x\,dx</latex>
+    <display>inline</display>
+    <payload>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</payload>
+    <locator host="word" objectName="LSNO_da8bbf3d627e4fbc94298c200cc96d0c" kind="native-omml"/>
+    <omml sha256="d31eee80a4ec2946352fe1d335ec14cf531838577e1b5ca99d002493f42e949b">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</omml>
+  </formula>
+  <formula id="162cd0191990430f9c74cca43a458f9b" revision="0" storageMode="native-omml" schemaVersion="3">
+    <latex>\int_0^1 x\,dx</latex>
+    <display>inline</display>
+    <payload>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</payload>
+    <locator host="word" objectName="LSNO_162cd0191990430f9c74cca43a458f9b" kind="native-omml"/>
+    <omml sha256="d31eee80a4ec2946352fe1d335ec14cf531838577e1b5ca99d002493f42e949b">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</omml>
+  </formula>
+  <formula id="1c5492c4596c4810bc72ed406477492f" revision="0" storageMode="native-omml" schemaVersion="3">
+    <latex>\int_0^1 x\,dx</latex>
+    <display>inline</display>
+    <payload>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</payload>
+    <locator host="word" objectName="LSNO_1c5492c4596c4810bc72ed406477492f" kind="native-omml"/>
+    <omml sha256="d31eee80a4ec2946352fe1d335ec14cf531838577e1b5ca99d002493f42e949b">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</omml>
+  </formula>
+  <formula id="6ef853cb74194ffabc074c07481f4dc0" revision="0" storageMode="native-omml" schemaVersion="3">
+    <latex>\int_0^1 x\,dx</latex>
+    <display>inline</display>
+    <payload>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</payload>
+    <locator host="word" objectName="LSNO_6ef853cb74194ffabc074c07481f4dc0" kind="native-omml"/>
+    <omml sha256="d31eee80a4ec2946352fe1d335ec14cf531838577e1b5ca99d002493f42e949b">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</omml>
+  </formula>
+  <formula id="1eba6bdc277d4fddabec4cac3bd89c5f" revision="0" storageMode="native-omml" schemaVersion="3">
+    <latex>\int_0^1 x\,dx</latex>
+    <display>inline</display>
+    <payload>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</payload>
+    <locator host="word" objectName="LSNO_1eba6bdc277d4fddabec4cac3bd89c5f" kind="native-omml"/>
+    <omml sha256="d31eee80a4ec2946352fe1d335ec14cf531838577e1b5ca99d002493f42e949b">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</omml>
+  </formula>
+  <formula id="4e8cea41171c496cb111b99a9d9fa3e2" revision="0" storageMode="native-omml" schemaVersion="3">
+    <latex>\int_0^1 x\,dx</latex>
+    <display>inline</display>
+    <payload>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</payload>
+    <locator host="word" objectName="LSNO_4e8cea41171c496cb111b99a9d9fa3e2" kind="native-omml"/>
+    <omml sha256="d31eee80a4ec2946352fe1d335ec14cf531838577e1b5ca99d002493f42e949b">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</omml>
+  </formula>
+  <formula id="3a2b8833a79b4714b4caec6b71310782" revision="0" storageMode="native-omml" schemaVersion="3">
+    <latex>\int_0^1 x\,dx</latex>
+    <display>inline</display>
+    <payload>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</payload>
+    <locator host="word" objectName="LSNO_3a2b8833a79b4714b4caec6b71310782" kind="native-omml"/>
+    <omml sha256="d31eee80a4ec2946352fe1d335ec14cf531838577e1b5ca99d002493f42e949b">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</omml>
+  </formula>
+  <formula id="44f89ba99dd54d47a56879258264d437" revision="0" storageMode="native-omml" schemaVersion="3">
+    <latex>\int_0^1 x\,dx</latex>
+    <display>inline</display>
+    <payload>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</payload>
+    <locator host="word" objectName="LSNO_44f89ba99dd54d47a56879258264d437" kind="native-omml"/>
+    <omml sha256="d31eee80a4ec2946352fe1d335ec14cf531838577e1b5ca99d002493f42e949b">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</omml>
+  </formula>
+  <formula id="71b8668b67094c49b6191df5533e21bf" revision="0" storageMode="native-omml" schemaVersion="3">
+    <latex>\int_0^1 x\,dx</latex>
+    <display>inline</display>
+    <payload>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</payload>
+    <locator host="word" objectName="LSNO_71b8668b67094c49b6191df5533e21bf" kind="native-omml"/>
+    <omml sha256="d31eee80a4ec2946352fe1d335ec14cf531838577e1b5ca99d002493f42e949b">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</omml>
+  </formula>
+  <formula id="2c8935deb6c040ffa6f69c4a159219e9" revision="0" storageMode="native-omml" schemaVersion="3">
+    <latex>\int_0^1 x\,dx</latex>
+    <display>inline</display>
+    <payload>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</payload>
+    <locator host="word" objectName="LSNO_2c8935deb6c040ffa6f69c4a159219e9" kind="native-omml"/>
+    <omml sha256="d31eee80a4ec2946352fe1d335ec14cf531838577e1b5ca99d002493f42e949b">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</omml>
+  </formula>
+  <formula id="429f8654934e4373ab6a5fed4bee1baa" revision="0" storageMode="native-omml" schemaVersion="3">
+    <latex>\int_0^1 x\,dx</latex>
+    <display>inline</display>
+    <payload>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</payload>
+    <locator host="word" objectName="LSNO_429f8654934e4373ab6a5fed4bee1baa" kind="native-omml"/>
+    <omml sha256="d31eee80a4ec2946352fe1d335ec14cf531838577e1b5ca99d002493f42e949b">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</omml>
+  </formula>
+  <formula id="6a362269af5848ee9301b39549f2c355" revision="0" storageMode="native-omml" schemaVersion="3">
+    <latex>\int_0^1 x\,dx</latex>
+    <display>inline</display>
+    <payload>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</payload>
+    <locator host="word" objectName="LSNO_6a362269af5848ee9301b39549f2c355" kind="native-omml"/>
+    <omml sha256="d31eee80a4ec2946352fe1d335ec14cf531838577e1b5ca99d002493f42e949b">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</omml>
+  </formula>
+  <formula id="2544174afc0048a7a779442f8e851d5c" revision="0" storageMode="native-omml" schemaVersion="3">
+    <latex>\int_0^1 x\,dx</latex>
+    <display>inline</display>
+    <payload>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</payload>
+    <locator host="word" objectName="LSNO_2544174afc0048a7a779442f8e851d5c" kind="native-omml"/>
+    <omml sha256="d31eee80a4ec2946352fe1d335ec14cf531838577e1b5ca99d002493f42e949b">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</omml>
+  </formula>
+  <formula id="74af2e5cd70540e6b6c01ad69016ddba" revision="0" storageMode="native-omml" schemaVersion="3">
+    <latex>\int_0^1 x\,dx</latex>
+    <display>inline</display>
+    <payload>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</payload>
+    <locator host="word" objectName="LSNO_74af2e5cd70540e6b6c01ad69016ddba" kind="native-omml"/>
+    <omml sha256="d31eee80a4ec2946352fe1d335ec14cf531838577e1b5ca99d002493f42e949b">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</omml>
+  </formula>
+  <formula id="7bffd8360d584a9c959561382de31f9d" revision="0" storageMode="native-omml" schemaVersion="3">
+    <latex>\int_0^1 x\,dx</latex>
+    <display>inline</display>
+    <payload>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</payload>
+    <locator host="word" objectName="LSNO_7bffd8360d584a9c959561382de31f9d" kind="native-omml"/>
+    <omml sha256="d31eee80a4ec2946352fe1d335ec14cf531838577e1b5ca99d002493f42e949b">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</omml>
+  </formula>
+  <formula id="174a697b537241258091e41746a8b79f" revision="0" storageMode="native-omml" schemaVersion="3">
+    <latex>\int_0^1 x\,dx</latex>
+    <display>inline</display>
+    <payload>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</payload>
+    <locator host="word" objectName="LSNO_174a697b537241258091e41746a8b79f" kind="native-omml"/>
+    <omml sha256="d31eee80a4ec2946352fe1d335ec14cf531838577e1b5ca99d002493f42e949b">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</omml>
+  </formula>
+  <formula id="9127a0a1dde24e48a9835945c947f995" revision="0" storageMode="native-omml" schemaVersion="3">
+    <latex>\int_0^1 x\,dx</latex>
+    <display>inline</display>
+    <payload>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</payload>
+    <locator host="word" objectName="LSNO_9127a0a1dde24e48a9835945c947f995" kind="native-omml"/>
+    <omml sha256="d31eee80a4ec2946352fe1d335ec14cf531838577e1b5ca99d002493f42e949b">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</omml>
+  </formula>
+  <formula id="7329ac8b5a264ff894b9f1bb76b88c08" revision="0" storageMode="native-omml" schemaVersion="3">
+    <latex>\int_0^1 x\,dx</latex>
+    <display>inline</display>
+    <payload>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</payload>
+    <locator host="word" objectName="LSNO_7329ac8b5a264ff894b9f1bb76b88c08" kind="native-omml"/>
+    <omml sha256="d31eee80a4ec2946352fe1d335ec14cf531838577e1b5ca99d002493f42e949b">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</omml>
+  </formula>
+  <formula id="9fb86ca163eb4f9abb92f2fd1052ba95" revision="0" storageMode="native-omml" schemaVersion="3">
+    <latex>\int_0^1 x\,dx</latex>
+    <display>inline</display>
+    <payload>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</payload>
+    <locator host="word" objectName="LSNO_9fb86ca163eb4f9abb92f2fd1052ba95" kind="native-omml"/>
+    <omml sha256="d31eee80a4ec2946352fe1d335ec14cf531838577e1b5ca99d002493f42e949b">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</omml>
+  </formula>
+  <formula id="46b5e91b50504175a580f3d6897d66ed" revision="0" storageMode="native-omml" schemaVersion="3">
+    <latex>\int_0^1 x\,dx</latex>
+    <display>inline</display>
+    <payload>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</payload>
+    <locator host="word" objectName="LSNO_46b5e91b50504175a580f3d6897d66ed" kind="native-omml"/>
+    <omml sha256="d31eee80a4ec2946352fe1d335ec14cf531838577e1b5ca99d002493f42e949b">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</omml>
+  </formula>
+  <formula id="9adca8b6938246e18a01cbe28f3c8969" revision="0" storageMode="native-omml" schemaVersion="3">
+    <latex>\int_0^1 x\,dx</latex>
+    <display>inline</display>
+    <payload>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</payload>
+    <locator host="word" objectName="LSNO_9adca8b6938246e18a01cbe28f3c8969" kind="native-omml"/>
+    <omml sha256="d31eee80a4ec2946352fe1d335ec14cf531838577e1b5ca99d002493f42e949b">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</omml>
+  </formula>
+  <formula id="9a299b167404468d98db0859893893df" revision="0" storageMode="native-omml" schemaVersion="3">
+    <latex>\int_0^1 x\,dx</latex>
+    <display>inline</display>
+    <payload>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</payload>
+    <locator host="word" objectName="LSNO_9a299b167404468d98db0859893893df" kind="native-omml"/>
+    <omml sha256="d31eee80a4ec2946352fe1d335ec14cf531838577e1b5ca99d002493f42e949b">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</omml>
+  </formula>
+  <formula id="5aafeeb69ad54b629d80b7c274529f51" revision="0" storageMode="native-omml" schemaVersion="3">
+    <latex>\int_0^1 x\,dx</latex>
+    <display>inline</display>
+    <payload>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</payload>
+    <locator host="word" objectName="LSNO_5aafeeb69ad54b629d80b7c274529f51" kind="native-omml"/>
+    <omml sha256="d31eee80a4ec2946352fe1d335ec14cf531838577e1b5ca99d002493f42e949b">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</omml>
+  </formula>
+  <formula id="3df9811853624f71a5f3da56029307e8" revision="0" storageMode="native-omml" schemaVersion="3">
+    <latex>\int_0^1 x\,dx</latex>
+    <display>inline</display>
+    <payload>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</payload>
+    <locator host="word" objectName="LSNO_3df9811853624f71a5f3da56029307e8" kind="native-omml"/>
+    <omml sha256="d31eee80a4ec2946352fe1d335ec14cf531838577e1b5ca99d002493f42e949b">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</omml>
+  </formula>
+  <formula id="a204980e73d94276ac91045174991a8b" revision="0" storageMode="native-omml" schemaVersion="3">
+    <latex>\int_0^1 x\,dx</latex>
+    <display>inline</display>
+    <payload>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</payload>
+    <locator host="word" objectName="LSNO_a204980e73d94276ac91045174991a8b" kind="native-omml"/>
+    <omml sha256="d31eee80a4ec2946352fe1d335ec14cf531838577e1b5ca99d002493f42e949b">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</omml>
+  </formula>
+  <formula id="0cf261f0c21a47d194f159018493afbb" revision="0" storageMode="native-omml" schemaVersion="3">
+    <latex>\int_0^1 x\,dx</latex>
+    <display>inline</display>
+    <payload>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</payload>
+    <locator host="word" objectName="LSNO_0cf261f0c21a47d194f159018493afbb" kind="native-omml"/>
+    <omml sha256="d31eee80a4ec2946352fe1d335ec14cf531838577e1b5ca99d002493f42e949b">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</omml>
+  </formula>
+  <formula id="4c79c4bbc47d41408889dbbde82478ae" revision="0" storageMode="native-omml" schemaVersion="3">
+    <latex>\int_0^1 x\,dx</latex>
+    <display>inline</display>
+    <payload>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</payload>
+    <locator host="word" objectName="LSNO_4c79c4bbc47d41408889dbbde82478ae" kind="native-omml"/>
+    <omml sha256="d31eee80a4ec2946352fe1d335ec14cf531838577e1b5ca99d002493f42e949b">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</omml>
+  </formula>
+  <formula id="9f359c92e23c4ed29d12d61576b1e9e0" revision="0" storageMode="native-omml" schemaVersion="3">
+    <latex>\int_0^1 x\,dx</latex>
+    <display>inline</display>
+    <payload>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</payload>
+    <locator host="word" objectName="LSNO_9f359c92e23c4ed29d12d61576b1e9e0" kind="native-omml"/>
+    <omml sha256="d31eee80a4ec2946352fe1d335ec14cf531838577e1b5ca99d002493f42e949b">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</omml>
+  </formula>
+  <formula id="3ef2a61f9b5e470ead56e8ae8f962145" revision="0" storageMode="native-omml" schemaVersion="3">
+    <latex>\int_0^1 x\,dx</latex>
+    <display>inline</display>
+    <payload>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</payload>
+    <locator host="word" objectName="LSNO_3ef2a61f9b5e470ead56e8ae8f962145" kind="native-omml"/>
+    <omml sha256="d31eee80a4ec2946352fe1d335ec14cf531838577e1b5ca99d002493f42e949b">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</omml>
+  </formula>
+  <formula id="b422990f8b5d4a59b4c6b85fc2f3137e" revision="0" storageMode="native-omml" schemaVersion="3">
+    <latex>\int_0^1 x\,dx</latex>
+    <display>inline</display>
+    <payload>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</payload>
+    <locator host="word" objectName="LSNO_b422990f8b5d4a59b4c6b85fc2f3137e" kind="native-omml"/>
+    <omml sha256="d31eee80a4ec2946352fe1d335ec14cf531838577e1b5ca99d002493f42e949b">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</omml>
+  </formula>
+  <formula id="85f7c46255d945898c49b58301ea007c" revision="0" storageMode="native-omml" schemaVersion="3">
+    <latex>\int_0^1 x\,dx</latex>
+    <display>inline</display>
+    <payload>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</payload>
+    <locator host="word" objectName="LSNO_85f7c46255d945898c49b58301ea007c" kind="native-omml"/>
+    <omml sha256="d31eee80a4ec2946352fe1d335ec14cf531838577e1b5ca99d002493f42e949b">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</omml>
+  </formula>
+  <formula id="feaeec9b9a5348c6ace7f30ca882c40c" revision="0" storageMode="native-omml" schemaVersion="3">
+    <latex>\int_0^1 x\,dx</latex>
+    <display>inline</display>
+    <payload>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</payload>
+    <locator host="word" objectName="LSNO_feaeec9b9a5348c6ace7f30ca882c40c" kind="native-omml"/>
+    <omml sha256="d31eee80a4ec2946352fe1d335ec14cf531838577e1b5ca99d002493f42e949b">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</omml>
+  </formula>
+  <formula id="2338f6321e99405891452d11941f5262" revision="0" storageMode="native-omml" schemaVersion="3">
+    <latex>\int_0^1 x\,dx</latex>
+    <display>inline</display>
+    <payload>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</payload>
+    <locator host="word" objectName="LSNO_2338f6321e99405891452d11941f5262" kind="native-omml"/>
+    <omml sha256="d31eee80a4ec2946352fe1d335ec14cf531838577e1b5ca99d002493f42e949b">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</omml>
+  </formula>
+  <formula id="deb8d79275c843b3b50226b8479ea44d" revision="0" storageMode="native-omml" schemaVersion="3">
+    <latex>\int_0^1 x\,dx</latex>
+    <display>inline</display>
+    <payload>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</payload>
+    <locator host="word" objectName="LSNO_deb8d79275c843b3b50226b8479ea44d" kind="native-omml"/>
+    <omml sha256="d31eee80a4ec2946352fe1d335ec14cf531838577e1b5ca99d002493f42e949b">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</omml>
+  </formula>
+  <formula id="5067b97a345d45218b9a538bf10644ec" revision="0" storageMode="native-omml" schemaVersion="3">
+    <latex>\int_0^1 x\,dx</latex>
+    <display>inline</display>
+    <payload>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</payload>
+    <locator host="word" objectName="LSNO_5067b97a345d45218b9a538bf10644ec" kind="native-omml"/>
+    <omml sha256="d31eee80a4ec2946352fe1d335ec14cf531838577e1b5ca99d002493f42e949b">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</omml>
+  </formula>
+  <formula id="3f098942077049e890177c02e9cfe9f7" revision="0" storageMode="native-omml" schemaVersion="3">
+    <latex>\int_0^1 x\,dx</latex>
+    <display>inline</display>
+    <payload>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</payload>
+    <locator host="word" objectName="LSNO_3f098942077049e890177c02e9cfe9f7" kind="native-omml"/>
+    <omml sha256="d31eee80a4ec2946352fe1d335ec14cf531838577e1b5ca99d002493f42e949b">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</omml>
+  </formula>
+  <formula id="591da12c34074f2e9d1a5dcd2b796738" revision="0" storageMode="native-omml" schemaVersion="3">
+    <latex>\int_0^1 x\,dx</latex>
+    <display>inline</display>
+    <payload>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</payload>
+    <locator host="word" objectName="LSNO_591da12c34074f2e9d1a5dcd2b796738" kind="native-omml"/>
+    <omml sha256="d31eee80a4ec2946352fe1d335ec14cf531838577e1b5ca99d002493f42e949b">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</omml>
+  </formula>
+  <formula id="04b45d765c8d4835a7c50fb8fb281b72" revision="0" storageMode="native-omml" schemaVersion="3">
+    <latex>\int_0^1 x\,dx</latex>
+    <display>inline</display>
+    <payload>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</payload>
+    <locator host="word" objectName="LSNO_04b45d765c8d4835a7c50fb8fb281b72" kind="native-omml"/>
+    <omml sha256="d31eee80a4ec2946352fe1d335ec14cf531838577e1b5ca99d002493f42e949b">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</omml>
+  </formula>
+  <formula id="be1507bebf13472eb623b8f0e1c539ea" revision="0" storageMode="native-omml" schemaVersion="3">
+    <latex>\int_0^1 x\,dx</latex>
+    <display>inline</display>
+    <payload>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</payload>
+    <locator host="word" objectName="LSNO_be1507bebf13472eb623b8f0e1c539ea" kind="native-omml"/>
+    <omml sha256="d31eee80a4ec2946352fe1d335ec14cf531838577e1b5ca99d002493f42e949b">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</omml>
+  </formula>
+  <formula id="0cfdce41ea064857b16e806e83fe09ff" revision="0" storageMode="native-omml" schemaVersion="3">
+    <latex>\int_0^1 x\,dx</latex>
+    <display>inline</display>
+    <payload>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</payload>
+    <locator host="word" objectName="LSNO_0cfdce41ea064857b16e806e83fe09ff" kind="native-omml"/>
+    <omml sha256="d31eee80a4ec2946352fe1d335ec14cf531838577e1b5ca99d002493f42e949b">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</omml>
+  </formula>
+  <formula id="75931da3bc5140a4a46438dc13f4214a" revision="0" storageMode="native-omml" schemaVersion="3">
+    <latex>\int_0^1 x\,dx</latex>
+    <display>inline</display>
+    <payload>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</payload>
+    <locator host="word" objectName="LSNO_75931da3bc5140a4a46438dc13f4214a" kind="native-omml"/>
+    <omml sha256="d31eee80a4ec2946352fe1d335ec14cf531838577e1b5ca99d002493f42e949b">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</omml>
+  </formula>
+  <formula id="2b311633b9c54e9b8088999f7cade1bb" revision="0" storageMode="native-omml" schemaVersion="3">
+    <latex>\int_0^1 x\,dx</latex>
+    <display>inline</display>
+    <payload>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</payload>
+    <locator host="word" objectName="LSNO_2b311633b9c54e9b8088999f7cade1bb" kind="native-omml"/>
+    <omml sha256="d31eee80a4ec2946352fe1d335ec14cf531838577e1b5ca99d002493f42e949b">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</omml>
+  </formula>
+  <formula id="e33b5206397043b7b623c092d13943c0" revision="0" storageMode="native-omml" schemaVersion="3">
+    <latex>\int_0^1 x\,dx</latex>
+    <display>inline</display>
+    <payload>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</payload>
+    <locator host="word" objectName="LSNO_e33b5206397043b7b623c092d13943c0" kind="native-omml"/>
+    <omml sha256="d31eee80a4ec2946352fe1d335ec14cf531838577e1b5ca99d002493f42e949b">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</omml>
+  </formula>
+  <formula id="55f0266878a64c0fb18315e963b42564" revision="0" storageMode="native-omml" schemaVersion="3">
+    <latex>\int_0^1 x\,dx</latex>
+    <display>inline</display>
+    <payload>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</payload>
+    <locator host="word" objectName="LSNO_55f0266878a64c0fb18315e963b42564" kind="native-omml"/>
+    <omml sha256="d31eee80a4ec2946352fe1d335ec14cf531838577e1b5ca99d002493f42e949b">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</omml>
+  </formula>
+  <formula id="674e5933e0c442e2bcbfa4c64e97fe65" revision="0" storageMode="native-omml" schemaVersion="3">
+    <latex>\int_0^1 x\,dx</latex>
+    <display>inline</display>
+    <payload>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</payload>
+    <locator host="word" objectName="LSNO_674e5933e0c442e2bcbfa4c64e97fe65" kind="native-omml"/>
+    <omml sha256="d31eee80a4ec2946352fe1d335ec14cf531838577e1b5ca99d002493f42e949b">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</omml>
+  </formula>
+  <formula id="3816a51b7f6c4727b68d45774766a45d" revision="0" storageMode="native-omml" schemaVersion="3">
+    <latex>\int_0^1 x\,dx</latex>
+    <display>inline</display>
+    <payload>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</payload>
+    <locator host="word" objectName="LSNO_3816a51b7f6c4727b68d45774766a45d" kind="native-omml"/>
+    <omml sha256="d31eee80a4ec2946352fe1d335ec14cf531838577e1b5ca99d002493f42e949b">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</omml>
+  </formula>
+  <formula id="8701a39762b4433e9600888872551144" revision="0" storageMode="native-omml" schemaVersion="3">
+    <latex>\int_0^1 x\,dx</latex>
+    <display>inline</display>
+    <payload>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</payload>
+    <locator host="word" objectName="LSNO_8701a39762b4433e9600888872551144" kind="native-omml"/>
+    <omml sha256="d31eee80a4ec2946352fe1d335ec14cf531838577e1b5ca99d002493f42e949b">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</omml>
+  </formula>
+  <formula id="17d99f336b314d31a7823df26d81fa9f" revision="0" storageMode="native-omml" schemaVersion="3">
+    <latex>\int_0^1 x\,dx</latex>
+    <display>inline</display>
+    <payload>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</payload>
+    <locator host="word" objectName="LSNO_17d99f336b314d31a7823df26d81fa9f" kind="native-omml"/>
+    <omml sha256="d31eee80a4ec2946352fe1d335ec14cf531838577e1b5ca99d002493f42e949b">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</omml>
+  </formula>
+  <formula id="9aafd75ca6724f92a3fe4dca4aab7d38" revision="0" storageMode="native-omml" schemaVersion="3">
+    <latex>\int_0^1 x\,dx</latex>
+    <display>inline</display>
+    <payload>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</payload>
+    <locator host="word" objectName="LSNO_9aafd75ca6724f92a3fe4dca4aab7d38" kind="native-omml"/>
+    <omml sha256="d31eee80a4ec2946352fe1d335ec14cf531838577e1b5ca99d002493f42e949b">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</omml>
+  </formula>
+  <formula id="fd82c18fc46c4ff2ae11164296a39cb1" revision="0" storageMode="native-omml" schemaVersion="3">
+    <latex>\int_0^1 x\,dx</latex>
+    <display>inline</display>
+    <payload>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</payload>
+    <locator host="word" objectName="LSNO_fd82c18fc46c4ff2ae11164296a39cb1" kind="native-omml"/>
+    <omml sha256="d31eee80a4ec2946352fe1d335ec14cf531838577e1b5ca99d002493f42e949b">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</omml>
+  </formula>
+  <formula id="106d38f6a9ff4b02b059cb18d8ea5e4f" revision="0" storageMode="native-omml" schemaVersion="3">
+    <latex>\int_0^1 x\,dx</latex>
+    <display>inline</display>
+    <payload>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</payload>
+    <locator host="word" objectName="LSNO_106d38f6a9ff4b02b059cb18d8ea5e4f" kind="native-omml"/>
+    <omml sha256="d31eee80a4ec2946352fe1d335ec14cf531838577e1b5ca99d002493f42e949b">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</omml>
+  </formula>
+  <formula id="eace4dd2ef7644759280fda21e08e6c9" revision="0" storageMode="native-omml" schemaVersion="3">
+    <latex>\int_0^1 x\,dx</latex>
+    <display>inline</display>
+    <payload>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</payload>
+    <locator host="word" objectName="LSNO_eace4dd2ef7644759280fda21e08e6c9" kind="native-omml"/>
+    <omml sha256="d31eee80a4ec2946352fe1d335ec14cf531838577e1b5ca99d002493f42e949b">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</omml>
+  </formula>
+  <formula id="9de6ede0e6fb401caf61beea62258767" revision="0" storageMode="native-omml" schemaVersion="3">
+    <latex>\int_0^1 x\,dx</latex>
+    <display>inline</display>
+    <payload>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</payload>
+    <locator host="word" objectName="LSNO_9de6ede0e6fb401caf61beea62258767" kind="native-omml"/>
+    <omml sha256="d31eee80a4ec2946352fe1d335ec14cf531838577e1b5ca99d002493f42e949b">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</omml>
+  </formula>
+  <formula id="b82c25052ed64d53be71e30a44276c13" revision="0" storageMode="native-omml" schemaVersion="3">
+    <latex>\int_0^1 x\,dx</latex>
+    <display>inline</display>
+    <payload>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</payload>
+    <locator host="word" objectName="LSNO_b82c25052ed64d53be71e30a44276c13" kind="native-omml"/>
+    <omml sha256="d31eee80a4ec2946352fe1d335ec14cf531838577e1b5ca99d002493f42e949b">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</omml>
+  </formula>
+  <formula id="74429057e31b44ae973a6bde1b24054e" revision="0" storageMode="native-omml" schemaVersion="3">
+    <latex>\int_0^1 x\,dx</latex>
+    <display>inline</display>
+    <payload>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</payload>
+    <locator host="word" objectName="LSNO_74429057e31b44ae973a6bde1b24054e" kind="native-omml"/>
+    <omml sha256="d31eee80a4ec2946352fe1d335ec14cf531838577e1b5ca99d002493f42e949b">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</omml>
+  </formula>
+  <formula id="08e340c7e68a4a01a8d768b717295a7a" revision="0" storageMode="native-omml" schemaVersion="3">
+    <latex>\int_0^1 x\,dx</latex>
+    <display>inline</display>
+    <payload>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</payload>
+    <locator host="word" objectName="LSNO_08e340c7e68a4a01a8d768b717295a7a" kind="native-omml"/>
+    <omml sha256="d31eee80a4ec2946352fe1d335ec14cf531838577e1b5ca99d002493f42e949b">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</omml>
+  </formula>
+  <formula id="db715ecc373c4798be21ead8da674d43" revision="0" storageMode="native-omml" schemaVersion="3">
+    <latex>\int_0^1 x\,dx</latex>
+    <display>inline</display>
+    <payload>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</payload>
+    <locator host="word" objectName="LSNO_db715ecc373c4798be21ead8da674d43" kind="native-omml"/>
+    <omml sha256="d31eee80a4ec2946352fe1d335ec14cf531838577e1b5ca99d002493f42e949b">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</omml>
+  </formula>
+  <formula id="ba2d75b6d0e341208b6aea3c74ae2ec4" revision="0" storageMode="native-omml" schemaVersion="3">
+    <latex>\int_0^1 x\,dx</latex>
+    <display>inline</display>
+    <payload>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</payload>
+    <locator host="word" objectName="LSNO_ba2d75b6d0e341208b6aea3c74ae2ec4" kind="native-omml"/>
+    <omml sha256="d31eee80a4ec2946352fe1d335ec14cf531838577e1b5ca99d002493f42e949b">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</omml>
+  </formula>
+  <formula id="9307239da93542f5b59dfe1095590eae" revision="0" storageMode="native-omml" schemaVersion="3">
+    <latex>\int_0^1 x\,dx</latex>
+    <display>inline</display>
+    <payload>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</payload>
+    <locator host="word" objectName="LSNO_9307239da93542f5b59dfe1095590eae" kind="native-omml"/>
+    <omml sha256="d31eee80a4ec2946352fe1d335ec14cf531838577e1b5ca99d002493f42e949b">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</omml>
+  </formula>
+  <formula id="1e8bfd5abf9a4ef5833dd8bb2f933c98" revision="0" storageMode="native-omml" schemaVersion="3">
+    <latex>\int_0^1 x\,dx</latex>
+    <display>inline</display>
+    <payload>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</payload>
+    <locator host="word" objectName="LSNO_1e8bfd5abf9a4ef5833dd8bb2f933c98" kind="native-omml"/>
+    <omml sha256="d31eee80a4ec2946352fe1d335ec14cf531838577e1b5ca99d002493f42e949b">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</omml>
+  </formula>
+  <formula id="522f63355fff4502b425078801b5a9d5" revision="0" storageMode="native-omml" schemaVersion="3">
+    <latex>\int_0^1 x\,dx</latex>
+    <display>inline</display>
+    <payload>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</payload>
+    <locator host="word" objectName="LSNO_522f63355fff4502b425078801b5a9d5" kind="native-omml"/>
+    <omml sha256="d31eee80a4ec2946352fe1d335ec14cf531838577e1b5ca99d002493f42e949b">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</omml>
+  </formula>
+  <formula id="74437f3d844c4926823e720a1cbf2e3b" revision="0" storageMode="native-omml" schemaVersion="3">
+    <latex>\int_0^1 x\,dx</latex>
+    <display>inline</display>
+    <payload>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</payload>
+    <locator host="word" objectName="LSNO_74437f3d844c4926823e720a1cbf2e3b" kind="native-omml"/>
+    <omml sha256="d31eee80a4ec2946352fe1d335ec14cf531838577e1b5ca99d002493f42e949b">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</omml>
+  </formula>
+  <formula id="5ef0e3f6bb3f450d97325092f196df35" revision="0" storageMode="native-omml" schemaVersion="3">
+    <latex>\int_0^1 x\,dx</latex>
+    <display>inline</display>
+    <payload>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</payload>
+    <locator host="word" objectName="LSNO_5ef0e3f6bb3f450d97325092f196df35" kind="native-omml"/>
+    <omml sha256="d31eee80a4ec2946352fe1d335ec14cf531838577e1b5ca99d002493f42e949b">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</omml>
+  </formula>
+  <formula id="544d3641aa6f4a568137710c37d48ca5" revision="0" storageMode="native-omml" schemaVersion="3">
     <latex>\int_0^1 x\,dx</latex>
     <display>display</display>
-    <payload>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</payload>
-    <locator host="word" objectName="LSNO_5ecdc543c7544e1aaa279d974af4189a" kind="native-omml"/>
-    <omml sha256="494917e1721677e3b4db0a167ad919f8e005e3d0f748c82c86f66f38151e83fb">PG06b01hdGggeG1sbnM6bT0iaHR0cDovL3NjaGVtYXMub3BlbnhtbGZvcm1hdHMub3JnL29mZmljZURvY3VtZW50LzIwMDYvbWF0aCI+PG06bmFyeT48bTpuYXJ5UHI+PG06Y2hyIG06dmFsPSLiiKsiLz48bTpsaW1Mb2MgbTp2YWw9InN1YlN1cCIvPjxtOmdyb3cgbTp2YWw9IjEiLz48L206bmFyeVByPjxtOnN1Yj48bTpyPjxtOnQ+MDwvbTp0PjwvbTpyPjwvbTpzdWI+PG06c3VwPjxtOnI+PG06dD4xPC9tOnQ+PC9tOnI+PC9tOnN1cD48bTplPjxtOnI+PG06dD4geDwvbTp0PjwvbTpyPjxtOnNwYWNpbmcgbTp2YWw9IjMiLz48bTpyPjxtOnQ+ZHg8L206dD48L206cj48L206ZT48L206bmFyeT48L206b01hdGg+</omml>
-  </formula>
-  <formula id="93b381b9d1054a05808fd188ad1171c9" revision="0" storageMode="native-omml" schemaVersion="3">
+    <payload>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</payload>
+    <locator host="word" objectName="LSNO_544d3641aa6f4a568137710c37d48ca5" kind="native-omml"/>
+    <omml sha256="d31eee80a4ec2946352fe1d335ec14cf531838577e1b5ca99d002493f42e949b">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</omml>
+  </formula>
+  <formula id="d785bb1868e3404b83fa3618a33985c6" revision="0" storageMode="native-omml" schemaVersion="3">
     <latex>\int_0^1 x\,dx</latex>
     <display>displayNumbered</display>
-    <payload>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</payload>
-    <locator host="word" objectName="LSNO_93b381b9d1054a05808fd188ad1171c9" kind="native-omml"/>
-    <omml sha256="494917e1721677e3b4db0a167ad919f8e005e3d0f748c82c86f66f38151e83fb">PG06b01hdGggeG1sbnM6bT0iaHR0cDovL3NjaGVtYXMub3BlbnhtbGZvcm1hdHMub3JnL29mZmljZURvY3VtZW50LzIwMDYvbWF0aCI+PG06bmFyeT48bTpuYXJ5UHI+PG06Y2hyIG06dmFsPSLiiKsiLz48bTpsaW1Mb2MgbTp2YWw9InN1YlN1cCIvPjxtOmdyb3cgbTp2YWw9IjEiLz48L206bmFyeVByPjxtOnN1Yj48bTpyPjxtOnQ+MDwvbTp0PjwvbTpyPjwvbTpzdWI+PG06c3VwPjxtOnI+PG06dD4xPC9tOnQ+PC9tOnI+PC9tOnN1cD48bTplPjxtOnI+PG06dD4geDwvbTp0PjwvbTpyPjxtOnNwYWNpbmcgbTp2YWw9IjMiLz48bTpyPjxtOnQ+ZHg8L206dD48L206cj48L206ZT48L206bmFyeT48L206b01hdGg+</omml>
-  </formula>
-  <formula id="2fd0727df29d411db79967ac4346fa45" revision="0" storageMode="native-omml" schemaVersion="3">
+    <payload>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</payload>
+    <locator host="word" objectName="LSNO_d785bb1868e3404b83fa3618a33985c6" kind="native-omml"/>
+    <omml sha256="d31eee80a4ec2946352fe1d335ec14cf531838577e1b5ca99d002493f42e949b">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</omml>
+  </formula>
+  <formula id="73d1b6f2c322439489d8faed1c72f835" revision="0" storageMode="native-omml" schemaVersion="3">
     <latex>I=\int_0^\infty x\,dx</latex>
     <display>inline</display>
-    <payload>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</payload>
-    <locator host="word" objectName="LSNO_2fd0727df29d411db79967ac4346fa45" kind="native-omml"/>
-    <omml sha256="9fb5bc9298c0cb6543cbcfebe4e35e644fd046b814aedd581998953bd566b42f">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</omml>
-  </formula>
-  <formula id="a26c33046f024694bc3b4f02aca24500" revision="0" storageMode="native-omml" schemaVersion="3">
+    <payload>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</payload>
+    <locator host="word" objectName="LSNO_73d1b6f2c322439489d8faed1c72f835" kind="native-omml"/>
+    <omml sha256="f7fd12d93847e5954b3ed54f14bb868c2a7eedb64ab27f2455ee1f03547deb41">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</omml>
+  </formula>
+  <formula id="ddcb51cb377743cdb2be9a63bae0fa29" revision="0" storageMode="native-omml" schemaVersion="3">
     <latex>I=\int_0^\infty x\,dx</latex>
     <display>display</display>
-    <payload>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</payload>
-    <locator host="word" objectName="LSNO_a26c33046f024694bc3b4f02aca24500" kind="native-omml"/>
-    <omml sha256="9fb5bc9298c0cb6543cbcfebe4e35e644fd046b814aedd581998953bd566b42f">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</omml>
-  </formula>
-  <formula id="50c590d4ad3f420ba418cf9666387400" revision="0" storageMode="native-omml" schemaVersion="3">
+    <payload>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</payload>
+    <locator host="word" objectName="LSNO_ddcb51cb377743cdb2be9a63bae0fa29" kind="native-omml"/>
+    <omml sha256="f7fd12d93847e5954b3ed54f14bb868c2a7eedb64ab27f2455ee1f03547deb41">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</omml>
+  </formula>
+  <formula id="eb81cb41d7f046389b376d512256182d" revision="0" storageMode="native-omml" schemaVersion="3">
     <latex>I=\int_0^\infty x\,dx</latex>
     <display>displayNumbered</display>
-    <payload>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</payload>
-    <locator host="word" objectName="LSNO_50c590d4ad3f420ba418cf9666387400" kind="native-omml"/>
-    <omml sha256="9fb5bc9298c0cb6543cbcfebe4e35e644fd046b814aedd581998953bd566b42f">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</omml>
-  </formula>
-  <formula id="95335aefaa5d4de4b785760a1b3e94e8" revision="0" storageMode="native-omml" schemaVersion="3">
+    <payload>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</payload>
+    <locator host="word" objectName="LSNO_eb81cb41d7f046389b376d512256182d" kind="native-omml"/>
+    <omml sha256="f7fd12d93847e5954b3ed54f14bb868c2a7eedb64ab27f2455ee1f03547deb41">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</omml>
+  </formula>
+  <formula id="56fe055f598f4645ab8ebdb05398bd0d" revision="0" storageMode="native-omml" schemaVersion="3">
     <latex>\int_{-\infty}^{\infty} e^{-x^2}\,dx</latex>
     <display>inline</display>
-    <payload>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</payload>
-    <locator host="word" objectName="LSNO_95335aefaa5d4de4b785760a1b3e94e8" kind="native-omml"/>
-    <omml sha256="89120e1122914a22664dc8144f472b254cad785b9088973626e14a548b31c30c">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</omml>
-  </formula>
-  <formula id="bdd9d3c6046c4e428d61139565da9093" revision="0" storageMode="native-omml" schemaVersion="3">
+    <payload>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</payload>
+    <locator host="word" objectName="LSNO_56fe055f598f4645ab8ebdb05398bd0d" kind="native-omml"/>
+    <omml sha256="4ed7851188d9cdc097560354a04431f079e36dc8f176218d62113efc992f3722">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</omml>
+  </formula>
+  <formula id="c8213e38b03644c48f6dde8199160de6" revision="0" storageMode="native-omml" schemaVersion="3">
     <latex>\int_{-\infty}^{\infty} e^{-x^2}\,dx</latex>
     <display>display</display>
-    <payload>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</payload>
-    <locator host="word" objectName="LSNO_bdd9d3c6046c4e428d61139565da9093" kind="native-omml"/>
-    <omml sha256="89120e1122914a22664dc8144f472b254cad785b9088973626e14a548b31c30c">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</omml>
-  </formula>
-  <formula id="725b6659aabb44bda2df2eb03f7f5154" revision="0" storageMode="native-omml" schemaVersion="3">
+    <payload>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</payload>
+    <locator host="word" objectName="LSNO_c8213e38b03644c48f6dde8199160de6" kind="native-omml"/>
+    <omml sha256="4ed7851188d9cdc097560354a04431f079e36dc8f176218d62113efc992f3722">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</omml>
+  </formula>
+  <formula id="df0dd596961b441fb28d372b02853126" revision="0" storageMode="native-omml" schemaVersion="3">
     <latex>\int_{-\infty}^{\infty} e^{-x^2}\,dx</latex>
     <display>displayNumbered</display>
-    <payload>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</payload>
-    <locator host="word" objectName="LSNO_725b6659aabb44bda2df2eb03f7f5154" kind="native-omml"/>
-    <omml sha256="89120e1122914a22664dc8144f472b254cad785b9088973626e14a548b31c30c">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</omml>
-  </formula>
-  <formula id="034260d6572041a08f2d5855a92ae558" revision="0" storageMode="native-omml" schemaVersion="3">
+    <payload>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</payload>
+    <locator host="word" objectName="LSNO_df0dd596961b441fb28d372b02853126" kind="native-omml"/>
+    <omml sha256="4ed7851188d9cdc097560354a04431f079e36dc8f176218d62113efc992f3722">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</omml>
+  </formula>
+  <formula id="e04a5b5730b04b628c25fb85c00700dd" revision="0" storageMode="native-omml" schemaVersion="3">
     <latex>\iint_D f(x,y)\,dA</latex>
     <display>inline</display>
-    <payload>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</payload>
-    <locator host="word" objectName="LSNO_034260d6572041a08f2d5855a92ae558" kind="native-omml"/>
-    <omml sha256="969863cb1dc3fec013125041060d6cd7d0a6d1a2629e0c74973902b22dec6210">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</omml>
-  </formula>
-  <formula id="df0040c98a6942528a0b00f642ec603c" revision="0" storageMode="native-omml" schemaVersion="3">
+    <payload>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</payload>
+    <locator host="word" objectName="LSNO_e04a5b5730b04b628c25fb85c00700dd" kind="native-omml"/>
+    <omml sha256="0c9d2d940aca24c1cbe939e088722d74863c055335aff4b4438a33fc6173e078">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</omml>
+  </formula>
+  <formula id="aafec781ec434ed1be71de49952d5e83" revision="0" storageMode="native-omml" schemaVersion="3">
     <latex>\iint_D f(x,y)\,dA</latex>
     <display>display</display>
-    <payload>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</payload>
-    <locator host="word" objectName="LSNO_df0040c98a6942528a0b00f642ec603c" kind="native-omml"/>
-    <omml sha256="969863cb1dc3fec013125041060d6cd7d0a6d1a2629e0c74973902b22dec6210">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</omml>
-  </formula>
-  <formula id="3ca165cfe93448aca6c2fbda870b6502" revision="0" storageMode="native-omml" schemaVersion="3">
+    <payload>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</payload>
+    <locator host="word" objectName="LSNO_aafec781ec434ed1be71de49952d5e83" kind="native-omml"/>
+    <omml sha256="0c9d2d940aca24c1cbe939e088722d74863c055335aff4b4438a33fc6173e078">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</omml>
+  </formula>
+  <formula id="780d27a1395c4b9286a4e749c5638379" revision="0" storageMode="native-omml" schemaVersion="3">
     <latex>\iint_D f(x,y)\,dA</latex>
     <display>displayNumbered</display>
-    <payload>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</payload>
-    <locator host="word" objectName="LSNO_3ca165cfe93448aca6c2fbda870b6502" kind="native-omml"/>
-    <omml sha256="969863cb1dc3fec013125041060d6cd7d0a6d1a2629e0c74973902b22dec6210">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</omml>
-  </formula>
-  <formula id="99bb8d5bc89d4edd9b9ec41cb1fd19cb" revision="0" storageMode="native-omml" schemaVersion="3">
+    <payload>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</payload>
+    <locator host="word" objectName="LSNO_780d27a1395c4b9286a4e749c5638379" kind="native-omml"/>
+    <omml sha256="0c9d2d940aca24c1cbe939e088722d74863c055335aff4b4438a33fc6173e078">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</omml>
+  </formula>
+  <formula id="3132ff4391c0407087e0b956395b879e" revision="0" storageMode="native-omml" schemaVersion="3">
     <latex>\sum_{i=1}^{n} x_i</latex>
     <display>inline</display>
-    <payload>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</payload>
-    <locator host="word" objectName="LSNO_99bb8d5bc89d4edd9b9ec41cb1fd19cb" kind="native-omml"/>
-    <omml sha256="b446d732902bf9d73dc72582e383235ca506c5a0569e6754dbaae38b46f80d28">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</omml>
-  </formula>
-  <formula id="134cba1fc286432f9a3edd37babacc97" revision="0" storageMode="native-omml" schemaVersion="3">
+    <payload>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</payload>
+    <locator host="word" objectName="LSNO_3132ff4391c0407087e0b956395b879e" kind="native-omml"/>
+    <omml sha256="107b7432672f274fa1ce2a94a2ec4ba2c0ddb9a5ee0f521a72c78eb5b3a883ce">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</omml>
+  </formula>
+  <formula id="2f9ef7c8abd54b2bb2aeba62479efd3a" revision="0" storageMode="native-omml" schemaVersion="3">
     <latex>\sum_{i=1}^{n} x_i</latex>
     <display>display</display>
-    <payload>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</payload>
-    <locator host="word" objectName="LSNO_134cba1fc286432f9a3edd37babacc97" kind="native-omml"/>
-    <omml sha256="b446d732902bf9d73dc72582e383235ca506c5a0569e6754dbaae38b46f80d28">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</omml>
-  </formula>
-  <formula id="f0fd2a6d3a0b4fd18319e3e3902fbf71" revision="0" storageMode="native-omml" schemaVersion="3">
+    <payload>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</payload>
+    <locator host="word" objectName="LSNO_2f9ef7c8abd54b2bb2aeba62479efd3a" kind="native-omml"/>
+    <omml sha256="107b7432672f274fa1ce2a94a2ec4ba2c0ddb9a5ee0f521a72c78eb5b3a883ce">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</omml>
+  </formula>
+  <formula id="4393abdc5b524aeaab762a4e02791620" revision="0" storageMode="native-omml" schemaVersion="3">
     <latex>\sum_{i=1}^{n} x_i</latex>
     <display>displayNumbered</display>
-    <payload>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</payload>
-    <locator host="word" objectName="LSNO_f0fd2a6d3a0b4fd18319e3e3902fbf71" kind="native-omml"/>
-    <omml sha256="b446d732902bf9d73dc72582e383235ca506c5a0569e6754dbaae38b46f80d28">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</omml>
-  </formula>
-  <formula id="c16e2d7e012343849131b79840231da8" revision="0" storageMode="native-omml" schemaVersion="3">
+    <payload>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</payload>
+    <locator host="word" objectName="LSNO_4393abdc5b524aeaab762a4e02791620" kind="native-omml"/>
+    <omml sha256="107b7432672f274fa1ce2a94a2ec4ba2c0ddb9a5ee0f521a72c78eb5b3a883ce">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</omml>
+  </formula>
+  <formula id="45c570b7aa404711881b133372a40f45" revision="0" storageMode="native-omml" schemaVersion="3">
     <latex>\prod_{k=1}^{n} k</latex>
     <display>inline</display>
-    <payload>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</payload>
-    <locator host="word" objectName="LSNO_c16e2d7e012343849131b79840231da8" kind="native-omml"/>
-    <omml sha256="5cd168c2ff9dfd57bdb95bbddf536b76c96f16a834ef09f71515f672f778e895">PG06b01hdGggeG1sbnM6bT0iaHR0cDovL3NjaGVtYXMub3BlbnhtbGZvcm1hdHMub3JnL29mZmljZURvY3VtZW50LzIwMDYvbWF0aCI+PG06bmFyeT48bTpuYXJ5UHI+PG06Y2hyIG06dmFsPSLiiI8iLz48bTpsaW1Mb2MgbTp2YWw9InVuZE92ciIvPjxtOmdyb3cgbTp2YWw9IjEiLz48L206bmFyeVByPjxtOnN1Yj48bTpyPjxtOnQ+azwvbTp0PjwvbTpyPjxtOnI+PG06dD49PC9tOnQ+PC9tOnI+PG06cj48bTp0PjE8L206dD48L206cj48L206c3ViPjxtOnN1cD48bTpyPjxtOnQ+bjwvbTp0PjwvbTpyPjwvbTpzdXA+PG06ZT48bTpyPjxtOnQ+IGs8L206dD48L206cj48L206ZT48L206bmFyeT48L206b01hdGg+</omml>
-  </formula>
-  <formula id="d1f804b5fdb54cc4919ebd8e8b6bd39c" revision="0" storageMode="native-omml" schemaVersion="3">
+    <payload>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</payload>
+    <locator host="word" objectName="LSNO_45c570b7aa404711881b133372a40f45" kind="native-omml"/>
+    <omml sha256="9247a4da50948df28e60e5571970f474a6fdf835dfa36feb1b2ed8dc557632b2">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</omml>
+  </formula>
+  <formula id="97d537e0412f40c881accd0b92071306" revision="0" storageMode="native-omml" schemaVersion="3">
     <latex>\prod_{k=1}^{n} k</latex>
     <display>display</display>
-    <payload>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</payload>
-    <locator host="word" objectName="LSNO_d1f804b5fdb54cc4919ebd8e8b6bd39c" kind="native-omml"/>
-    <omml sha256="5cd168c2ff9dfd57bdb95bbddf536b76c96f16a834ef09f71515f672f778e895">PG06b01hdGggeG1sbnM6bT0iaHR0cDovL3NjaGVtYXMub3BlbnhtbGZvcm1hdHMub3JnL29mZmljZURvY3VtZW50LzIwMDYvbWF0aCI+PG06bmFyeT48bTpuYXJ5UHI+PG06Y2hyIG06dmFsPSLiiI8iLz48bTpsaW1Mb2MgbTp2YWw9InVuZE92ciIvPjxtOmdyb3cgbTp2YWw9IjEiLz48L206bmFyeVByPjxtOnN1Yj48bTpyPjxtOnQ+azwvbTp0PjwvbTpyPjxtOnI+PG06dD49PC9tOnQ+PC9tOnI+PG06cj48bTp0PjE8L206dD48L206cj48L206c3ViPjxtOnN1cD48bTpyPjxtOnQ+bjwvbTp0PjwvbTpyPjwvbTpzdXA+PG06ZT48bTpyPjxtOnQ+IGs8L206dD48L206cj48L206ZT48L206bmFyeT48L206b01hdGg+</omml>
-  </formula>
-  <formula id="d44bb5a6240449f896b02e8ac966d0c6" revision="0" storageMode="native-omml" schemaVersion="3">
+    <payload>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</payload>
+    <locator host="word" objectName="LSNO_97d537e0412f40c881accd0b92071306" kind="native-omml"/>
+    <omml sha256="9247a4da50948df28e60e5571970f474a6fdf835dfa36feb1b2ed8dc557632b2">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</omml>
+  </formula>
+  <formula id="25f1df93f5d342aa93ede09856d8998d" revision="0" storageMode="native-omml" schemaVersion="3">
     <latex>\prod_{k=1}^{n} k</latex>
     <display>displayNumbered</display>
-    <payload>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</payload>
-    <locator host="word" objectName="LSNO_d44bb5a6240449f896b02e8ac966d0c6" kind="native-omml"/>
-    <omml sha256="5cd168c2ff9dfd57bdb95bbddf536b76c96f16a834ef09f71515f672f778e895">PG06b01hdGggeG1sbnM6bT0iaHR0cDovL3NjaGVtYXMub3BlbnhtbGZvcm1hdHMub3JnL29mZmljZURvY3VtZW50LzIwMDYvbWF0aCI+PG06bmFyeT48bTpuYXJ5UHI+PG06Y2hyIG06dmFsPSLiiI8iLz48bTpsaW1Mb2MgbTp2YWw9InVuZE92ciIvPjxtOmdyb3cgbTp2YWw9IjEiLz48L206bmFyeVByPjxtOnN1Yj48bTpyPjxtOnQ+azwvbTp0PjwvbTpyPjxtOnI+PG06dD49PC9tOnQ+PC9tOnI+PG06cj48bTp0PjE8L206dD48L206cj48L206c3ViPjxtOnN1cD48bTpyPjxtOnQ+bjwvbTp0PjwvbTpyPjwvbTpzdXA+PG06ZT48bTpyPjxtOnQ+IGs8L206dD48L206cj48L206ZT48L206bmFyeT48L206b01hdGg+</omml>
-  </formula>
-  <formula id="c098dcb4e9304599a6c06a038f2e339b" revision="0" storageMode="native-omml" schemaVersion="3">
+    <payload>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</payload>
+    <locator host="word" objectName="LSNO_25f1df93f5d342aa93ede09856d8998d" kind="native-omml"/>
+    <omml sha256="9247a4da50948df28e60e5571970f474a6fdf835dfa36feb1b2ed8dc557632b2">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</omml>
+  </formula>
+  <formula id="a81d04f131b447c5a6445cfa56c4ad7a" revision="0" storageMode="native-omml" schemaVersion="3">
     <latex>\int_0^1\int_0^1 f(x,y)\,dx\,dy</latex>
     <display>inline</display>
-    <payload>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</payload>
-    <locator host="word" objectName="LSNO_c098dcb4e9304599a6c06a038f2e339b" kind="native-omml"/>
-    <omml sha256="9e88cf34fa9e58b102ea5ddd4b0fccc5d30ecedc736911fd2a79423dda309a65">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</omml>
-  </formula>
-  <formula id="608efa9e7f494deab8272b7ecf1a6f42" revision="0" storageMode="native-omml" schemaVersion="3">
+    <payload>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</payload>
+    <locator host="word" objectName="LSNO_a81d04f131b447c5a6445cfa56c4ad7a" kind="native-omml"/>
+    <omml sha256="4b71b1ee602664d14b493acdb0d198ddd6298eb766ba8001ee3777a685455b6d">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</omml>
+  </formula>
+  <formula id="1086e7a32645433d80645047af78dfe0" revision="0" storageMode="native-omml" schemaVersion="3">
     <latex>\int_0^1\int_0^1 f(x,y)\,dx\,dy</latex>
     <display>display</display>
-    <payload>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</payload>
-    <locator host="word" objectName="LSNO_608efa9e7f494deab8272b7ecf1a6f42" kind="native-omml"/>
-    <omml sha256="9e88cf34fa9e58b102ea5ddd4b0fccc5d30ecedc736911fd2a79423dda309a65">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</omml>
-  </formula>
-  <formula id="f4b68bfb5d69404282cf225ccf9f455f" revision="0" storageMode="native-omml" schemaVersion="3">
+    <payload>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</payload>
+    <locator host="word" objectName="LSNO_1086e7a32645433d80645047af78dfe0" kind="native-omml"/>
+    <omml sha256="4b71b1ee602664d14b493acdb0d198ddd6298eb766ba8001ee3777a685455b6d">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</omml>
+  </formula>
+  <formula id="3e585de4c9ef4e35b2187b224255a82c" revision="0" storageMode="native-omml" schemaVersion="3">
     <latex>\int_0^1\int_0^1 f(x,y)\,dx\,dy</latex>
     <display>displayNumbered</display>
-    <payload>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</payload>
-    <locator host="word" objectName="LSNO_f4b68bfb5d69404282cf225ccf9f455f" kind="native-omml"/>
-    <omml sha256="9e88cf34fa9e58b102ea5ddd4b0fccc5d30ecedc736911fd2a79423dda309a65">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</omml>
-  </formula>
-  <formula id="5be1a4cd7b704250bb966968a4ca5113" revision="0" storageMode="native-omml" schemaVersion="3">
+    <payload>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</payload>
+    <locator host="word" objectName="LSNO_3e585de4c9ef4e35b2187b224255a82c" kind="native-omml"/>
+    <omml sha256="4b71b1ee602664d14b493acdb0d198ddd6298eb766ba8001ee3777a685455b6d">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</omml>
+  </formula>
+  <formula id="61a0162d1309435bb24e2b98f5fd90ba" revision="0" storageMode="native-omml" schemaVersion="3">
     <latex>\oint_C\vec F\cdot d\vec r</latex>
     <display>inline</display>
-    <payload>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</payload>
-    <locator host="word" objectName="LSNO_5be1a4cd7b704250bb966968a4ca5113" kind="native-omml"/>
-    <omml sha256="68373f1a15b8a827f7e844c0efd0c009ce912df33e2e11faf5c2939564f605f4">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</omml>
-  </formula>
-  <formula id="a026a100a3ed41a798ccf1d568b8c1f9" revision="0" storageMode="native-omml" schemaVersion="3">
+    <payload>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</payload>
+    <locator host="word" objectName="LSNO_61a0162d1309435bb24e2b98f5fd90ba" kind="native-omml"/>
+    <omml sha256="b11dcdaa47004b56a606162c8be2315b1a974d5dcb0fd56305a98483ae823c09">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</omml>
+  </formula>
+  <formula id="ae541703c2454f1f93c51592ce0566b2" revision="0" storageMode="native-omml" schemaVersion="3">
     <latex>\oint_C\vec F\cdot d\vec r</latex>
     <display>display</display>
-    <payload>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</payload>
-    <locator host="word" objectName="LSNO_a026a100a3ed41a798ccf1d568b8c1f9" kind="native-omml"/>
-    <omml sha256="68373f1a15b8a827f7e844c0efd0c009ce912df33e2e11faf5c2939564f605f4">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</omml>
-  </formula>
-  <formula id="656833f7ce84415f8309b444fb367239" revision="0" storageMode="native-omml" schemaVersion="3">
+    <payload>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</payload>
+    <locator host="word" objectName="LSNO_ae541703c2454f1f93c51592ce0566b2" kind="native-omml"/>
+    <omml sha256="b11dcdaa47004b56a606162c8be2315b1a974d5dcb0fd56305a98483ae823c09">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</omml>
+  </formula>
+  <formula id="026095ec8c634601b8ca6a1d9f2e6822" revision="0" storageMode="native-omml" schemaVersion="3">
     <latex>\oint_C\vec F\cdot d\vec r</latex>
     <display>displayNumbered</display>
-    <payload>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</payload>
-    <locator host="word" objectName="LSNO_656833f7ce84415f8309b444fb367239" kind="native-omml"/>
-    <omml sha256="68373f1a15b8a827f7e844c0efd0c009ce912df33e2e11faf5c2939564f605f4">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</omml>
-  </formula>
-  <formula id="62c68d90b4594298a7ce1af2dee61c39" revision="0" storageMode="native-omml" schemaVersion="3">
+    <payload>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</payload>
+    <locator host="word" objectName="LSNO_026095ec8c634601b8ca6a1d9f2e6822" kind="native-omml"/>
+    <omml sha256="b11dcdaa47004b56a606162c8be2315b1a974d5dcb0fd56305a98483ae823c09">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</omml>
+  </formula>
+  <formula id="71212ab2f8d14088880d31dfcb4aca57" revision="0" storageMode="native-omml" schemaVersion="3">
     <latex>\int_0^1 f(x)\,dx = 1</latex>
     <display>inline</display>
-    <payload>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</payload>
-    <locator host="word" objectName="LSNO_62c68d90b4594298a7ce1af2dee61c39" kind="native-omml"/>
-    <omml sha256="b91efb74dc96e3037135af617430cf39ce93cfe3f1f3312a744a1693efd85171">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</omml>
-  </formula>
-  <formula id="a12e760a1bbd43fb905e96dc137eafc7" revision="0" storageMode="native-omml" schemaVersion="3">
+    <payload>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</payload>
+    <locator host="word" objectName="LSNO_71212ab2f8d14088880d31dfcb4aca57" kind="native-omml"/>
+    <omml sha256="f809f3ea91ce629e35ad23487d10e8d327b8b28b7e44edea22ccfd8610261afa">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</omml>
+  </formula>
+  <formula id="9b622d8fef05494086ef3d18bf19e855" revision="0" storageMode="native-omml" schemaVersion="3">
     <latex>\int_0^1 f(x)\,dx = 1</latex>
     <display>display</display>
-    <payload>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</payload>
-    <locator host="word" objectName="LSNO_a12e760a1bbd43fb905e96dc137eafc7" kind="native-omml"/>
-    <omml sha256="b91efb74dc96e3037135af617430cf39ce93cfe3f1f3312a744a1693efd85171">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</omml>
-  </formula>
-  <formula id="c05763c2597449e99c72112155c8c0d7" revision="0" storageMode="native-omml" schemaVersion="3">
+    <payload>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</payload>
+    <locator host="word" objectName="LSNO_9b622d8fef05494086ef3d18bf19e855" kind="native-omml"/>
+    <omml sha256="f809f3ea91ce629e35ad23487d10e8d327b8b28b7e44edea22ccfd8610261afa">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</omml>
+  </formula>
+  <formula id="c6a38b3edfe64993b69c9c1b8251d034" revision="0" storageMode="native-omml" schemaVersion="3">
     <latex>\int_0^1 f(x)\,dx = 1</latex>
     <display>displayNumbered</display>
-    <payload>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</payload>
-    <locator host="word" objectName="LSNO_c05763c2597449e99c72112155c8c0d7" kind="native-omml"/>
-    <omml sha256="b91efb74dc96e3037135af617430cf39ce93cfe3f1f3312a744a1693efd85171">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</omml>
-  </formula>
-  <formula id="83ca70302e744f57b79c79dc4c892ee1" revision="0" storageMode="native-omml" schemaVersion="3">
+    <payload>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</payload>
+    <locator host="word" objectName="LSNO_c6a38b3edfe64993b69c9c1b8251d034" kind="native-omml"/>
+    <omml sha256="f809f3ea91ce629e35ad23487d10e8d327b8b28b7e44edea22ccfd8610261afa">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</omml>
+  </formula>
+  <formula id="56a616ce27e641bda5997bf066a04965" revision="0" storageMode="native-omml" schemaVersion="3">
     <latex>\int_{\int_0^1 a\,da}^{\int_0^1 b\,db} f(x)\,dx</latex>
     <display>inline</display>
-    <payload>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</payload>
-    <locator host="word" objectName="LSNO_83ca70302e744f57b79c79dc4c892ee1" kind="native-omml"/>
-    <omml sha256="1915c950284e5096ee83b989d76d582116bbc3ea9912da9ae4f68ba554298a7d">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</omml>
-  </formula>
-  <formula id="5c4335c4514f46c8a4d329997f0ad9b1" revision="0" storageMode="native-omml" schemaVersion="3">
+    <payload>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</payload>
+    <locator host="word" objectName="LSNO_56a616ce27e641bda5997bf066a04965" kind="native-omml"/>
+    <omml sha256="e24ddc85ee7fd1a7cb1aa63a56e9698a768a1c6876089df09354335a9182be29">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</omml>
+  </formula>
+  <formula id="2196396281d64fc595daba8aac5ff58c" revision="0" storageMode="native-omml" schemaVersion="3">
     <latex>\int_{\int_0^1 a\,da}^{\int_0^1 b\,db} f(x)\,dx</latex>
     <display>display</display>
-    <payload>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</payload>
-    <locator host="word" objectName="LSNO_5c4335c4514f46c8a4d329997f0ad9b1" kind="native-omml"/>
-    <omml sha256="1915c950284e5096ee83b989d76d582116bbc3ea9912da9ae4f68ba554298a7d">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</omml>
-  </formula>
-  <formula id="c5fa301d5a7142a39269bebb75b30385" revision="0" storageMode="native-omml" schemaVersion="3">
+    <payload>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</payload>
+    <locator host="word" objectName="LSNO_2196396281d64fc595daba8aac5ff58c" kind="native-omml"/>
+    <omml sha256="e24ddc85ee7fd1a7cb1aa63a56e9698a768a1c6876089df09354335a9182be29">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</omml>
+  </formula>
+  <formula id="379d9715e5b0431283d504dd6808688c" revision="0" storageMode="native-omml" schemaVersion="3">
     <latex>\int_{\int_0^1 a\,da}^{\int_0^1 b\,db} f(x)\,dx</latex>
     <display>displayNumbered</display>
-    <payload>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</payload>
-    <locator host="word" objectName="LSNO_c5fa301d5a7142a39269bebb75b30385" kind="native-omml"/>
-    <omml sha256="1915c950284e5096ee83b989d76d582116bbc3ea9912da9ae4f68ba554298a7d">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</omml>
-  </formula>
-  <formula id="2b61ee52a2524de0bf934a62d78c9381" revision="0" storageMode="native-omml" schemaVersion="3">
+    <payload>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</payload>
+    <locator host="word" objectName="LSNO_379d9715e5b0431283d504dd6808688c" kind="native-omml"/>
+    <omml sha256="e24ddc85ee7fd1a7cb1aa63a56e9698a768a1c6876089df09354335a9182be29">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</omml>
+  </formula>
+  <formula id="2ebbbb9bf90e4204bff89627d99ae1eb" revision="0" storageMode="native-omml" schemaVersion="3">
     <latex>\int_{\vec a}^{\vec b} f(x)\,dx</latex>
     <display>inline</display>
-    <payload>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</payload>
-    <locator host="word" objectName="LSNO_2b61ee52a2524de0bf934a62d78c9381" kind="native-omml"/>
-    <omml sha256="d26d5adbe3c549f3653cd082122cc89213975957e09077822e55c33df284242c">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</omml>
-  </formula>
-  <formula id="42e42fa36c224aa08600d56976968185" revision="0" storageMode="native-omml" schemaVersion="3">
+    <payload>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</payload>
+    <locator host="word" objectName="LSNO_2ebbbb9bf90e4204bff89627d99ae1eb" kind="native-omml"/>
+    <omml sha256="62f5453851487c9541076cdef282e2730ec07b4a36e3a7771de2385907fb0611">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</omml>
+  </formula>
+  <formula id="8a09a694b8dd49ec87c57b46afa94ab2" revision="0" storageMode="native-omml" schemaVersion="3">
     <latex>\int_{\vec a}^{\vec b} f(x)\,dx</latex>
     <display>display</display>
-    <payload>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</payload>
-    <locator host="word" objectName="LSNO_42e42fa36c224aa08600d56976968185" kind="native-omml"/>
-    <omml sha256="d26d5adbe3c549f3653cd082122cc89213975957e09077822e55c33df284242c">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</omml>
-  </formula>
-  <formula id="682d683c8ccf49c2a125bcefb1bb96ac" revision="0" storageMode="native-omml" schemaVersion="3">
+    <payload>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</payload>
+    <locator host="word" objectName="LSNO_8a09a694b8dd49ec87c57b46afa94ab2" kind="native-omml"/>
+    <omml sha256="62f5453851487c9541076cdef282e2730ec07b4a36e3a7771de2385907fb0611">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</omml>
+  </formula>
+  <formula id="f3261ab4e39a446eade8289252e8943c" revision="0" storageMode="native-omml" schemaVersion="3">
     <latex>\int_{\vec a}^{\vec b} f(x)\,dx</latex>
     <display>displayNumbered</display>
-    <payload>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</payload>
-    <locator host="word" objectName="LSNO_682d683c8ccf49c2a125bcefb1bb96ac" kind="native-omml"/>
-    <omml sha256="d26d5adbe3c549f3653cd082122cc89213975957e09077822e55c33df284242c">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</omml>
-  </formula>
-  <formula id="127e0e8d423d46cfa5b281e84455ca0f" revision="0" storageMode="native-omml" schemaVersion="3">
+    <payload>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</payload>
+    <locator host="word" objectName="LSNO_f3261ab4e39a446eade8289252e8943c" kind="native-omml"/>
+    <omml sha256="62f5453851487c9541076cdef282e2730ec07b4a36e3a7771de2385907fb0611">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</omml>
+  </formula>
+  <formula id="2f965aa47a214735996ebc8c215e67ce" revision="0" storageMode="native-omml" schemaVersion="3">
     <latex>x^{\vec v}</latex>
     <display>inline</display>
-    <payload>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</payload>
-    <locator host="word" objectName="LSNO_127e0e8d423d46cfa5b281e84455ca0f" kind="native-omml"/>
-    <omml sha256="914b11fce5bc38ad8603c8b20b8129cb53367ba9c29a304abdebb6b319750e29">PG06b01hdGggeG1sbnM6bT0iaHR0cDovL3NjaGVtYXMub3BlbnhtbGZvcm1hdHMub3JnL29mZmljZURvY3VtZW50LzIwMDYvbWF0aCI+PG06c1N1cD48bTplPjxtOnI+PG06dD54PC9tOnQ+PC9tOnI+PC9tOmU+PG06c3VwPjxtOmFjYz4KICA8bTphY2NQcj48bTpjaHIgbTp2YWw9IuKDlyIvPjwvbTphY2NQcj4KICA8bTplPjxtOnI+PG06dD52PC9tOnQ+PC9tOnI+PC9tOmU+CjwvbTphY2M+PC9tOnN1cD48L206c1N1cD48L206b01hdGg+</omml>
-  </formula>
-  <formula id="b1323009c554460b8b984b67c82fc56c" revision="0" storageMode="native-omml" schemaVersion="3">
+    <payload>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</payload>
+    <locator host="word" objectName="LSNO_2f965aa47a214735996ebc8c215e67ce" kind="native-omml"/>
+    <omml sha256="3890b44c6c34dadb4fad8c6e486264ea473c41a2fce1dc02714627e5647c86b9">PG06b01hdGhQYXJhIHhtbG5zOm09Imh0dHA6Ly9zY2hlbWFzLm9wZW54bWxmb3JtYXRzLm9yZy9vZmZpY2VEb2N1bWVudC8yMDA2L21hdGgiPgo8bTpvTWF0aD48bTpzU3VwPjxtOmU+PG06cj48bTp0Png8L206dD48L206cj48L206ZT48bTpzdXA+PG06YWNjPgogIDxtOmFjY1ByPjxtOmNociBtOnZhbD0i4oOXIi8+PC9tOmFjY1ByPgogIDxtOmU+PG06cj48bTp0PnY8L206dD48L206cj48L206ZT4KPC9tOmFjYz48L206c3VwPjwvbTpzU3VwPgo8L206b01hdGg+CjwvbTpvTWF0aFBhcmE+</omml>
+  </formula>
+  <formula id="2b3eb448912d4ad9a455e7b65ebf8281" revision="0" storageMode="native-omml" schemaVersion="3">
     <latex>x^{\vec v}</latex>
     <display>display</display>
-    <payload>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</payload>
-    <locator host="word" objectName="LSNO_b1323009c554460b8b984b67c82fc56c" kind="native-omml"/>
-    <omml sha256="914b11fce5bc38ad8603c8b20b8129cb53367ba9c29a304abdebb6b319750e29">PG06b01hdGggeG1sbnM6bT0iaHR0cDovL3NjaGVtYXMub3BlbnhtbGZvcm1hdHMub3JnL29mZmljZURvY3VtZW50LzIwMDYvbWF0aCI+PG06c1N1cD48bTplPjxtOnI+PG06dD54PC9tOnQ+PC9tOnI+PC9tOmU+PG06c3VwPjxtOmFjYz4KICA8bTphY2NQcj48bTpjaHIgbTp2YWw9IuKDlyIvPjwvbTphY2NQcj4KICA8bTplPjxtOnI+PG06dD52PC9tOnQ+PC9tOnI+PC9tOmU+CjwvbTphY2M+PC9tOnN1cD48L206c1N1cD48L206b01hdGg+</omml>
-  </formula>
-  <formula id="dfc08b96b6344f0e80afa5f4886cfcce" revision="0" storageMode="native-omml" schemaVersion="3">
+    <payload>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</payload>
+    <locator host="word" objectName="LSNO_2b3eb448912d4ad9a455e7b65ebf8281" kind="native-omml"/>
+    <omml sha256="3890b44c6c34dadb4fad8c6e486264ea473c41a2fce1dc02714627e5647c86b9">PG06b01hdGhQYXJhIHhtbG5zOm09Imh0dHA6Ly9zY2hlbWFzLm9wZW54bWxmb3JtYXRzLm9yZy9vZmZpY2VEb2N1bWVudC8yMDA2L21hdGgiPgo8bTpvTWF0aD48bTpzU3VwPjxtOmU+PG06cj48bTp0Png8L206dD48L206cj48L206ZT48bTpzdXA+PG06YWNjPgogIDxtOmFjY1ByPjxtOmNociBtOnZhbD0i4oOXIi8+PC9tOmFjY1ByPgogIDxtOmU+PG06cj48bTp0PnY8L206dD48L206cj48L206ZT4KPC9tOmFjYz48L206c3VwPjwvbTpzU3VwPgo8L206b01hdGg+CjwvbTpvTWF0aFBhcmE+</omml>
+  </formula>
+  <formula id="a3bb2cf4e66d49d3b0c9f8f64ec6e4ad" revision="0" storageMode="native-omml" schemaVersion="3">
     <latex>x^{\vec v}</latex>
     <display>displayNumbered</display>
-    <payload>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</payload>
-    <locator host="word" objectName="LSNO_dfc08b96b6344f0e80afa5f4886cfcce" kind="native-omml"/>
-    <omml sha256="914b11fce5bc38ad8603c8b20b8129cb53367ba9c29a304abdebb6b319750e29">PG06b01hdGggeG1sbnM6bT0iaHR0cDovL3NjaGVtYXMub3BlbnhtbGZvcm1hdHMub3JnL29mZmljZURvY3VtZW50LzIwMDYvbWF0aCI+PG06c1N1cD48bTplPjxtOnI+PG06dD54PC9tOnQ+PC9tOnI+PC9tOmU+PG06c3VwPjxtOmFjYz4KICA8bTphY2NQcj48bTpjaHIgbTp2YWw9IuKDlyIvPjwvbTphY2NQcj4KICA8bTplPjxtOnI+PG06dD52PC9tOnQ+PC9tOnI+PC9tOmU+CjwvbTphY2M+PC9tOnN1cD48L206c1N1cD48L206b01hdGg+</omml>
-  </formula>
-  <formula id="0c603fe69dbc4615b3313339d6eccece" revision="0" storageMode="native-omml" schemaVersion="3">
+    <payload>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</payload>
+    <locator host="word" objectName="LSNO_a3bb2cf4e66d49d3b0c9f8f64ec6e4ad" kind="native-omml"/>
+    <omml sha256="3890b44c6c34dadb4fad8c6e486264ea473c41a2fce1dc02714627e5647c86b9">PG06b01hdGhQYXJhIHhtbG5zOm09Imh0dHA6Ly9zY2hlbWFzLm9wZW54bWxmb3JtYXRzLm9yZy9vZmZpY2VEb2N1bWVudC8yMDA2L21hdGgiPgo8bTpvTWF0aD48bTpzU3VwPjxtOmU+PG06cj48bTp0Png8L206dD48L206cj48L206ZT48bTpzdXA+PG06YWNjPgogIDxtOmFjY1ByPjxtOmNociBtOnZhbD0i4oOXIi8+PC9tOmFjY1ByPgogIDxtOmU+PG06cj48bTp0PnY8L206dD48L206cj48L206ZT4KPC9tOmFjYz48L206c3VwPjwvbTpzU3VwPgo8L206b01hdGg+CjwvbTpvTWF0aFBhcmE+</omml>
+  </formula>
+  <formula id="cfb4d8d240244ebbb3c70d8ee7eca8da" revision="0" storageMode="native-omml" schemaVersion="3">
     <latex>A^{\overrightarrow{BC}}</latex>
     <display>inline</display>
-    <payload>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</payload>
-    <locator host="word" objectName="LSNO_0c603fe69dbc4615b3313339d6eccece" kind="native-omml"/>
-    <omml sha256="2881126c25fd82e82276343f9e2ba56d390e0762913fed274453412e114ea64b">PG06b01hdGggeG1sbnM6bT0iaHR0cDovL3NjaGVtYXMub3BlbnhtbGZvcm1hdHMub3JnL29mZmljZURvY3VtZW50LzIwMDYvbWF0aCI+PG06c1N1cD48bTplPjxtOnI+PG06dD5BPC9tOnQ+PC9tOnI+PC9tOmU+PG06c3VwPjxtOmFjYz4KICA8bTphY2NQcj48bTpjaHIgbTp2YWw9IuKDlyIvPjwvbTphY2NQcj4KICA8bTplPjxtOnI+PG06dD5CQzwvbTp0PjwvbTpyPjwvbTplPgo8L206YWNjPjwvbTpzdXA+PC9tOnNTdXA+PC9tOm9NYXRoPg==</omml>
-  </formula>
-  <formula id="01da6122ebac43c6825adeab45137a3a" revision="0" storageMode="native-omml" schemaVersion="3">
+    <payload>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</payload>
+    <locator host="word" objectName="LSNO_cfb4d8d240244ebbb3c70d8ee7eca8da" kind="native-omml"/>
+    <omml sha256="dcd50696280be07c4c48ac9387cebe2a16ccaf566f5206288d8b4d30c2374dab">PG06b01hdGhQYXJhIHhtbG5zOm09Imh0dHA6Ly9zY2hlbWFzLm9wZW54bWxmb3JtYXRzLm9yZy9vZmZpY2VEb2N1bWVudC8yMDA2L21hdGgiPgo8bTpvTWF0aD48bTpzU3VwPjxtOmU+PG06cj48bTp0PkE8L206dD48L206cj48L206ZT48bTpzdXA+PG06YWNjPgogIDxtOmFjY1ByPjxtOmNociBtOnZhbD0i4oOXIi8+PC9tOmFjY1ByPgogIDxtOmU+PG06cj48bTp0PkJDPC9tOnQ+PC9tOnI+PC9tOmU+CjwvbTphY2M+PC9tOnN1cD48L206c1N1cD4KPC9tOm9NYXRoPgo8L206b01hdGhQYXJhPg==</omml>
+  </formula>
+  <formula id="f8412c754eb74036b70dec719e1ce771" revision="0" storageMode="native-omml" schemaVersion="3">
     <latex>A^{\overrightarrow{BC}}</latex>
     <display>display</display>
-    <payload>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</payload>
-    <locator host="word" objectName="LSNO_01da6122ebac43c6825adeab45137a3a" kind="native-omml"/>
-    <omml sha256="2881126c25fd82e82276343f9e2ba56d390e0762913fed274453412e114ea64b">PG06b01hdGggeG1sbnM6bT0iaHR0cDovL3NjaGVtYXMub3BlbnhtbGZvcm1hdHMub3JnL29mZmljZURvY3VtZW50LzIwMDYvbWF0aCI+PG06c1N1cD48bTplPjxtOnI+PG06dD5BPC9tOnQ+PC9tOnI+PC9tOmU+PG06c3VwPjxtOmFjYz4KICA8bTphY2NQcj48bTpjaHIgbTp2YWw9IuKDlyIvPjwvbTphY2NQcj4KICA8bTplPjxtOnI+PG06dD5CQzwvbTp0PjwvbTpyPjwvbTplPgo8L206YWNjPjwvbTpzdXA+PC9tOnNTdXA+PC9tOm9NYXRoPg==</omml>
-  </formula>
-  <formula id="e03100b6f8a74c5bbb9d23dcf59e7f58" revision="0" storageMode="native-omml" schemaVersion="3">
+    <payload>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</payload>
+    <locator host="word" objectName="LSNO_f8412c754eb74036b70dec719e1ce771" kind="native-omml"/>
+    <omml sha256="dcd50696280be07c4c48ac9387cebe2a16ccaf566f5206288d8b4d30c2374dab">PG06b01hdGhQYXJhIHhtbG5zOm09Imh0dHA6Ly9zY2hlbWFzLm9wZW54bWxmb3JtYXRzLm9yZy9vZmZpY2VEb2N1bWVudC8yMDA2L21hdGgiPgo8bTpvTWF0aD48bTpzU3VwPjxtOmU+PG06cj48bTp0PkE8L206dD48L206cj48L206ZT48bTpzdXA+PG06YWNjPgogIDxtOmFjY1ByPjxtOmNociBtOnZhbD0i4oOXIi8+PC9tOmFjY1ByPgogIDxtOmU+PG06cj48bTp0PkJDPC9tOnQ+PC9tOnI+PC9tOmU+CjwvbTphY2M+PC9tOnN1cD48L206c1N1cD4KPC9tOm9NYXRoPgo8L206b01hdGhQYXJhPg==</omml>
+  </formula>
+  <formula id="f0a195460c3342a49808fb59f6aea0d2" revision="0" storageMode="native-omml" schemaVersion="3">
     <latex>A^{\overrightarrow{BC}}</latex>
     <display>displayNumbered</display>
-    <payload>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</payload>
-    <locator host="word" objectName="LSNO_e03100b6f8a74c5bbb9d23dcf59e7f58" kind="native-omml"/>
-    <omml sha256="2881126c25fd82e82276343f9e2ba56d390e0762913fed274453412e114ea64b">PG06b01hdGggeG1sbnM6bT0iaHR0cDovL3NjaGVtYXMub3BlbnhtbGZvcm1hdHMub3JnL29mZmljZURvY3VtZW50LzIwMDYvbWF0aCI+PG06c1N1cD48bTplPjxtOnI+PG06dD5BPC9tOnQ+PC9tOnI+PC9tOmU+PG06c3VwPjxtOmFjYz4KICA8bTphY2NQcj48bTpjaHIgbTp2YWw9IuKDlyIvPjwvbTphY2NQcj4KICA8bTplPjxtOnI+PG06dD5CQzwvbTp0PjwvbTpyPjwvbTplPgo8L206YWNjPjwvbTpzdXA+PC9tOnNTdXA+PC9tOm9NYXRoPg==</omml>
-  </formula>
-  <formula id="0c0aa53467354c1cb1d1f4be5eafc265" revision="0" storageMode="native-omml" schemaVersion="3">
+    <payload>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</payload>
+    <locator host="word" objectName="LSNO_f0a195460c3342a49808fb59f6aea0d2" kind="native-omml"/>
+    <omml sha256="dcd50696280be07c4c48ac9387cebe2a16ccaf566f5206288d8b4d30c2374dab">PG06b01hdGhQYXJhIHhtbG5zOm09Imh0dHA6Ly9zY2hlbWFzLm9wZW54bWxmb3JtYXRzLm9yZy9vZmZpY2VEb2N1bWVudC8yMDA2L21hdGgiPgo8bTpvTWF0aD48bTpzU3VwPjxtOmU+PG06cj48bTp0PkE8L206dD48L206cj48L206ZT48bTpzdXA+PG06YWNjPgogIDxtOmFjY1ByPjxtOmNociBtOnZhbD0i4oOXIi8+PC9tOmFjY1ByPgogIDxtOmU+PG06cj48bTp0PkJDPC9tOnQ+PC9tOnI+PC9tOmU+CjwvbTphY2M+PC9tOnN1cD48L206c1N1cD4KPC9tOm9NYXRoPgo8L206b01hdGhQYXJhPg==</omml>
+  </formula>
+  <formula id="7a69a8c8562144db85d3e07711428b5f" revision="0" storageMode="native-omml" schemaVersion="3">
     <latex>\vec{x}^{2}</latex>
     <display>inline</display>
-    <payload>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</payload>
-    <locator host="word" objectName="LSNO_0c0aa53467354c1cb1d1f4be5eafc265" kind="native-omml"/>
-    <omml sha256="5ccfbbafff905c220339b853e8ff75b49a37d23b8f98ff8da9f0d68783dd5e23">PG06b01hdGggeG1sbnM6bT0iaHR0cDovL3NjaGVtYXMub3BlbnhtbGZvcm1hdHMub3JnL29mZmljZURvY3VtZW50LzIwMDYvbWF0aCI+PG06c1N1cD48bTplPjxtOmFjYz4KICA8bTphY2NQcj48bTpjaHIgbTp2YWw9IuKDlyIvPjwvbTphY2NQcj4KICA8bTplPjxtOnI+PG06dD54PC9tOnQ+PC9tOnI+PC9tOmU+CjwvbTphY2M+PC9tOmU+PG06c3VwPjxtOnI+PG06dD4yPC9tOnQ+PC9tOnI+PC9tOnN1cD48L206c1N1cD48L206b01hdGg+</omml>
-  </formula>
-  <formula id="d4b53a39ab454d9081f0a7e51267885d" revision="0" storageMode="native-omml" schemaVersion="3">
+    <payload>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</payload>
+    <locator host="word" objectName="LSNO_7a69a8c8562144db85d3e07711428b5f" kind="native-omml"/>
+    <omml sha256="c05b6f87c155e0f2d359e3e78e3d1d4d3264a6d5e1d35277e84d75aa95e70255">PG06b01hdGhQYXJhIHhtbG5zOm09Imh0dHA6Ly9zY2hlbWFzLm9wZW54bWxmb3JtYXRzLm9yZy9vZmZpY2VEb2N1bWVudC8yMDA2L21hdGgiPgo8bTpvTWF0aD48bTpzU3VwPjxtOmU+PG06YWNjPgogIDxtOmFjY1ByPjxtOmNociBtOnZhbD0i4oOXIi8+PC9tOmFjY1ByPgogIDxtOmU+PG06cj48bTp0Png8L206dD48L206cj48L206ZT4KPC9tOmFjYz48L206ZT48bTpzdXA+PG06cj48bTp0PjI8L206dD48L206cj48L206c3VwPjwvbTpzU3VwPgo8L206b01hdGg+CjwvbTpvTWF0aFBhcmE+</omml>
+  </formula>
+  <formula id="5fba328ac346417994d1ec3037f22ac9" revision="0" storageMode="native-omml" schemaVersion="3">
     <latex>\vec{x}^{2}</latex>
     <display>display</display>
-    <payload>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</payload>
-    <locator host="word" objectName="LSNO_d4b53a39ab454d9081f0a7e51267885d" kind="native-omml"/>
-    <omml sha256="5ccfbbafff905c220339b853e8ff75b49a37d23b8f98ff8da9f0d68783dd5e23">PG06b01hdGggeG1sbnM6bT0iaHR0cDovL3NjaGVtYXMub3BlbnhtbGZvcm1hdHMub3JnL29mZmljZURvY3VtZW50LzIwMDYvbWF0aCI+PG06c1N1cD48bTplPjxtOmFjYz4KICA8bTphY2NQcj48bTpjaHIgbTp2YWw9IuKDlyIvPjwvbTphY2NQcj4KICA8bTplPjxtOnI+PG06dD54PC9tOnQ+PC9tOnI+PC9tOmU+CjwvbTphY2M+PC9tOmU+PG06c3VwPjxtOnI+PG06dD4yPC9tOnQ+PC9tOnI+PC9tOnN1cD48L206c1N1cD48L206b01hdGg+</omml>
-  </formula>
-  <formula id="1bb221ada39a42c7a5ee7ed6e6f81eaa" revision="0" storageMode="native-omml" schemaVersion="3">
+    <payload>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</payload>
+    <locator host="word" objectName="LSNO_5fba328ac346417994d1ec3037f22ac9" kind="native-omml"/>
+    <omml sha256="c05b6f87c155e0f2d359e3e78e3d1d4d3264a6d5e1d35277e84d75aa95e70255">PG06b01hdGhQYXJhIHhtbG5zOm09Imh0dHA6Ly9zY2hlbWFzLm9wZW54bWxmb3JtYXRzLm9yZy9vZmZpY2VEb2N1bWVudC8yMDA2L21hdGgiPgo8bTpvTWF0aD48bTpzU3VwPjxtOmU+PG06YWNjPgogIDxtOmFjY1ByPjxtOmNociBtOnZhbD0i4oOXIi8+PC9tOmFjY1ByPgogIDxtOmU+PG06cj48bTp0Png8L206dD48L206cj48L206ZT4KPC9tOmFjYz48L206ZT48bTpzdXA+PG06cj48bTp0PjI8L206dD48L206cj48L206c3VwPjwvbTpzU3VwPgo8L206b01hdGg+CjwvbTpvTWF0aFBhcmE+</omml>
+  </formula>
+  <formula id="94e527047a83460f9da5a96b11ef8b31" revision="0" storageMode="native-omml" schemaVersion="3">
     <latex>\vec{x}^{2}</latex>
     <display>displayNumbered</display>
-    <payload>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</payload>
-    <locator host="word" objectName="LSNO_1bb221ada39a42c7a5ee7ed6e6f81eaa" kind="native-omml"/>
-    <omml sha256="5ccfbbafff905c220339b853e8ff75b49a37d23b8f98ff8da9f0d68783dd5e23">PG06b01hdGggeG1sbnM6bT0iaHR0cDovL3NjaGVtYXMub3BlbnhtbGZvcm1hdHMub3JnL29mZmljZURvY3VtZW50LzIwMDYvbWF0aCI+PG06c1N1cD48bTplPjxtOmFjYz4KICA8bTphY2NQcj48bTpjaHIgbTp2YWw9IuKDlyIvPjwvbTphY2NQcj4KICA8bTplPjxtOnI+PG06dD54PC9tOnQ+PC9tOnI+PC9tOmU+CjwvbTphY2M+PC9tOmU+PG06c3VwPjxtOnI+PG06dD4yPC9tOnQ+PC9tOnI+PC9tOnN1cD48L206c1N1cD48L206b01hdGg+</omml>
-  </formula>
-  <formula id="4e491623c56344ff8b4af989ad3790bb" revision="0" storageMode="native-omml" schemaVersion="3">
+    <payload>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</payload>
+    <locator host="word" objectName="LSNO_94e527047a83460f9da5a96b11ef8b31" kind="native-omml"/>
+    <omml sha256="c05b6f87c155e0f2d359e3e78e3d1d4d3264a6d5e1d35277e84d75aa95e70255">PG06b01hdGhQYXJhIHhtbG5zOm09Imh0dHA6Ly9zY2hlbWFzLm9wZW54bWxmb3JtYXRzLm9yZy9vZmZpY2VEb2N1bWVudC8yMDA2L21hdGgiPgo8bTpvTWF0aD48bTpzU3VwPjxtOmU+PG06YWNjPgogIDxtOmFjY1ByPjxtOmNociBtOnZhbD0i4oOXIi8+PC9tOmFjY1ByPgogIDxtOmU+PG06cj48bTp0Png8L206dD48L206cj48L206ZT4KPC9tOmFjYz48L206ZT48bTpzdXA+PG06cj48bTp0PjI8L206dD48L206cj48L206c3VwPjwvbTpzU3VwPgo8L206b01hdGg+CjwvbTpvTWF0aFBhcmE+</omml>
+  </formula>
+  <formula id="a92ee91bccea49b88411bb2b4faeed4d" revision="0" storageMode="native-omml" schemaVersion="3">
     <latex>\frac{\alpha+\beta}{\sqrt[3]{x_1^2}}</latex>
     <display>inline</display>
-    <payload>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</payload>
-    <locator host="word" objectName="LSNO_4e491623c56344ff8b4af989ad3790bb" kind="native-omml"/>
-    <omml sha256="6c71ef0e3e1be75dfee7f8585dbac22d4a1fa7dba1bcce814ecedae03c03912b">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</omml>
-  </formula>
-  <formula id="7a182963d36d41a795e78050ef5d2085" revision="0" storageMode="native-omml" schemaVersion="3">
+    <payload>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</payload>
+    <locator host="word" objectName="LSNO_a92ee91bccea49b88411bb2b4faeed4d" kind="native-omml"/>
+    <omml sha256="e79e1584ebe62370e2aa245c03eb423595f8dbf7e466bd6c37fb40a245f6e8c5">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</omml>
+  </formula>
+  <formula id="3a73157dd6ee4fc2a267da0bef0d104f" revision="0" storageMode="native-omml" schemaVersion="3">
     <latex>\frac{\alpha+\beta}{\sqrt[3]{x_1^2}}</latex>
     <display>display</display>
-    <payload>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</payload>
-    <locator host="word" objectName="LSNO_7a182963d36d41a795e78050ef5d2085" kind="native-omml"/>
-    <omml sha256="6c71ef0e3e1be75dfee7f8585dbac22d4a1fa7dba1bcce814ecedae03c03912b">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</omml>
-  </formula>
-  <formula id="0032e4b3a4a04f3c809c4eabb3905751" revision="0" storageMode="native-omml" schemaVersion="3">
+    <payload>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</payload>
+    <locator host="word" objectName="LSNO_3a73157dd6ee4fc2a267da0bef0d104f" kind="native-omml"/>
+    <omml sha256="e79e1584ebe62370e2aa245c03eb423595f8dbf7e466bd6c37fb40a245f6e8c5">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</omml>
+  </formula>
+  <formula id="f0732b91ec7c45b9a97e86898975df52" revision="0" storageMode="native-omml" schemaVersion="3">
     <latex>\frac{\alpha+\beta}{\sqrt[3]{x_1^2}}</latex>
     <display>displayNumbered</display>
-    <payload>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</payload>
-    <locator host="word" objectName="LSNO_0032e4b3a4a04f3c809c4eabb3905751" kind="native-omml"/>
-    <omml sha256="6c71ef0e3e1be75dfee7f8585dbac22d4a1fa7dba1bcce814ecedae03c03912b">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</omml>
-  </formula>
-  <formula id="1d9ab1b321fd4b9a9f79bf7556cc8c5e" revision="0" storageMode="native-omml" schemaVersion="3">
+    <payload>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</payload>
+    <locator host="word" objectName="LSNO_f0732b91ec7c45b9a97e86898975df52" kind="native-omml"/>
+    <omml sha256="e79e1584ebe62370e2aa245c03eb423595f8dbf7e466bd6c37fb40a245f6e8c5">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</omml>
+  </formula>
+  <formula id="a809e4e1e9d94efe996a599426ee3d12" revision="0" storageMode="native-omml" schemaVersion="3">
     <latex>\frac{1}{\begin{pmatrix}a&amp;b\\c&amp;d\end{pmatrix}}</latex>
     <display>inline</display>
-    <payload>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</payload>
-    <locator host="word" objectName="LSNO_1d9ab1b321fd4b9a9f79bf7556cc8c5e" kind="native-omml"/>
-    <omml sha256="e51cbdb26b7af2a94193fa22fcd93489826d3dfa341065d806bbda824584e0b1">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</omml>
-  </formula>
-  <formula id="2532c42f18ce4fff94163d0a5cb9dd74" revision="0" storageMode="native-omml" schemaVersion="3">
+    <payload>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</payload>
+    <locator host="word" objectName="LSNO_a809e4e1e9d94efe996a599426ee3d12" kind="native-omml"/>
+    <omml sha256="c37067073a6af04d5faf13e37f4b7aee5e53f105b8c02adebe1891633e2ffa71">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</omml>
+  </formula>
+  <formula id="54e1e10fed7043bb8fc3013a6342b55a" revision="0" storageMode="native-omml" schemaVersion="3">
     <latex>\frac{1}{\begin{pmatrix}a&amp;b\\c&amp;d\end{pmatrix}}</latex>
     <display>display</display>
-    <payload>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</payload>
-    <locator host="word" objectName="LSNO_2532c42f18ce4fff94163d0a5cb9dd74" kind="native-omml"/>
-    <omml sha256="e51cbdb26b7af2a94193fa22fcd93489826d3dfa341065d806bbda824584e0b1">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</omml>
-  </formula>
-  <formula id="211726883cb44ea1b1ae1478793d959b" revision="0" storageMode="native-omml" schemaVersion="3">
+    <payload>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</payload>
+    <locator host="word" objectName="LSNO_54e1e10fed7043bb8fc3013a6342b55a" kind="native-omml"/>
+    <omml sha256="c37067073a6af04d5faf13e37f4b7aee5e53f105b8c02adebe1891633e2ffa71">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</omml>
+  </formula>
+  <formula id="559a53ff2776443c9f6fcb1f7665e817" revision="0" storageMode="native-omml" schemaVersion="3">
     <latex>\frac{1}{\begin{pmatrix}a&amp;b\\c&amp;d\end{pmatrix}}</latex>
     <display>displayNumbered</display>
-    <payload>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</payload>
-    <locator host="word" objectName="LSNO_211726883cb44ea1b1ae1478793d959b" kind="native-omml"/>
-    <omml sha256="e51cbdb26b7af2a94193fa22fcd93489826d3dfa341065d806bbda824584e0b1">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</omml>
-  </formula>
-  <formula id="6fca6e8b73394b5b8b734e75ceb2d364" revision="0" storageMode="native-omml" schemaVersion="3">
+    <payload>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</payload>
+    <locator host="word" objectName="LSNO_559a53ff2776443c9f6fcb1f7665e817" kind="native-omml"/>
+    <omml sha256="c37067073a6af04d5faf13e37f4b7aee5e53f105b8c02adebe1891633e2ffa71">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</omml>
+  </formula>
+  <formula id="da09d50f9cb7437298b6e881bbd92ad9" revision="0" storageMode="native-omml" schemaVersion="3">
     <latex>f(x)=\begin{cases}x^2&amp;x\geq0\\-x&amp;x&lt;0\end{cases}</latex>
     <display>inline</display>
-    <payload>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</payload>
-    <locator host="word" objectName="LSNO_6fca6e8b73394b5b8b734e75ceb2d364" kind="native-omml"/>
-    <omml sha256="edc1009d0f6b5f567fb52b98918d45adb2c887cff1dd24950c7ce2ebc5f257ee">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</omml>
-  </formula>
-  <formula id="a5ffd59c07474dd2b4899135b548650f" revision="0" storageMode="native-omml" schemaVersion="3">
+    <payload>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</payload>
+    <locator host="word" objectName="LSNO_da09d50f9cb7437298b6e881bbd92ad9" kind="native-omml"/>
+    <omml sha256="86d37decd03fd2ce955d19341eecf9af60720df4e7ccdeb84e84e1744262a9a1">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</omml>
+  </formula>
+  <formula id="35c3d935b0c242b5b9d925477f20bdb3" revision="0" storageMode="native-omml" schemaVersion="3">
     <latex>f(x)=\begin{cases}x^2&amp;x\geq0\\-x&amp;x&lt;0\end{cases}</latex>
     <display>display</display>
-    <payload>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</payload>
-    <locator host="word" objectName="LSNO_a5ffd59c07474dd2b4899135b548650f" kind="native-omml"/>
-    <omml sha256="edc1009d0f6b5f567fb52b98918d45adb2c887cff1dd24950c7ce2ebc5f257ee">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</omml>
-  </formula>
-  <formula id="3e36d184dfa54bada415c94bd5f5c21b" revision="0" storageMode="native-omml" schemaVersion="3">
+    <payload>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</payload>
+    <locator host="word" objectName="LSNO_35c3d935b0c242b5b9d925477f20bdb3" kind="native-omml"/>
+    <omml sha256="86d37decd03fd2ce955d19341eecf9af60720df4e7ccdeb84e84e1744262a9a1">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</omml>
+  </formula>
+  <formula id="2dfe77a30c0040ebb37f2d6a44387258" revision="0" storageMode="native-omml" schemaVersion="3">
     <latex>f(x)=\begin{cases}x^2&amp;x\geq0\\-x&amp;x&lt;0\end{cases}</latex>
     <display>displayNumbered</display>
-    <payload>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</payload>
-    <locator host="word" objectName="LSNO_3e36d184dfa54bada415c94bd5f5c21b" kind="native-omml"/>
-    <omml sha256="edc1009d0f6b5f567fb52b98918d45adb2c887cff1dd24950c7ce2ebc5f257ee">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</omml>
-  </formula>
-  <formula id="721dbde727b14ce2825090c5f0431801" revision="0" storageMode="native-omml" schemaVersion="3">
+    <payload>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</payload>
+    <locator host="word" objectName="LSNO_2dfe77a30c0040ebb37f2d6a44387258" kind="native-omml"/>
+    <omml sha256="86d37decd03fd2ce955d19341eecf9af60720df4e7ccdeb84e84e1744262a9a1">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</omml>
+  </formula>
+  <formula id="f769f78a1cb1424ba6bd07d9e8f4c7e7" revision="0" storageMode="native-omml" schemaVersion="3">
     <latex>\left(\frac{a}{b}\right)_{i}^{\vec v}</latex>
     <display>inline</display>
-    <payload>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</payload>
-    <locator host="word" objectName="LSNO_721dbde727b14ce2825090c5f0431801" kind="native-omml"/>
-    <omml sha256="431e8f9fc5e959ee37e4e18bf33cf41bf9ce6de2bf6de94075fad9a0d02b6df1">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</omml>
-  </formula>
-  <formula id="9cfd606068ce416bba50091b301c5df4" revision="0" storageMode="native-omml" schemaVersion="3">
+    <payload>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</payload>
+    <locator host="word" objectName="LSNO_f769f78a1cb1424ba6bd07d9e8f4c7e7" kind="native-omml"/>
+    <omml sha256="120012fa5b8138be731780f779bd59526aed5ef10a7c2794900df7d68d1ae974">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</omml>
+  </formula>
+  <formula id="aa76f13c50964b4687bd594d851437e2" revision="0" storageMode="native-omml" schemaVersion="3">
     <latex>\left(\frac{a}{b}\right)_{i}^{\vec v}</latex>
     <display>display</display>
-    <payload>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</payload>
-    <locator host="word" objectName="LSNO_9cfd606068ce416bba50091b301c5df4" kind="native-omml"/>
-    <omml sha256="431e8f9fc5e959ee37e4e18bf33cf41bf9ce6de2bf6de94075fad9a0d02b6df1">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</omml>
-  </formula>
-  <formula id="7756cdfee8f64c999b645ab3ca52c9be" revision="0" storageMode="native-omml" schemaVersion="3">
+    <payload>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</payload>
+    <locator host="word" objectName="LSNO_aa76f13c50964b4687bd594d851437e2" kind="native-omml"/>
+    <omml sha256="120012fa5b8138be731780f779bd59526aed5ef10a7c2794900df7d68d1ae974">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</omml>
+  </formula>
+  <formula id="566967f357e3413f88aee2b5131dc9da" revision="0" storageMode="native-omml" schemaVersion="3">
     <latex>\left(\frac{a}{b}\right)_{i}^{\vec v}</latex>
     <display>displayNumbered</display>
-    <payload>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</payload>
-    <locator host="word" objectName="LSNO_7756cdfee8f64c999b645ab3ca52c9be" kind="native-omml"/>
-    <omml sha256="431e8f9fc5e959ee37e4e18bf33cf41bf9ce6de2bf6de94075fad9a0d02b6df1">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</omml>
-  </formula>
-  <formula id="b8de86fe62c24e9d84c791a304bf5d25" revision="0" storageMode="native-omml" schemaVersion="3">
+    <payload>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</payload>
+    <locator host="word" objectName="LSNO_566967f357e3413f88aee2b5131dc9da" kind="native-omml"/>
+    <omml sha256="120012fa5b8138be731780f779bd59526aed5ef10a7c2794900df7d68d1ae974">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</omml>
+  </formula>
+  <formula id="2de855f3fb1341e0ac49a0ed36cb9f9b" revision="0" storageMode="native-omml" schemaVersion="3">
     <latex>\hat{x}+\bar{y}+\tilde{z}+\dot{q}+\ddot{r}+\vec v</latex>
     <display>inline</display>
-    <payload>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</payload>
-    <locator host="word" objectName="LSNO_b8de86fe62c24e9d84c791a304bf5d25" kind="native-omml"/>
-    <omml sha256="837a596345ae3c0fcf38e9c0d7facc2cda98d8bcbbaf8f0c9da2a8ec1ab91e18">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</omml>
-  </formula>
-  <formula id="93144e251e504472beca149bb178b91b" revision="0" storageMode="native-omml" schemaVersion="3">
+    <payload>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</payload>
+    <locator host="word" objectName="LSNO_2de855f3fb1341e0ac49a0ed36cb9f9b" kind="native-omml"/>
+    <omml sha256="91e30167e99f5fd2a8ddc6c98d7c9e5011545fa1dd05682402ee45886357311e">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</omml>
+  </formula>
+  <formula id="2835a4496d7541fb8dd6c9b750a08b3e" revision="0" storageMode="native-omml" schemaVersion="3">
     <latex>\hat{x}+\bar{y}+\tilde{z}+\dot{q}+\ddot{r}+\vec v</latex>
     <display>display</display>
-    <payload>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</payload>
-    <locator host="word" objectName="LSNO_93144e251e504472beca149bb178b91b" kind="native-omml"/>
-    <omml sha256="837a596345ae3c0fcf38e9c0d7facc2cda98d8bcbbaf8f0c9da2a8ec1ab91e18">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</omml>
-  </formula>
-  <formula id="3ef2e24302cf42d7a1082369b44013f8" revision="0" storageMode="native-omml" schemaVersion="3">
+    <payload>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</payload>
+    <locator host="word" objectName="LSNO_2835a4496d7541fb8dd6c9b750a08b3e" kind="native-omml"/>
+    <omml sha256="91e30167e99f5fd2a8ddc6c98d7c9e5011545fa1dd05682402ee45886357311e">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</omml>
+  </formula>
+  <formula id="bf658ea15674423fb2cd597f85a316be" revision="0" storageMode="native-omml" schemaVersion="3">
     <latex>\hat{x}+\bar{y}+\tilde{z}+\dot{q}+\ddot{r}+\vec v</latex>
     <display>displayNumbered</display>
-    <payload>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</payload>
-    <locator host="word" objectName="LSNO_3ef2e24302cf42d7a1082369b44013f8" kind="native-omml"/>
-    <omml sha256="837a596345ae3c0fcf38e9c0d7facc2cda98d8bcbbaf8f0c9da2a8ec1ab91e18">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</omml>
-  </formula>
-  <formula id="82afe464e17b452fa950d85afadfb637" revision="0" storageMode="native-omml" schemaVersion="3">
+    <payload>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</payload>
+    <locator host="word" objectName="LSNO_bf658ea15674423fb2cd597f85a316be" kind="native-omml"/>
+    <omml sha256="91e30167e99f5fd2a8ddc6c98d7c9e5011545fa1dd05682402ee45886357311e">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</omml>
+  </formula>
+  <formula id="a5774884233b43f5a558d55eac9c0a0e" revision="0" storageMode="native-omml" schemaVersion="3">
     <latex>\sum_{i=1}^{n}\prod_{j=1}^{m}\frac{x_{ij}}{1+x_{ij}^2}</latex>
     <display>inline</display>
-    <payload>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</payload>
-    <locator host="word" objectName="LSNO_82afe464e17b452fa950d85afadfb637" kind="native-omml"/>
-    <omml sha256="9045b346afc3154fb4731b718163f8aa1f91406e918b6fd496a2f1fdabadda79">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</omml>
-  </formula>
-  <formula id="00b0253aa3af4512943a56d3f0270d88" revision="0" storageMode="native-omml" schemaVersion="3">
+    <payload>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</payload>
+    <locator host="word" objectName="LSNO_a5774884233b43f5a558d55eac9c0a0e" kind="native-omml"/>
+    <omml sha256="7b1d916304cb613dc78535fb19b9beaa6c07bafd2b5257c1b5c21f23b7d16dad">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</omml>
+  </formula>
+  <formula id="4218eb3cff584359bc41d7201bccd3f6" revision="0" storageMode="native-omml" schemaVersion="3">
     <latex>\sum_{i=1}^{n}\prod_{j=1}^{m}\frac{x_{ij}}{1+x_{ij}^2}</latex>
     <display>display</display>
-    <payload>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</payload>
-    <locator host="word" objectName="LSNO_00b0253aa3af4512943a56d3f0270d88" kind="native-omml"/>
-    <omml sha256="9045b346afc3154fb4731b718163f8aa1f91406e918b6fd496a2f1fdabadda79">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</omml>
-  </formula>
-  <formula id="0ece449cade64acbb933db19e2cc4493" revision="0" storageMode="native-omml" schemaVersion="3">
+    <payload>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</payload>
+    <locator host="word" objectName="LSNO_4218eb3cff584359bc41d7201bccd3f6" kind="native-omml"/>
+    <omml sha256="7b1d916304cb613dc78535fb19b9beaa6c07bafd2b5257c1b5c21f23b7d16dad">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</omml>
+  </formula>
+  <formula id="4320f67eaa6740b3ade7104130dcbdb8" revision="0" storageMode="native-omml" schemaVersion="3">
     <latex>\sum_{i=1}^{n}\prod_{j=1}^{m}\frac{x_{ij}}{1+x_{ij}^2}</latex>
     <display>displayNumbered</display>
-    <payload>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</payload>
-    <locator host="word" objectName="LSNO_0ece449cade64acbb933db19e2cc4493" kind="native-omml"/>
-    <omml sha256="9045b346afc3154fb4731b718163f8aa1f91406e918b6fd496a2f1fdabadda79">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</omml>
-  </formula>
-  <formula id="edf03bf986f54a1d8b6191ea2661ad88" revision="0" storageMode="native-omml" schemaVersion="3">
+    <payload>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</payload>
+    <locator host="word" objectName="LSNO_4320f67eaa6740b3ade7104130dcbdb8" kind="native-omml"/>
+    <omml sha256="7b1d916304cb613dc78535fb19b9beaa6c07bafd2b5257c1b5c21f23b7d16dad">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</omml>
+  </formula>
+  <formula id="5bbf91c4a9754bba884d4bb70fd5c564" revision="0" storageMode="native-omml" schemaVersion="3">
     <latex>\lim_{x\to0}\frac{\sin x}{x}=1</latex>
     <display>inline</display>
-    <payload>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</payload>
-    <locator host="word" objectName="LSNO_edf03bf986f54a1d8b6191ea2661ad88" kind="native-omml"/>
-    <omml sha256="e8c458f8032822e8a4c49c3a82d9a2bfafe26d121adcbf62b50f3b8b11d5aa13">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</omml>
-  </formula>
-  <formula id="8cb4b4dc842d457b89d2b01a9dd950e0" revision="0" storageMode="native-omml" schemaVersion="3">
+    <payload>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</payload>
+    <locator host="word" objectName="LSNO_5bbf91c4a9754bba884d4bb70fd5c564" kind="native-omml"/>
+    <omml sha256="579759124f8929e9f5ee8c72a9e19c4a8396c37e842619a4f56324f9cfd9c176">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</omml>
+  </formula>
+  <formula id="1c5cc7d2d2c342f7b0f636b2e05f9188" revision="0" storageMode="native-omml" schemaVersion="3">
     <latex>\lim_{x\to0}\frac{\sin x}{x}=1</latex>
     <display>display</display>
-    <payload>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</payload>
-    <locator host="word" objectName="LSNO_8cb4b4dc842d457b89d2b01a9dd950e0" kind="native-omml"/>
-    <omml sha256="e8c458f8032822e8a4c49c3a82d9a2bfafe26d121adcbf62b50f3b8b11d5aa13">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</omml>
-  </formula>
-  <formula id="8df8ef61b8714591a68198cc1089be7e" revision="0" storageMode="native-omml" schemaVersion="3">
+    <payload>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</payload>
+    <locator host="word" objectName="LSNO_1c5cc7d2d2c342f7b0f636b2e05f9188" kind="native-omml"/>
+    <omml sha256="579759124f8929e9f5ee8c72a9e19c4a8396c37e842619a4f56324f9cfd9c176">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</omml>
+  </formula>
+  <formula id="bbe5070f90544fa384bb10595839afee" revision="0" storageMode="native-omml" schemaVersion="3">
     <latex>\lim_{x\to0}\frac{\sin x}{x}=1</latex>
     <display>displayNumbered</display>
-    <payload>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</payload>
-    <locator host="word" objectName="LSNO_8df8ef61b8714591a68198cc1089be7e" kind="native-omml"/>
-    <omml sha256="e8c458f8032822e8a4c49c3a82d9a2bfafe26d121adcbf62b50f3b8b11d5aa13">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</omml>
-  </formula>
-  <formula id="16231c92417c46a6bc1fb0dc6a58568f" revision="0" storageMode="native-omml" schemaVersion="3">
+    <payload>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</payload>
+    <locator host="word" objectName="LSNO_bbe5070f90544fa384bb10595839afee" kind="native-omml"/>
+    <omml sha256="579759124f8929e9f5ee8c72a9e19c4a8396c37e842619a4f56324f9cfd9c176">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</omml>
+  </formula>
+  <formula id="b5d04f00200d4e24a46de861f043499e" revision="0" storageMode="native-omml" schemaVersion="3">
     <latex>\lim_{x\to1}f(x)</latex>
     <display>inline</display>
-    <payload>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</payload>
-    <locator host="word" objectName="LSNO_16231c92417c46a6bc1fb0dc6a58568f" kind="native-omml"/>
-    <omml sha256="70d08b62e5559f923d1f31fdb5e798069849c025f1dd597a39fb86e372639ab3">PG06b01hdGggeG1sbnM6bT0iaHR0cDovL3NjaGVtYXMub3BlbnhtbGZvcm1hdHMub3JnL29mZmljZURvY3VtZW50LzIwMDYvbWF0aCI+PG06bGltTG93PjxtOmU+PG06cj48bTpyUHI+PG06bm9yLz48L206clByPjxtOnQ+bGltPC9tOnQ+PC9tOnI+PC9tOmU+PG06bGltPjxtOnI+PG06dD54PC9tOnQ+PC9tOnI+PG06cj48bTp0PuKGkjwvbTp0PjwvbTpyPjxtOnI+PG06dD4xPC9tOnQ+PC9tOnI+PC9tOmxpbT48L206bGltTG93PjxtOnI+PG06dD5mKHgpPC9tOnQ+PC9tOnI+PC9tOm9NYXRoPg==</omml>
-  </formula>
-  <formula id="a151a524d582475193812d9a6f59f611" revision="0" storageMode="native-omml" schemaVersion="3">
+    <payload>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</payload>
+    <locator host="word" objectName="LSNO_b5d04f00200d4e24a46de861f043499e" kind="native-omml"/>
+    <omml sha256="ab4a0f3cc98c35b1c223a4fdcd8b02a238e7c408e476e240def4ccbc54b5e03d">PG06b01hdGhQYXJhIHhtbG5zOm09Imh0dHA6Ly9zY2hlbWFzLm9wZW54bWxmb3JtYXRzLm9yZy9vZmZpY2VEb2N1bWVudC8yMDA2L21hdGgiPgo8bTpvTWF0aD48bTpsaW1Mb3c+PG06ZT48bTpyPjxtOnJQcj48bTpub3IvPjwvbTpyUHI+PG06dD5saW08L206dD48L206cj48L206ZT48bTpsaW0+PG06cj48bTp0Png8L206dD48L206cj48bTpyPjxtOnQ+4oaSPC9tOnQ+PC9tOnI+PG06cj48bTp0PjE8L206dD48L206cj48L206bGltPjwvbTpsaW1Mb3c+PG06cj48bTp0PmYoeCk8L206dD48L206cj4KPC9tOm9NYXRoPgo8L206b01hdGhQYXJhPg==</omml>
+  </formula>
+  <formula id="f604637bbe144ea58075a81fcaaf265b" revision="0" storageMode="native-omml" schemaVersion="3">
     <latex>\lim_{x\to1}f(x)</latex>
     <display>display</display>
-    <payload>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</payload>
-    <locator host="word" objectName="LSNO_a151a524d582475193812d9a6f59f611" kind="native-omml"/>
-    <omml sha256="70d08b62e5559f923d1f31fdb5e798069849c025f1dd597a39fb86e372639ab3">PG06b01hdGggeG1sbnM6bT0iaHR0cDovL3NjaGVtYXMub3BlbnhtbGZvcm1hdHMub3JnL29mZmljZURvY3VtZW50LzIwMDYvbWF0aCI+PG06bGltTG93PjxtOmU+PG06cj48bTpyUHI+PG06bm9yLz48L206clByPjxtOnQ+bGltPC9tOnQ+PC9tOnI+PC9tOmU+PG06bGltPjxtOnI+PG06dD54PC9tOnQ+PC9tOnI+PG06cj48bTp0PuKGkjwvbTp0PjwvbTpyPjxtOnI+PG06dD4xPC9tOnQ+PC9tOnI+PC9tOmxpbT48L206bGltTG93PjxtOnI+PG06dD5mKHgpPC9tOnQ+PC9tOnI+PC9tOm9NYXRoPg==</omml>
-  </formula>
-  <formula id="5d329c62090c4dfe896649ea6a034d99" revision="0" storageMode="native-omml" schemaVersion="3">
+    <payload>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</payload>
+    <locator host="word" objectName="LSNO_f604637bbe144ea58075a81fcaaf265b" kind="native-omml"/>
+    <omml sha256="ab4a0f3cc98c35b1c223a4fdcd8b02a238e7c408e476e240def4ccbc54b5e03d">PG06b01hdGhQYXJhIHhtbG5zOm09Imh0dHA6Ly9zY2hlbWFzLm9wZW54bWxmb3JtYXRzLm9yZy9vZmZpY2VEb2N1bWVudC8yMDA2L21hdGgiPgo8bTpvTWF0aD48bTpsaW1Mb3c+PG06ZT48bTpyPjxtOnJQcj48bTpub3IvPjwvbTpyUHI+PG06dD5saW08L206dD48L206cj48L206ZT48bTpsaW0+PG06cj48bTp0Png8L206dD48L206cj48bTpyPjxtOnQ+4oaSPC9tOnQ+PC9tOnI+PG06cj48bTp0PjE8L206dD48L206cj48L206bGltPjwvbTpsaW1Mb3c+PG06cj48bTp0PmYoeCk8L206dD48L206cj4KPC9tOm9NYXRoPgo8L206b01hdGhQYXJhPg==</omml>
+  </formula>
+  <formula id="d3a834592a4c4515a32adae89e50e529" revision="0" storageMode="native-omml" schemaVersion="3">
     <latex>\lim_{x\to1}f(x)</latex>
     <display>displayNumbered</display>
-    <payload>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</payload>
-    <locator host="word" objectName="LSNO_5d329c62090c4dfe896649ea6a034d99" kind="native-omml"/>
-    <omml sha256="70d08b62e5559f923d1f31fdb5e798069849c025f1dd597a39fb86e372639ab3">PG06b01hdGggeG1sbnM6bT0iaHR0cDovL3NjaGVtYXMub3BlbnhtbGZvcm1hdHMub3JnL29mZmljZURvY3VtZW50LzIwMDYvbWF0aCI+PG06bGltTG93PjxtOmU+PG06cj48bTpyUHI+PG06bm9yLz48L206clByPjxtOnQ+bGltPC9tOnQ+PC9tOnI+PC9tOmU+PG06bGltPjxtOnI+PG06dD54PC9tOnQ+PC9tOnI+PG06cj48bTp0PuKGkjwvbTp0PjwvbTpyPjxtOnI+PG06dD4xPC9tOnQ+PC9tOnI+PC9tOmxpbT48L206bGltTG93PjxtOnI+PG06dD5mKHgpPC9tOnQ+PC9tOnI+PC9tOm9NYXRoPg==</omml>
-  </formula>
-  <formula id="657d16cae4f94520a431a87b929f8f6d" revision="0" storageMode="native-omml" schemaVersion="3">
+    <payload>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</payload>
+    <locator host="word" objectName="LSNO_d3a834592a4c4515a32adae89e50e529" kind="native-omml"/>
+    <omml sha256="ab4a0f3cc98c35b1c223a4fdcd8b02a238e7c408e476e240def4ccbc54b5e03d">PG06b01hdGhQYXJhIHhtbG5zOm09Imh0dHA6Ly9zY2hlbWFzLm9wZW54bWxmb3JtYXRzLm9yZy9vZmZpY2VEb2N1bWVudC8yMDA2L21hdGgiPgo8bTpvTWF0aD48bTpsaW1Mb3c+PG06ZT48bTpyPjxtOnJQcj48bTpub3IvPjwvbTpyUHI+PG06dD5saW08L206dD48L206cj48L206ZT48bTpsaW0+PG06cj48bTp0Png8L206dD48L206cj48bTpyPjxtOnQ+4oaSPC9tOnQ+PC9tOnI+PG06cj48bTp0PjE8L206dD48L206cj48L206bGltPjwvbTpsaW1Mb3c+PG06cj48bTp0PmYoeCk8L206dD48L206cj4KPC9tOm9NYXRoPgo8L206b01hdGhQYXJhPg==</omml>
+  </formula>
+  <formula id="a114c0dff49c4973a33b82d01bb57e53" revision="0" storageMode="native-omml" schemaVersion="3">
     <latex>\int_0^1\int_0^1\int_0^1\int_0^1 f(x)\,dx\,dx\,dx\,dx</latex>
     <display>inline</display>
-    <payload>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</payload>
-    <locator host="word" objectName="LSNO_657d16cae4f94520a431a87b929f8f6d" kind="native-omml"/>
-    <omml sha256="ed5584c28b12360d82043437500d16cc41074c462d8e96fee63d64541aa8e910">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</omml>
-  </formula>
-  <formula id="4601bbefec5c4d7c8b6dfb2ca3a503cc" revision="0" storageMode="native-omml" schemaVersion="3">
+    <payload>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</payload>
+    <locator host="word" objectName="LSNO_a114c0dff49c4973a33b82d01bb57e53" kind="native-omml"/>
+    <omml sha256="154ba64aa89202e48668bb657d0eac8ed5880191874cd35ab885f50d68c72bba">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</omml>
+  </formula>
+  <formula id="2fd724ea4c7d4eeda8e285c9aae92bf1" revision="0" storageMode="native-omml" schemaVersion="3">
     <latex>\int_0^1\int_0^1\int_0^1\int_0^1 f(x)\,dx\,dx\,dx\,dx</latex>
     <display>display</display>
-    <payload>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</payload>
-    <locator host="word" objectName="LSNO_4601bbefec5c4d7c8b6dfb2ca3a503cc" kind="native-omml"/>
-    <omml sha256="ed5584c28b12360d82043437500d16cc41074c462d8e96fee63d64541aa8e910">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</omml>
-  </formula>
-  <formula id="efd45f80d8ed426fbf64c4e82f554d90" revision="0" storageMode="native-omml" schemaVersion="3">
+    <payload>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</payload>
+    <locator host="word" objectName="LSNO_2fd724ea4c7d4eeda8e285c9aae92bf1" kind="native-omml"/>
+    <omml sha256="154ba64aa89202e48668bb657d0eac8ed5880191874cd35ab885f50d68c72bba">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</omml>
+  </formula>
+  <formula id="35e7e6dfbedf4ad9b61d7c6d66951743" revision="0" storageMode="native-omml" schemaVersion="3">
     <latex>\int_0^1\int_0^1\int_0^1\int_0^1 f(x)\,dx\,dx\,dx\,dx</latex>
     <display>displayNumbered</display>
-    <payload>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</payload>
-    <locator host="word" objectName="LSNO_efd45f80d8ed426fbf64c4e82f554d90" kind="native-omml"/>
-    <omml sha256="ed5584c28b12360d82043437500d16cc41074c462d8e96fee63d64541aa8e910">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</omml>
-  </formula>
-  <formula id="ff944d87ebab45be9f6c3f74149b63f6" revision="0" storageMode="native-omml" schemaVersion="3">
+    <payload>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</payload>
+    <locator host="word" objectName="LSNO_35e7e6dfbedf4ad9b61d7c6d66951743" kind="native-omml"/>
+    <omml sha256="154ba64aa89202e48668bb657d0eac8ed5880191874cd35ab885f50d68c72bba">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</omml>
+  </formula>
+  <formula id="5c3e81cff45f45408732313996fa1f7d" revision="0" storageMode="native-omml" schemaVersion="3">
     <latex>\int_0^1\int_0^1\int_0^1\int_0^1\int_0^1\int_0^1\int_0^1\int_0^1 f(x)\,dx\,dx\,dx\,dx\,dx\,dx\,dx\,dx</latex>
     <display>inline</display>
-    <payload>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</payload>
-    <locator host="word" objectName="LSNO_ff944d87ebab45be9f6c3f74149b63f6" kind="native-omml"/>
-    <omml sha256="90d6a7a9701a2e9f43b0738d7e3d4218b07674a51a81064b6a47e3364fbb1f27">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</omml>
-  </formula>
-  <formula id="d9292727ddea4fcbb69f2d2669c5a975" revision="0" storageMode="native-omml" schemaVersion="3">
+    <payload>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</payload>
+    <locator host="word" objectName="LSNO_5c3e81cff45f45408732313996fa1f7d" kind="native-omml"/>
+    <omml sha256="8131b82ba7819b7ecd1d53e68c0a50de11acdb126456aa76cef612a8ef78f7d5">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</omml>
+  </formula>
+  <formula id="85a08ec07eb041bca48dc90c45cd6e74" revision="0" storageMode="native-omml" schemaVersion="3">
     <latex>\int_0^1\int_0^1\int_0^1\int_0^1\int_0^1\int_0^1\int_0^1\int_0^1 f(x)\,dx\,dx\,dx\,dx\,dx\,dx\,dx\,dx</latex>
     <display>display</display>
-    <payload>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</payload>
-    <locator host="word" objectName="LSNO_d9292727ddea4fcbb69f2d2669c5a975" kind="native-omml"/>
-    <omml sha256="90d6a7a9701a2e9f43b0738d7e3d4218b07674a51a81064b6a47e3364fbb1f27">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</omml>
-  </formula>
-  <formula id="9eea283a9f5a46a89ee21d8cdf613e99" revision="0" storageMode="native-omml" schemaVersion="3">
+    <payload>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</payload>
+    <locator host="word" objectName="LSNO_85a08ec07eb041bca48dc90c45cd6e74" kind="native-omml"/>
+    <omml sha256="8131b82ba7819b7ecd1d53e68c0a50de11acdb126456aa76cef612a8ef78f7d5">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</omml>
+  </formula>
+  <formula id="74faf529ff9a474fa1eb22a8972feeb7" revision="0" storageMode="native-omml" schemaVersion="3">
     <latex>\int_0^1\int_0^1\int_0^1\int_0^1\int_0^1\int_0^1\int_0^1\int_0^1 f(x)\,dx\,dx\,dx\,dx\,dx\,dx\,dx\,dx</latex>
     <display>displayNumbered</display>
-    <payload>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</payload>
-    <locator host="word" objectName="LSNO_9eea283a9f5a46a89ee21d8cdf613e99" kind="native-omml"/>
-    <omml sha256="90d6a7a9701a2e9f43b0738d7e3d4218b07674a51a81064b6a47e3364fbb1f27">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</omml>
-  </formula>
-  <formula id="9f4e6ddfa3244bf0941eba363ea37509" revision="0" storageMode="native-omml" schemaVersion="3">
+    <payload>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</payload>
+    <locator host="word" objectName="LSNO_74faf529ff9a474fa1eb22a8972feeb7" kind="native-omml"/>
+    <omml sha256="8131b82ba7819b7ecd1d53e68c0a50de11acdb126456aa76cef612a8ef78f7d5">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</omml>
+  </formula>
+  <formula id="b4a25844e2674c9db220d99d00157437" revision="0" storageMode="native-omml" schemaVersion="3">
     <latex>\int_0^1\int_0^1\int_0^1\int_0^1\int_0^1\int_0^1\int_0^1\int_0^1\int_0^1\int_0^1\int_0^1\int_0^1\int_0^1\int_0^1\int_0^1\int_0^1 f(x)\,dx\,dx\,dx\,dx\,dx\,dx\,dx\,dx\,dx\,dx\,dx\,dx\,dx\,dx\,dx\,dx</latex>
     <display>inline</display>
-    <payload>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</payload>
-    <locator host="word" objectName="LSNO_9f4e6ddfa3244bf0941eba363ea37509" kind="native-omml"/>
-    <omml sha256="f6d5eb61a827400450be90d2b08f25e91290e6410daa3c00c864a0b5fdb2995e">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</omml>
-  </formula>
-  <formula id="339469f8257f48ad95a622440d8c70ea" revision="0" storageMode="native-omml" schemaVersion="3">
+    <payload>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</payload>
+    <locator host="word" objectName="LSNO_b4a25844e2674c9db220d99d00157437" kind="native-omml"/>
+    <omml sha256="b59f979ab4db65dc49ffa7c60820d50cb39fd36d8536a42647d32f2a1d8289cf">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</omml>
+  </formula>
+  <formula id="1e51c1d8301b43d2a88ba6203be87afc" revision="0" storageMode="native-omml" schemaVersion="3">
     <latex>\int_0^1\int_0^1\int_0^1\int_0^1\int_0^1\int_0^1\int_0^1\int_0^1\int_0^1\int_0^1\int_0^1\int_0^1\int_0^1\int_0^1\int_0^1\int_0^1 f(x)\,dx\,dx\,dx\,dx\,dx\,dx\,dx\,dx\,dx\,dx\,dx\,dx\,dx\,dx\,dx\,dx</latex>
     <display>display</display>
-    <payload>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</payload>
-    <locator host="word" objectName="LSNO_339469f8257f48ad95a622440d8c70ea" kind="native-omml"/>
-    <omml sha256="f6d5eb61a827400450be90d2b08f25e91290e6410daa3c00c864a0b5fdb2995e">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</omml>
-  </formula>
-  <formula id="8662c9ce1ebd4fbb9a386e91a0928fe0" revision="0" storageMode="native-omml" schemaVersion="3">
+    <payload>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</payload>
+    <locator host="word" objectName="LSNO_1e51c1d8301b43d2a88ba6203be87afc" kind="native-omml"/>
+    <omml sha256="b59f979ab4db65dc49ffa7c60820d50cb39fd36d8536a42647d32f2a1d8289cf">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</omml>
+  </formula>
+  <formula id="559a10b6275e4bf3a590bd1ac57a9751" revision="0" storageMode="native-omml" schemaVersion="3">
     <latex>\int_0^1\int_0^1\int_0^1\int_0^1\int_0^1\int_0^1\int_0^1\int_0^1\int_0^1\int_0^1\int_0^1\int_0^1\int_0^1\int_0^1\int_0^1\int_0^1 f(x)\,dx\,dx\,dx\,dx\,dx\,dx\,dx\,dx\,dx\,dx\,dx\,dx\,dx\,dx\,dx\,dx</latex>
     <display>displayNumbered</display>
-    <payload>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</payload>
-    <locator host="word" objectName="LSNO_8662c9ce1ebd4fbb9a386e91a0928fe0" kind="native-omml"/>
-    <omml sha256="f6d5eb61a827400450be90d2b08f25e91290e6410daa3c00c864a0b5fdb2995e">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</omml>
-  </formula>
-  <formula id="7ffe257aada941f384bc76bacace1cdf" revision="0" storageMode="native-omml" schemaVersion="3">
+    <payload>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</payload>
+    <locator host="word" objectName="LSNO_559a10b6275e4bf3a590bd1ac57a9751" kind="native-omml"/>
+    <omml sha256="b59f979ab4db65dc49ffa7c60820d50cb39fd36d8536a42647d32f2a1d8289cf">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</omml>
+  </formula>
+  <formula id="809d0890fbac4729bf4a43091d92c969" revision="0" storageMode="native-omml" schemaVersion="3">
     <latex>\int_0^1\int_0^1\int_0^1\int_0^1\int_0^1\int_0^1\int_0^1\int_0^1\int_0^1\int_0^1\int_0^1\int_0^1\int_0^1\int_0^1\int_0^1\int_0^1\int_0^1\int_0^1\int_0^1\int_0^1\int_0^1\int_0^1\int_0^1\int_0^1\int_0^1\int_0^1\int_0^1\int_0^1\int_0^1\int_0^1\int_0^1\int_0^1 f(x)\,dx\,dx\,dx\,dx\,dx\,dx\,dx\,dx\,dx\,dx\,dx\,dx\,dx\,dx\,dx\,dx\,dx\,dx\,dx\,dx\,dx\,dx\,dx\,dx\,dx\,dx\,dx\,dx\,dx\,dx\,dx\,dx</latex>
     <display>inline</display>
-    <payload>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</payload>
-    <locator host="word" objectName="LSNO_7ffe257aada941f384bc76bacace1cdf" kind="native-omml"/>
-    <omml sha256="cf634a522a68147fd0635e83354a92e8d2bccf3133ae75f64a7259db08cafb03">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</omml>
-  </formula>
-  <formula id="dd60f7ac135e4e80aae942c9744a825c" revision="0" storageMode="native-omml" schemaVersion="3">
+    <payload>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</payload>
+    <locator host="word" objectName="LSNO_809d0890fbac4729bf4a43091d92c969" kind="native-omml"/>
+    <omml sha256="7799c1875e3decffcf5561a44a6ef91fe1fc267636341f2f7768875400224707">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</omml>
+  </formula>
+  <formula id="da3d790f2026461fbe2ace63a3447741" revision="0" storageMode="native-omml" schemaVersion="3">
     <latex>\int_0^1\int_0^1\int_0^1\int_0^1\int_0^1\int_0^1\int_0^1\int_0^1\int_0^1\int_0^1\int_0^1\int_0^1\int_0^1\int_0^1\int_0^1\int_0^1\int_0^1\int_0^1\int_0^1\int_0^1\int_0^1\int_0^1\int_0^1\int_0^1\int_0^1\int_0^1\int_0^1\int_0^1\int_0^1\int_0^1\int_0^1\int_0^1 f(x)\,dx\,dx\,dx\,dx\,dx\,dx\,dx\,dx\,dx\,dx\,dx\,dx\,dx\,dx\,dx\,dx\,dx\,dx\,dx\,dx\,dx\,dx\,dx\,dx\,dx\,dx\,dx\,dx\,dx\,dx\,dx\,dx</latex>
     <display>display</display>
-    <payload>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</payload>
-    <locator host="word" objectName="LSNO_dd60f7ac135e4e80aae942c9744a825c" kind="native-omml"/>
-    <omml sha256="cf634a522a68147fd0635e83354a92e8d2bccf3133ae75f64a7259db08cafb03">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</omml>
-  </formula>
-  <formula id="e71f5edf13794e6191bb1bcfd62f139a" revision="0" storageMode="native-omml" schemaVersion="3">
+    <payload>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</payload>
+    <locator host="word" objectName="LSNO_da3d790f2026461fbe2ace63a3447741" kind="native-omml"/>
+    <omml sha256="7799c1875e3decffcf5561a44a6ef91fe1fc267636341f2f7768875400224707">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</omml>
+  </formula>
+  <formula id="948ee5e859124b448e5257e1a866ff61" revision="0" storageMode="native-omml" schemaVersion="3">
     <latex>\int_0^1\int_0^1\int_0^1\int_0^1\int_0^1\int_0^1\int_0^1\int_0^1\int_0^1\int_0^1\int_0^1\int_0^1\int_0^1\int_0^1\int_0^1\int_0^1\int_0^1\int_0^1\int_0^1\int_0^1\int_0^1\int_0^1\int_0^1\int_0^1\int_0^1\int_0^1\int_0^1\int_0^1\int_0^1\int_0^1\int_0^1\int_0^1 f(x)\,dx\,dx\,dx\,dx\,dx\,dx\,dx\,dx\,dx\,dx\,dx\,dx\,dx\,dx\,dx\,dx\,dx\,dx\,dx\,dx\,dx\,dx\,dx\,dx\,dx\,dx\,dx\,dx\,dx\,dx\,dx\,dx</latex>
     <display>displayNumbered</display>
-    <payload>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</payload>
-    <locator host="word" objectName="LSNO_e71f5edf13794e6191bb1bcfd62f139a" kind="native-omml"/>
-    <omml sha256="cf634a522a68147fd0635e83354a92e8d2bccf3133ae75f64a7259db08cafb03">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</omml>
+    <payload>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</payload>
+    <locator host="word" objectName="LSNO_948ee5e859124b448e5257e1a866ff61" kind="native-omml"/>
+    <omml sha256="7799c1875e3decffcf5561a44a6ef91fe1fc267636341f2f7768875400224707">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</omml>
   </formula>
 </lsno:manifest>
 </file>
 
 <file path=customXml/itemProps1.xml><?xml version="1.0" encoding="utf-8"?>
-<ds:datastoreItem xmlns:ds="http://schemas.openxmlformats.org/officeDocument/2006/customXml" ds:itemID="{95B02DC9-4F5F-4B0D-A6BE-095EF327026E}">
+<ds:datastoreItem xmlns:ds="http://schemas.openxmlformats.org/officeDocument/2006/customXml" ds:itemID="{86FDF1FE-A457-4D60-82EF-806CF1812E6D}">
   <ds:schemaRefs>
     <ds:schemaRef ds:uri="urn:latexsnipper:office:objects:v3"/>
   </ds:schemaRefs>
